--- a/report/STEM_звіт_ІПЗ-31_1_варіант-6.docx
+++ b/report/STEM_звіт_ІПЗ-31_1_варіант-6.docx
@@ -130,7 +130,7 @@
       <w:pPr>
         <w:pStyle w:val="1"/>
       </w:pPr>
-      <w:bookmarkStart w:id="0" w:name="_Toc242731066"/>
+      <w:bookmarkStart w:id="0" w:name="_Toc242731720"/>
       <w:r>
         <w:lastRenderedPageBreak/>
         <w:t>ЗМІСТ</w:t>
@@ -156,7 +156,7 @@
       <w:r>
         <w:fldChar w:fldCharType="separate"/>
       </w:r>
-      <w:hyperlink w:anchor="_Toc242731066" w:history="1">
+      <w:hyperlink w:anchor="_Toc242731720" w:history="1">
         <w:r>
           <w:rPr>
             <w:rStyle w:val="affa"/>
@@ -184,7 +184,7 @@
             <w:noProof/>
             <w:webHidden/>
           </w:rPr>
-          <w:instrText xml:space="preserve"> PAGEREF _Toc242731066 \h </w:instrText>
+          <w:instrText xml:space="preserve"> PAGEREF _Toc242731720 \h </w:instrText>
         </w:r>
         <w:r>
           <w:rPr>
@@ -225,7 +225,7 @@
           <w:noProof/>
         </w:rPr>
       </w:pPr>
-      <w:hyperlink w:anchor="_Toc242731067" w:history="1">
+      <w:hyperlink w:anchor="_Toc242731721" w:history="1">
         <w:r>
           <w:rPr>
             <w:rStyle w:val="affa"/>
@@ -253,7 +253,7 @@
             <w:noProof/>
             <w:webHidden/>
           </w:rPr>
-          <w:instrText xml:space="preserve"> PAGEREF _Toc242731067 \h </w:instrText>
+          <w:instrText xml:space="preserve"> PAGEREF _Toc242731721 \h </w:instrText>
         </w:r>
         <w:r>
           <w:rPr>
@@ -294,7 +294,7 @@
           <w:noProof/>
         </w:rPr>
       </w:pPr>
-      <w:hyperlink w:anchor="_Toc242731068" w:history="1">
+      <w:hyperlink w:anchor="_Toc242731722" w:history="1">
         <w:r>
           <w:rPr>
             <w:rStyle w:val="affa"/>
@@ -322,7 +322,7 @@
             <w:noProof/>
             <w:webHidden/>
           </w:rPr>
-          <w:instrText xml:space="preserve"> PAGEREF _Toc242731068 \h </w:instrText>
+          <w:instrText xml:space="preserve"> PAGEREF _Toc242731722 \h </w:instrText>
         </w:r>
         <w:r>
           <w:rPr>
@@ -363,7 +363,7 @@
           <w:noProof/>
         </w:rPr>
       </w:pPr>
-      <w:hyperlink w:anchor="_Toc242731069" w:history="1">
+      <w:hyperlink w:anchor="_Toc242731723" w:history="1">
         <w:r>
           <w:rPr>
             <w:rStyle w:val="affa"/>
@@ -391,7 +391,7 @@
             <w:noProof/>
             <w:webHidden/>
           </w:rPr>
-          <w:instrText xml:space="preserve"> PAGEREF _Toc242731069 \h </w:instrText>
+          <w:instrText xml:space="preserve"> PAGEREF _Toc242731723 \h </w:instrText>
         </w:r>
         <w:r>
           <w:rPr>
@@ -432,7 +432,7 @@
           <w:noProof/>
         </w:rPr>
       </w:pPr>
-      <w:hyperlink w:anchor="_Toc242731070" w:history="1">
+      <w:hyperlink w:anchor="_Toc242731724" w:history="1">
         <w:r>
           <w:rPr>
             <w:rStyle w:val="affa"/>
@@ -460,7 +460,7 @@
             <w:noProof/>
             <w:webHidden/>
           </w:rPr>
-          <w:instrText xml:space="preserve"> PAGEREF _Toc242731070 \h </w:instrText>
+          <w:instrText xml:space="preserve"> PAGEREF _Toc242731724 \h </w:instrText>
         </w:r>
         <w:r>
           <w:rPr>
@@ -501,7 +501,7 @@
           <w:noProof/>
         </w:rPr>
       </w:pPr>
-      <w:hyperlink w:anchor="_Toc242731071" w:history="1">
+      <w:hyperlink w:anchor="_Toc242731725" w:history="1">
         <w:r>
           <w:rPr>
             <w:rStyle w:val="affa"/>
@@ -529,7 +529,7 @@
             <w:noProof/>
             <w:webHidden/>
           </w:rPr>
-          <w:instrText xml:space="preserve"> PAGEREF _Toc242731071 \h </w:instrText>
+          <w:instrText xml:space="preserve"> PAGEREF _Toc242731725 \h </w:instrText>
         </w:r>
         <w:r>
           <w:rPr>
@@ -570,7 +570,7 @@
           <w:noProof/>
         </w:rPr>
       </w:pPr>
-      <w:hyperlink w:anchor="_Toc242731072" w:history="1">
+      <w:hyperlink w:anchor="_Toc242731726" w:history="1">
         <w:r>
           <w:rPr>
             <w:rStyle w:val="affa"/>
@@ -598,7 +598,7 @@
             <w:noProof/>
             <w:webHidden/>
           </w:rPr>
-          <w:instrText xml:space="preserve"> PAGEREF _Toc242731072 \h </w:instrText>
+          <w:instrText xml:space="preserve"> PAGEREF _Toc242731726 \h </w:instrText>
         </w:r>
         <w:r>
           <w:rPr>
@@ -639,7 +639,7 @@
           <w:noProof/>
         </w:rPr>
       </w:pPr>
-      <w:hyperlink w:anchor="_Toc242731073" w:history="1">
+      <w:hyperlink w:anchor="_Toc242731727" w:history="1">
         <w:r>
           <w:rPr>
             <w:rStyle w:val="affa"/>
@@ -667,7 +667,7 @@
             <w:noProof/>
             <w:webHidden/>
           </w:rPr>
-          <w:instrText xml:space="preserve"> PAGEREF _Toc242731073 \h </w:instrText>
+          <w:instrText xml:space="preserve"> PAGEREF _Toc242731727 \h </w:instrText>
         </w:r>
         <w:r>
           <w:rPr>
@@ -708,7 +708,7 @@
           <w:noProof/>
         </w:rPr>
       </w:pPr>
-      <w:hyperlink w:anchor="_Toc242731074" w:history="1">
+      <w:hyperlink w:anchor="_Toc242731728" w:history="1">
         <w:r>
           <w:rPr>
             <w:rStyle w:val="affa"/>
@@ -736,7 +736,7 @@
             <w:noProof/>
             <w:webHidden/>
           </w:rPr>
-          <w:instrText xml:space="preserve"> PAGEREF _Toc242731074 \h </w:instrText>
+          <w:instrText xml:space="preserve"> PAGEREF _Toc242731728 \h </w:instrText>
         </w:r>
         <w:r>
           <w:rPr>
@@ -777,7 +777,7 @@
           <w:noProof/>
         </w:rPr>
       </w:pPr>
-      <w:hyperlink w:anchor="_Toc242731075" w:history="1">
+      <w:hyperlink w:anchor="_Toc242731729" w:history="1">
         <w:r>
           <w:rPr>
             <w:rStyle w:val="affa"/>
@@ -805,7 +805,7 @@
             <w:noProof/>
             <w:webHidden/>
           </w:rPr>
-          <w:instrText xml:space="preserve"> PAGEREF _Toc242731075 \h </w:instrText>
+          <w:instrText xml:space="preserve"> PAGEREF _Toc242731729 \h </w:instrText>
         </w:r>
         <w:r>
           <w:rPr>
@@ -846,7 +846,7 @@
           <w:noProof/>
         </w:rPr>
       </w:pPr>
-      <w:hyperlink w:anchor="_Toc242731076" w:history="1">
+      <w:hyperlink w:anchor="_Toc242731730" w:history="1">
         <w:r>
           <w:rPr>
             <w:rStyle w:val="affa"/>
@@ -874,7 +874,7 @@
             <w:noProof/>
             <w:webHidden/>
           </w:rPr>
-          <w:instrText xml:space="preserve"> PAGEREF _Toc242731076 \h </w:instrText>
+          <w:instrText xml:space="preserve"> PAGEREF _Toc242731730 \h </w:instrText>
         </w:r>
         <w:r>
           <w:rPr>
@@ -915,7 +915,7 @@
           <w:noProof/>
         </w:rPr>
       </w:pPr>
-      <w:hyperlink w:anchor="_Toc242731077" w:history="1">
+      <w:hyperlink w:anchor="_Toc242731731" w:history="1">
         <w:r>
           <w:rPr>
             <w:rStyle w:val="affa"/>
@@ -943,7 +943,7 @@
             <w:noProof/>
             <w:webHidden/>
           </w:rPr>
-          <w:instrText xml:space="preserve"> PAGEREF _Toc242731077 \h </w:instrText>
+          <w:instrText xml:space="preserve"> PAGEREF _Toc242731731 \h </w:instrText>
         </w:r>
         <w:r>
           <w:rPr>
@@ -984,7 +984,7 @@
           <w:noProof/>
         </w:rPr>
       </w:pPr>
-      <w:hyperlink w:anchor="_Toc242731078" w:history="1">
+      <w:hyperlink w:anchor="_Toc242731732" w:history="1">
         <w:r>
           <w:rPr>
             <w:rStyle w:val="affa"/>
@@ -1012,7 +1012,7 @@
             <w:noProof/>
             <w:webHidden/>
           </w:rPr>
-          <w:instrText xml:space="preserve"> PAGEREF _Toc242731078 \h </w:instrText>
+          <w:instrText xml:space="preserve"> PAGEREF _Toc242731732 \h </w:instrText>
         </w:r>
         <w:r>
           <w:rPr>
@@ -1053,7 +1053,7 @@
           <w:noProof/>
         </w:rPr>
       </w:pPr>
-      <w:hyperlink w:anchor="_Toc242731079" w:history="1">
+      <w:hyperlink w:anchor="_Toc242731733" w:history="1">
         <w:r>
           <w:rPr>
             <w:rStyle w:val="affa"/>
@@ -1081,7 +1081,7 @@
             <w:noProof/>
             <w:webHidden/>
           </w:rPr>
-          <w:instrText xml:space="preserve"> PAGEREF _Toc242731079 \h </w:instrText>
+          <w:instrText xml:space="preserve"> PAGEREF _Toc242731733 \h </w:instrText>
         </w:r>
         <w:r>
           <w:rPr>
@@ -1122,7 +1122,7 @@
           <w:noProof/>
         </w:rPr>
       </w:pPr>
-      <w:hyperlink w:anchor="_Toc242731080" w:history="1">
+      <w:hyperlink w:anchor="_Toc242731734" w:history="1">
         <w:r>
           <w:rPr>
             <w:rStyle w:val="affa"/>
@@ -1150,7 +1150,7 @@
             <w:noProof/>
             <w:webHidden/>
           </w:rPr>
-          <w:instrText xml:space="preserve"> PAGEREF _Toc242731080 \h </w:instrText>
+          <w:instrText xml:space="preserve"> PAGEREF _Toc242731734 \h </w:instrText>
         </w:r>
         <w:r>
           <w:rPr>
@@ -1191,7 +1191,7 @@
           <w:noProof/>
         </w:rPr>
       </w:pPr>
-      <w:hyperlink w:anchor="_Toc242731081" w:history="1">
+      <w:hyperlink w:anchor="_Toc242731735" w:history="1">
         <w:r>
           <w:rPr>
             <w:rStyle w:val="affa"/>
@@ -1219,7 +1219,7 @@
             <w:noProof/>
             <w:webHidden/>
           </w:rPr>
-          <w:instrText xml:space="preserve"> PAGEREF _Toc242731081 \h </w:instrText>
+          <w:instrText xml:space="preserve"> PAGEREF _Toc242731735 \h </w:instrText>
         </w:r>
         <w:r>
           <w:rPr>
@@ -1260,7 +1260,7 @@
           <w:noProof/>
         </w:rPr>
       </w:pPr>
-      <w:hyperlink w:anchor="_Toc242731082" w:history="1">
+      <w:hyperlink w:anchor="_Toc242731736" w:history="1">
         <w:r>
           <w:rPr>
             <w:rStyle w:val="affa"/>
@@ -1288,7 +1288,7 @@
             <w:noProof/>
             <w:webHidden/>
           </w:rPr>
-          <w:instrText xml:space="preserve"> PAGEREF _Toc242731082 \h </w:instrText>
+          <w:instrText xml:space="preserve"> PAGEREF _Toc242731736 \h </w:instrText>
         </w:r>
         <w:r>
           <w:rPr>
@@ -1329,7 +1329,7 @@
           <w:noProof/>
         </w:rPr>
       </w:pPr>
-      <w:hyperlink w:anchor="_Toc242731083" w:history="1">
+      <w:hyperlink w:anchor="_Toc242731737" w:history="1">
         <w:r>
           <w:rPr>
             <w:rStyle w:val="affa"/>
@@ -1357,7 +1357,7 @@
             <w:noProof/>
             <w:webHidden/>
           </w:rPr>
-          <w:instrText xml:space="preserve"> PAGEREF _Toc242731083 \h </w:instrText>
+          <w:instrText xml:space="preserve"> PAGEREF _Toc242731737 \h </w:instrText>
         </w:r>
         <w:r>
           <w:rPr>
@@ -1398,7 +1398,7 @@
           <w:noProof/>
         </w:rPr>
       </w:pPr>
-      <w:hyperlink w:anchor="_Toc242731084" w:history="1">
+      <w:hyperlink w:anchor="_Toc242731738" w:history="1">
         <w:r>
           <w:rPr>
             <w:rStyle w:val="affa"/>
@@ -1426,7 +1426,7 @@
             <w:noProof/>
             <w:webHidden/>
           </w:rPr>
-          <w:instrText xml:space="preserve"> PAGEREF _Toc242731084 \h </w:instrText>
+          <w:instrText xml:space="preserve"> PAGEREF _Toc242731738 \h </w:instrText>
         </w:r>
         <w:r>
           <w:rPr>
@@ -1467,7 +1467,7 @@
           <w:noProof/>
         </w:rPr>
       </w:pPr>
-      <w:hyperlink w:anchor="_Toc242731085" w:history="1">
+      <w:hyperlink w:anchor="_Toc242731739" w:history="1">
         <w:r>
           <w:rPr>
             <w:rStyle w:val="affa"/>
@@ -1495,7 +1495,7 @@
             <w:noProof/>
             <w:webHidden/>
           </w:rPr>
-          <w:instrText xml:space="preserve"> PAGEREF _Toc242731085 \h </w:instrText>
+          <w:instrText xml:space="preserve"> PAGEREF _Toc242731739 \h </w:instrText>
         </w:r>
         <w:r>
           <w:rPr>
@@ -1536,7 +1536,7 @@
           <w:noProof/>
         </w:rPr>
       </w:pPr>
-      <w:hyperlink w:anchor="_Toc242731086" w:history="1">
+      <w:hyperlink w:anchor="_Toc242731740" w:history="1">
         <w:r>
           <w:rPr>
             <w:rStyle w:val="affa"/>
@@ -1564,7 +1564,7 @@
             <w:noProof/>
             <w:webHidden/>
           </w:rPr>
-          <w:instrText xml:space="preserve"> PAGEREF _Toc242731086 \h </w:instrText>
+          <w:instrText xml:space="preserve"> PAGEREF _Toc242731740 \h </w:instrText>
         </w:r>
         <w:r>
           <w:rPr>
@@ -1584,7 +1584,7 @@
             <w:noProof/>
             <w:webHidden/>
           </w:rPr>
-          <w:t>16</w:t>
+          <w:t>17</w:t>
         </w:r>
         <w:r>
           <w:rPr>
@@ -1605,7 +1605,7 @@
           <w:noProof/>
         </w:rPr>
       </w:pPr>
-      <w:hyperlink w:anchor="_Toc242731087" w:history="1">
+      <w:hyperlink w:anchor="_Toc242731741" w:history="1">
         <w:r>
           <w:rPr>
             <w:rStyle w:val="affa"/>
@@ -1633,7 +1633,7 @@
             <w:noProof/>
             <w:webHidden/>
           </w:rPr>
-          <w:instrText xml:space="preserve"> PAGEREF _Toc242731087 \h </w:instrText>
+          <w:instrText xml:space="preserve"> PAGEREF _Toc242731741 \h </w:instrText>
         </w:r>
         <w:r>
           <w:rPr>
@@ -1653,7 +1653,7 @@
             <w:noProof/>
             <w:webHidden/>
           </w:rPr>
-          <w:t>17</w:t>
+          <w:t>18</w:t>
         </w:r>
         <w:r>
           <w:rPr>
@@ -1674,7 +1674,7 @@
           <w:noProof/>
         </w:rPr>
       </w:pPr>
-      <w:hyperlink w:anchor="_Toc242731088" w:history="1">
+      <w:hyperlink w:anchor="_Toc242731742" w:history="1">
         <w:r>
           <w:rPr>
             <w:rStyle w:val="affa"/>
@@ -1702,7 +1702,7 @@
             <w:noProof/>
             <w:webHidden/>
           </w:rPr>
-          <w:instrText xml:space="preserve"> PAGEREF _Toc242731088 \h </w:instrText>
+          <w:instrText xml:space="preserve"> PAGEREF _Toc242731742 \h </w:instrText>
         </w:r>
         <w:r>
           <w:rPr>
@@ -1743,7 +1743,7 @@
           <w:noProof/>
         </w:rPr>
       </w:pPr>
-      <w:hyperlink w:anchor="_Toc242731089" w:history="1">
+      <w:hyperlink w:anchor="_Toc242731743" w:history="1">
         <w:r>
           <w:rPr>
             <w:rStyle w:val="affa"/>
@@ -1771,7 +1771,7 @@
             <w:noProof/>
             <w:webHidden/>
           </w:rPr>
-          <w:instrText xml:space="preserve"> PAGEREF _Toc242731089 \h </w:instrText>
+          <w:instrText xml:space="preserve"> PAGEREF _Toc242731743 \h </w:instrText>
         </w:r>
         <w:r>
           <w:rPr>
@@ -1791,7 +1791,7 @@
             <w:noProof/>
             <w:webHidden/>
           </w:rPr>
-          <w:t>18</w:t>
+          <w:t>19</w:t>
         </w:r>
         <w:r>
           <w:rPr>
@@ -1812,7 +1812,7 @@
           <w:noProof/>
         </w:rPr>
       </w:pPr>
-      <w:hyperlink w:anchor="_Toc242731090" w:history="1">
+      <w:hyperlink w:anchor="_Toc242731744" w:history="1">
         <w:r>
           <w:rPr>
             <w:rStyle w:val="affa"/>
@@ -1840,7 +1840,7 @@
             <w:noProof/>
             <w:webHidden/>
           </w:rPr>
-          <w:instrText xml:space="preserve"> PAGEREF _Toc242731090 \h </w:instrText>
+          <w:instrText xml:space="preserve"> PAGEREF _Toc242731744 \h </w:instrText>
         </w:r>
         <w:r>
           <w:rPr>
@@ -1860,7 +1860,7 @@
             <w:noProof/>
             <w:webHidden/>
           </w:rPr>
-          <w:t>21</w:t>
+          <w:t>22</w:t>
         </w:r>
         <w:r>
           <w:rPr>
@@ -1881,7 +1881,7 @@
           <w:noProof/>
         </w:rPr>
       </w:pPr>
-      <w:hyperlink w:anchor="_Toc242731091" w:history="1">
+      <w:hyperlink w:anchor="_Toc242731745" w:history="1">
         <w:r>
           <w:rPr>
             <w:rStyle w:val="affa"/>
@@ -1909,7 +1909,7 @@
             <w:noProof/>
             <w:webHidden/>
           </w:rPr>
-          <w:instrText xml:space="preserve"> PAGEREF _Toc242731091 \h </w:instrText>
+          <w:instrText xml:space="preserve"> PAGEREF _Toc242731745 \h </w:instrText>
         </w:r>
         <w:r>
           <w:rPr>
@@ -1929,7 +1929,7 @@
             <w:noProof/>
             <w:webHidden/>
           </w:rPr>
-          <w:t>22</w:t>
+          <w:t>23</w:t>
         </w:r>
         <w:r>
           <w:rPr>
@@ -1950,7 +1950,7 @@
           <w:noProof/>
         </w:rPr>
       </w:pPr>
-      <w:hyperlink w:anchor="_Toc242731092" w:history="1">
+      <w:hyperlink w:anchor="_Toc242731746" w:history="1">
         <w:r>
           <w:rPr>
             <w:rStyle w:val="affa"/>
@@ -1978,7 +1978,7 @@
             <w:noProof/>
             <w:webHidden/>
           </w:rPr>
-          <w:instrText xml:space="preserve"> PAGEREF _Toc242731092 \h </w:instrText>
+          <w:instrText xml:space="preserve"> PAGEREF _Toc242731746 \h </w:instrText>
         </w:r>
         <w:r>
           <w:rPr>
@@ -1998,7 +1998,7 @@
             <w:noProof/>
             <w:webHidden/>
           </w:rPr>
-          <w:t>22</w:t>
+          <w:t>23</w:t>
         </w:r>
         <w:r>
           <w:rPr>
@@ -2019,7 +2019,7 @@
           <w:noProof/>
         </w:rPr>
       </w:pPr>
-      <w:hyperlink w:anchor="_Toc242731093" w:history="1">
+      <w:hyperlink w:anchor="_Toc242731747" w:history="1">
         <w:r>
           <w:rPr>
             <w:rStyle w:val="affa"/>
@@ -2047,7 +2047,7 @@
             <w:noProof/>
             <w:webHidden/>
           </w:rPr>
-          <w:instrText xml:space="preserve"> PAGEREF _Toc242731093 \h </w:instrText>
+          <w:instrText xml:space="preserve"> PAGEREF _Toc242731747 \h </w:instrText>
         </w:r>
         <w:r>
           <w:rPr>
@@ -2067,7 +2067,7 @@
             <w:noProof/>
             <w:webHidden/>
           </w:rPr>
-          <w:t>22</w:t>
+          <w:t>23</w:t>
         </w:r>
         <w:r>
           <w:rPr>
@@ -2088,7 +2088,7 @@
           <w:noProof/>
         </w:rPr>
       </w:pPr>
-      <w:hyperlink w:anchor="_Toc242731094" w:history="1">
+      <w:hyperlink w:anchor="_Toc242731748" w:history="1">
         <w:r>
           <w:rPr>
             <w:rStyle w:val="affa"/>
@@ -2116,7 +2116,7 @@
             <w:noProof/>
             <w:webHidden/>
           </w:rPr>
-          <w:instrText xml:space="preserve"> PAGEREF _Toc242731094 \h </w:instrText>
+          <w:instrText xml:space="preserve"> PAGEREF _Toc242731748 \h </w:instrText>
         </w:r>
         <w:r>
           <w:rPr>
@@ -2136,7 +2136,7 @@
             <w:noProof/>
             <w:webHidden/>
           </w:rPr>
-          <w:t>22</w:t>
+          <w:t>23</w:t>
         </w:r>
         <w:r>
           <w:rPr>
@@ -2157,7 +2157,7 @@
           <w:noProof/>
         </w:rPr>
       </w:pPr>
-      <w:hyperlink w:anchor="_Toc242731095" w:history="1">
+      <w:hyperlink w:anchor="_Toc242731749" w:history="1">
         <w:r>
           <w:rPr>
             <w:rStyle w:val="affa"/>
@@ -2185,7 +2185,7 @@
             <w:noProof/>
             <w:webHidden/>
           </w:rPr>
-          <w:instrText xml:space="preserve"> PAGEREF _Toc242731095 \h </w:instrText>
+          <w:instrText xml:space="preserve"> PAGEREF _Toc242731749 \h </w:instrText>
         </w:r>
         <w:r>
           <w:rPr>
@@ -2205,7 +2205,7 @@
             <w:noProof/>
             <w:webHidden/>
           </w:rPr>
-          <w:t>23</w:t>
+          <w:t>24</w:t>
         </w:r>
         <w:r>
           <w:rPr>
@@ -2226,7 +2226,7 @@
           <w:noProof/>
         </w:rPr>
       </w:pPr>
-      <w:hyperlink w:anchor="_Toc242731096" w:history="1">
+      <w:hyperlink w:anchor="_Toc242731750" w:history="1">
         <w:r>
           <w:rPr>
             <w:rStyle w:val="affa"/>
@@ -2254,7 +2254,7 @@
             <w:noProof/>
             <w:webHidden/>
           </w:rPr>
-          <w:instrText xml:space="preserve"> PAGEREF _Toc242731096 \h </w:instrText>
+          <w:instrText xml:space="preserve"> PAGEREF _Toc242731750 \h </w:instrText>
         </w:r>
         <w:r>
           <w:rPr>
@@ -2274,7 +2274,7 @@
             <w:noProof/>
             <w:webHidden/>
           </w:rPr>
-          <w:t>23</w:t>
+          <w:t>24</w:t>
         </w:r>
         <w:r>
           <w:rPr>
@@ -2295,7 +2295,7 @@
           <w:noProof/>
         </w:rPr>
       </w:pPr>
-      <w:hyperlink w:anchor="_Toc242731097" w:history="1">
+      <w:hyperlink w:anchor="_Toc242731751" w:history="1">
         <w:r>
           <w:rPr>
             <w:rStyle w:val="affa"/>
@@ -2323,7 +2323,7 @@
             <w:noProof/>
             <w:webHidden/>
           </w:rPr>
-          <w:instrText xml:space="preserve"> PAGEREF _Toc242731097 \h </w:instrText>
+          <w:instrText xml:space="preserve"> PAGEREF _Toc242731751 \h </w:instrText>
         </w:r>
         <w:r>
           <w:rPr>
@@ -2343,7 +2343,7 @@
             <w:noProof/>
             <w:webHidden/>
           </w:rPr>
-          <w:t>23</w:t>
+          <w:t>24</w:t>
         </w:r>
         <w:r>
           <w:rPr>
@@ -2364,7 +2364,7 @@
           <w:noProof/>
         </w:rPr>
       </w:pPr>
-      <w:hyperlink w:anchor="_Toc242731098" w:history="1">
+      <w:hyperlink w:anchor="_Toc242731752" w:history="1">
         <w:r>
           <w:rPr>
             <w:rStyle w:val="affa"/>
@@ -2392,7 +2392,7 @@
             <w:noProof/>
             <w:webHidden/>
           </w:rPr>
-          <w:instrText xml:space="preserve"> PAGEREF _Toc242731098 \h </w:instrText>
+          <w:instrText xml:space="preserve"> PAGEREF _Toc242731752 \h </w:instrText>
         </w:r>
         <w:r>
           <w:rPr>
@@ -2412,7 +2412,7 @@
             <w:noProof/>
             <w:webHidden/>
           </w:rPr>
-          <w:t>24</w:t>
+          <w:t>25</w:t>
         </w:r>
         <w:r>
           <w:rPr>
@@ -2433,7 +2433,7 @@
           <w:noProof/>
         </w:rPr>
       </w:pPr>
-      <w:hyperlink w:anchor="_Toc242731099" w:history="1">
+      <w:hyperlink w:anchor="_Toc242731753" w:history="1">
         <w:r>
           <w:rPr>
             <w:rStyle w:val="affa"/>
@@ -2461,7 +2461,7 @@
             <w:noProof/>
             <w:webHidden/>
           </w:rPr>
-          <w:instrText xml:space="preserve"> PAGEREF _Toc242731099 \h </w:instrText>
+          <w:instrText xml:space="preserve"> PAGEREF _Toc242731753 \h </w:instrText>
         </w:r>
         <w:r>
           <w:rPr>
@@ -2481,7 +2481,7 @@
             <w:noProof/>
             <w:webHidden/>
           </w:rPr>
-          <w:t>24</w:t>
+          <w:t>25</w:t>
         </w:r>
         <w:r>
           <w:rPr>
@@ -2502,7 +2502,7 @@
           <w:noProof/>
         </w:rPr>
       </w:pPr>
-      <w:hyperlink w:anchor="_Toc242731100" w:history="1">
+      <w:hyperlink w:anchor="_Toc242731754" w:history="1">
         <w:r>
           <w:rPr>
             <w:rStyle w:val="affa"/>
@@ -2530,7 +2530,7 @@
             <w:noProof/>
             <w:webHidden/>
           </w:rPr>
-          <w:instrText xml:space="preserve"> PAGEREF _Toc242731100 \h </w:instrText>
+          <w:instrText xml:space="preserve"> PAGEREF _Toc242731754 \h </w:instrText>
         </w:r>
         <w:r>
           <w:rPr>
@@ -2550,7 +2550,7 @@
             <w:noProof/>
             <w:webHidden/>
           </w:rPr>
-          <w:t>25</w:t>
+          <w:t>26</w:t>
         </w:r>
         <w:r>
           <w:rPr>
@@ -2571,7 +2571,7 @@
           <w:noProof/>
         </w:rPr>
       </w:pPr>
-      <w:hyperlink w:anchor="_Toc242731101" w:history="1">
+      <w:hyperlink w:anchor="_Toc242731755" w:history="1">
         <w:r>
           <w:rPr>
             <w:rStyle w:val="affa"/>
@@ -2599,7 +2599,7 @@
             <w:noProof/>
             <w:webHidden/>
           </w:rPr>
-          <w:instrText xml:space="preserve"> PAGEREF _Toc242731101 \h </w:instrText>
+          <w:instrText xml:space="preserve"> PAGEREF _Toc242731755 \h </w:instrText>
         </w:r>
         <w:r>
           <w:rPr>
@@ -2619,7 +2619,7 @@
             <w:noProof/>
             <w:webHidden/>
           </w:rPr>
-          <w:t>33</w:t>
+          <w:t>35</w:t>
         </w:r>
         <w:r>
           <w:rPr>
@@ -2647,7 +2647,7 @@
       <w:pPr>
         <w:pStyle w:val="1"/>
       </w:pPr>
-      <w:bookmarkStart w:id="1" w:name="_Toc242731067"/>
+      <w:bookmarkStart w:id="1" w:name="_Toc242731721"/>
       <w:r>
         <w:lastRenderedPageBreak/>
         <w:t>ВСТУП</w:t>
@@ -2683,7 +2683,7 @@
       <w:pPr>
         <w:pStyle w:val="1"/>
       </w:pPr>
-      <w:bookmarkStart w:id="2" w:name="_Toc242731068"/>
+      <w:bookmarkStart w:id="2" w:name="_Toc242731722"/>
       <w:r>
         <w:lastRenderedPageBreak/>
         <w:t>РОЗДІЛ 1. ПРОЄКТУВАННЯ ПРОГРАМНОГО ПРОДУКТУ</w:t>
@@ -2704,7 +2704,7 @@
       <w:pPr>
         <w:pStyle w:val="21"/>
       </w:pPr>
-      <w:bookmarkStart w:id="3" w:name="_Toc242731069"/>
+      <w:bookmarkStart w:id="3" w:name="_Toc242731723"/>
       <w:r>
         <w:t>1.1. Діаграма користувача (user flow)</w:t>
       </w:r>
@@ -2720,7 +2720,7 @@
           <w:noProof/>
         </w:rPr>
         <w:drawing>
-          <wp:inline distT="0" distB="0" distL="0" distR="0" wp14:anchorId="603C73C4" wp14:editId="0A321493">
+          <wp:inline distT="0" distB="0" distL="0" distR="0" wp14:anchorId="4A7EB473" wp14:editId="79DD81A1">
             <wp:extent cx="4320000" cy="5505641"/>
             <wp:effectExtent l="0" t="0" r="0" b="0"/>
             <wp:docPr id="1" name="Picture 1"/>
@@ -2906,7 +2906,7 @@
       <w:pPr>
         <w:pStyle w:val="21"/>
       </w:pPr>
-      <w:bookmarkStart w:id="4" w:name="_Toc242731070"/>
+      <w:bookmarkStart w:id="4" w:name="_Toc242731724"/>
       <w:r>
         <w:lastRenderedPageBreak/>
         <w:t>1.2. Діаграма станів елемента «Перерахувати прогноз»</w:t>
@@ -2923,7 +2923,7 @@
           <w:noProof/>
         </w:rPr>
         <w:drawing>
-          <wp:inline distT="0" distB="0" distL="0" distR="0" wp14:anchorId="3E4C143C" wp14:editId="07B10A8E">
+          <wp:inline distT="0" distB="0" distL="0" distR="0" wp14:anchorId="41C3063C" wp14:editId="71D2F24D">
             <wp:extent cx="5940000" cy="4201021"/>
             <wp:effectExtent l="0" t="0" r="0" b="0"/>
             <wp:docPr id="2" name="Picture 2"/>
@@ -3171,7 +3171,7 @@
       <w:pPr>
         <w:pStyle w:val="21"/>
       </w:pPr>
-      <w:bookmarkStart w:id="5" w:name="_Toc242731071"/>
+      <w:bookmarkStart w:id="5" w:name="_Toc242731725"/>
       <w:r>
         <w:t>1.3. Діаграма станів панелі списку замовлень</w:t>
       </w:r>
@@ -3187,7 +3187,7 @@
           <w:noProof/>
         </w:rPr>
         <w:drawing>
-          <wp:inline distT="0" distB="0" distL="0" distR="0" wp14:anchorId="2DEEAB60" wp14:editId="383147C9">
+          <wp:inline distT="0" distB="0" distL="0" distR="0" wp14:anchorId="44A67141" wp14:editId="40539910">
             <wp:extent cx="5940000" cy="4442042"/>
             <wp:effectExtent l="0" t="0" r="0" b="0"/>
             <wp:docPr id="3" name="Picture 3"/>
@@ -3363,7 +3363,7 @@
       <w:pPr>
         <w:pStyle w:val="21"/>
       </w:pPr>
-      <w:bookmarkStart w:id="6" w:name="_Toc242731072"/>
+      <w:bookmarkStart w:id="6" w:name="_Toc242731726"/>
       <w:r>
         <w:t>1.4. Що ще входить у Розділ 1 (за вимогами PDF)</w:t>
       </w:r>
@@ -3417,7 +3417,7 @@
       <w:pPr>
         <w:pStyle w:val="21"/>
       </w:pPr>
-      <w:bookmarkStart w:id="7" w:name="_Toc242731073"/>
+      <w:bookmarkStart w:id="7" w:name="_Toc242731727"/>
       <w:r>
         <w:t>Список рисунків розділу</w:t>
       </w:r>
@@ -3663,7 +3663,7 @@
       <w:pPr>
         <w:pStyle w:val="1"/>
       </w:pPr>
-      <w:bookmarkStart w:id="8" w:name="_Toc242731074"/>
+      <w:bookmarkStart w:id="8" w:name="_Toc242731728"/>
       <w:r>
         <w:t>РОЗДІЛ 2. ПРОГРАМНА РЕАЛІЗАЦІЯ</w:t>
       </w:r>
@@ -3683,7 +3683,7 @@
       <w:pPr>
         <w:pStyle w:val="21"/>
       </w:pPr>
-      <w:bookmarkStart w:id="9" w:name="_Toc242731075"/>
+      <w:bookmarkStart w:id="9" w:name="_Toc242731729"/>
       <w:r>
         <w:t>2.1. Інструменти та бібліотеки</w:t>
       </w:r>
@@ -4326,7 +4326,7 @@
       <w:pPr>
         <w:pStyle w:val="21"/>
       </w:pPr>
-      <w:bookmarkStart w:id="10" w:name="_Toc242731076"/>
+      <w:bookmarkStart w:id="10" w:name="_Toc242731730"/>
       <w:r>
         <w:t>2.2. Архітектура застосунку</w:t>
       </w:r>
@@ -4477,7 +4477,7 @@
       <w:pPr>
         <w:pStyle w:val="21"/>
       </w:pPr>
-      <w:bookmarkStart w:id="11" w:name="_Toc242731077"/>
+      <w:bookmarkStart w:id="11" w:name="_Toc242731731"/>
       <w:r>
         <w:t>2.3. Прийоми реалізації</w:t>
       </w:r>
@@ -4878,7 +4878,7 @@
       <w:pPr>
         <w:pStyle w:val="21"/>
       </w:pPr>
-      <w:bookmarkStart w:id="12" w:name="_Toc242731078"/>
+      <w:bookmarkStart w:id="12" w:name="_Toc242731732"/>
       <w:r>
         <w:t>2.4. Ключові технічні рішення та їх обґрунтування</w:t>
       </w:r>
@@ -4973,7 +4973,7 @@
       <w:pPr>
         <w:pStyle w:val="21"/>
       </w:pPr>
-      <w:bookmarkStart w:id="13" w:name="_Toc242731079"/>
+      <w:bookmarkStart w:id="13" w:name="_Toc242731733"/>
       <w:r>
         <w:t>2.5. Відомі обмеження та крайні випадки</w:t>
       </w:r>
@@ -5040,7 +5040,7 @@
       <w:pPr>
         <w:pStyle w:val="21"/>
       </w:pPr>
-      <w:bookmarkStart w:id="14" w:name="_Toc242731080"/>
+      <w:bookmarkStart w:id="14" w:name="_Toc242731734"/>
       <w:r>
         <w:t>2.6. Посилання на програмний код (Git)</w:t>
       </w:r>
@@ -5113,7 +5113,7 @@
       <w:pPr>
         <w:pStyle w:val="21"/>
       </w:pPr>
-      <w:bookmarkStart w:id="15" w:name="_Toc242731081"/>
+      <w:bookmarkStart w:id="15" w:name="_Toc242731735"/>
       <w:r>
         <w:t>2.7. Як запустити</w:t>
       </w:r>
@@ -5223,7 +5223,7 @@
       <w:pPr>
         <w:pStyle w:val="1"/>
       </w:pPr>
-      <w:bookmarkStart w:id="16" w:name="_Toc242731082"/>
+      <w:bookmarkStart w:id="16" w:name="_Toc242731736"/>
       <w:r>
         <w:t>РОЗДІЛ 3. КЕРІВНИЦТВО КОРИСТУВАЧА (USER GUIDE)</w:t>
       </w:r>
@@ -5238,7 +5238,7 @@
       <w:pPr>
         <w:pStyle w:val="21"/>
       </w:pPr>
-      <w:bookmarkStart w:id="17" w:name="_Toc242731083"/>
+      <w:bookmarkStart w:id="17" w:name="_Toc242731737"/>
       <w:r>
         <w:t>3.1. Вступ</w:t>
       </w:r>
@@ -5335,7 +5335,7 @@
       <w:pPr>
         <w:pStyle w:val="21"/>
       </w:pPr>
-      <w:bookmarkStart w:id="18" w:name="_Toc242731084"/>
+      <w:bookmarkStart w:id="18" w:name="_Toc242731738"/>
       <w:r>
         <w:t>3.2. Швидкий старт (Quick Start)</w:t>
       </w:r>
@@ -5712,7 +5712,7 @@
       <w:pPr>
         <w:pStyle w:val="21"/>
       </w:pPr>
-      <w:bookmarkStart w:id="19" w:name="_Toc242731085"/>
+      <w:bookmarkStart w:id="19" w:name="_Toc242731739"/>
       <w:r>
         <w:t>3.3. Огляд інтерфейсу</w:t>
       </w:r>
@@ -5838,6 +5838,62 @@
     <w:p>
       <w:r>
         <w:t>Схематичне розташування елементів наведено на рисунку 4 (каркаси екранів).</w:t>
+      </w:r>
+    </w:p>
+    <w:p>
+      <w:pPr>
+        <w:ind w:firstLine="0"/>
+        <w:jc w:val="center"/>
+      </w:pPr>
+      <w:r>
+        <w:rPr>
+          <w:noProof/>
+        </w:rPr>
+        <w:drawing>
+          <wp:inline distT="0" distB="0" distL="0" distR="0" wp14:anchorId="6223DB78" wp14:editId="14A77093">
+            <wp:extent cx="5940000" cy="2893846"/>
+            <wp:effectExtent l="0" t="0" r="0" b="0"/>
+            <wp:docPr id="4" name="Picture 4"/>
+            <wp:cNvGraphicFramePr>
+              <a:graphicFrameLocks xmlns:a="http://schemas.openxmlformats.org/drawingml/2006/main" noChangeAspect="1"/>
+            </wp:cNvGraphicFramePr>
+            <a:graphic xmlns:a="http://schemas.openxmlformats.org/drawingml/2006/main">
+              <a:graphicData uri="http://schemas.openxmlformats.org/drawingml/2006/picture">
+                <pic:pic xmlns:pic="http://schemas.openxmlformats.org/drawingml/2006/picture">
+                  <pic:nvPicPr>
+                    <pic:cNvPr id="0" name="ris4_wireframes.png"/>
+                    <pic:cNvPicPr/>
+                  </pic:nvPicPr>
+                  <pic:blipFill>
+                    <a:blip r:embed="rId11"/>
+                    <a:stretch>
+                      <a:fillRect/>
+                    </a:stretch>
+                  </pic:blipFill>
+                  <pic:spPr>
+                    <a:xfrm>
+                      <a:off x="0" y="0"/>
+                      <a:ext cx="5940000" cy="2893846"/>
+                    </a:xfrm>
+                    <a:prstGeom prst="rect">
+                      <a:avLst/>
+                    </a:prstGeom>
+                  </pic:spPr>
+                </pic:pic>
+              </a:graphicData>
+            </a:graphic>
+          </wp:inline>
+        </w:drawing>
+      </w:r>
+    </w:p>
+    <w:p>
+      <w:pPr>
+        <w:spacing w:after="240" w:line="240" w:lineRule="auto"/>
+        <w:ind w:firstLine="0"/>
+        <w:jc w:val="center"/>
+      </w:pPr>
+      <w:r>
+        <w:t>Рисунок 4 - Каркаси основних екранів застосунку</w:t>
       </w:r>
     </w:p>
     <w:p>
@@ -6181,7 +6237,14 @@
               <w:rPr>
                 <w:sz w:val="22"/>
               </w:rPr>
-              <w:t>перелік користувачів і зміна ролі (адміністратор)</w:t>
+              <w:t xml:space="preserve">перелік користувачів і зміна </w:t>
+            </w:r>
+            <w:r>
+              <w:rPr>
+                <w:sz w:val="22"/>
+              </w:rPr>
+              <w:lastRenderedPageBreak/>
+              <w:t>ролі (адміністратор)</w:t>
             </w:r>
           </w:p>
         </w:tc>
@@ -6196,7 +6259,7 @@
       <w:pPr>
         <w:pStyle w:val="21"/>
       </w:pPr>
-      <w:bookmarkStart w:id="20" w:name="_Toc242731086"/>
+      <w:bookmarkStart w:id="20" w:name="_Toc242731740"/>
       <w:r>
         <w:t>3.4. Покрокова інструкція (основні процеси)</w:t>
       </w:r>
@@ -6249,7 +6312,6 @@
     </w:p>
     <w:p>
       <w:r>
-        <w:lastRenderedPageBreak/>
         <w:t xml:space="preserve">   зручно для перевірки стану «нічого не знайдено»).</w:t>
       </w:r>
     </w:p>
@@ -6350,6 +6412,7 @@
         <w:pStyle w:val="31"/>
       </w:pPr>
       <w:r>
+        <w:lastRenderedPageBreak/>
         <w:t>Крок 3. Збереження / експорт</w:t>
       </w:r>
     </w:p>
@@ -6417,7 +6480,7 @@
       <w:pPr>
         <w:pStyle w:val="21"/>
       </w:pPr>
-      <w:bookmarkStart w:id="21" w:name="_Toc242731087"/>
+      <w:bookmarkStart w:id="21" w:name="_Toc242731741"/>
       <w:r>
         <w:t>3.5. Довідка: стани інтерфейсу і що робити</w:t>
       </w:r>
@@ -6507,14 +6570,7 @@
               <w:rPr>
                 <w:sz w:val="22"/>
               </w:rPr>
-              <w:t xml:space="preserve">Сірі заповнювачі рядків замість </w:t>
-            </w:r>
-            <w:r>
-              <w:rPr>
-                <w:sz w:val="22"/>
-              </w:rPr>
-              <w:lastRenderedPageBreak/>
-              <w:t>таблиці</w:t>
+              <w:t>Сірі заповнювачі рядків замість таблиці</w:t>
             </w:r>
           </w:p>
         </w:tc>
@@ -6530,7 +6586,6 @@
               <w:rPr>
                 <w:sz w:val="22"/>
               </w:rPr>
-              <w:lastRenderedPageBreak/>
               <w:t>дані завантажуються</w:t>
             </w:r>
           </w:p>
@@ -6547,14 +6602,7 @@
               <w:rPr>
                 <w:sz w:val="22"/>
               </w:rPr>
-              <w:t xml:space="preserve">зачекати 0,4-0,9 с; верстка не </w:t>
-            </w:r>
-            <w:r>
-              <w:rPr>
-                <w:sz w:val="22"/>
-              </w:rPr>
-              <w:lastRenderedPageBreak/>
-              <w:t>«стрибає» - висота зарезервована</w:t>
+              <w:t>зачекати 0,4-0,9 с; верстка не «стрибає» - висота зарезервована</w:t>
             </w:r>
           </w:p>
         </w:tc>
@@ -6575,7 +6623,6 @@
               <w:rPr>
                 <w:sz w:val="22"/>
               </w:rPr>
-              <w:lastRenderedPageBreak/>
               <w:t>Заглушка «Замовлень не знайдено» з підказкою</w:t>
             </w:r>
           </w:p>
@@ -6845,7 +6892,7 @@
       <w:pPr>
         <w:pStyle w:val="21"/>
       </w:pPr>
-      <w:bookmarkStart w:id="22" w:name="_Toc242731088"/>
+      <w:bookmarkStart w:id="22" w:name="_Toc242731742"/>
       <w:r>
         <w:t>3.6. Типові труднощі</w:t>
       </w:r>
@@ -7014,6 +7061,7 @@
               <w:rPr>
                 <w:sz w:val="22"/>
               </w:rPr>
+              <w:lastRenderedPageBreak/>
               <w:t>Немає пункту «Аналітика»</w:t>
             </w:r>
           </w:p>
@@ -7247,7 +7295,7 @@
       <w:pPr>
         <w:pStyle w:val="1"/>
       </w:pPr>
-      <w:bookmarkStart w:id="23" w:name="_Toc242731089"/>
+      <w:bookmarkStart w:id="23" w:name="_Toc242731743"/>
       <w:r>
         <w:t>Висновки</w:t>
       </w:r>
@@ -7265,7 +7313,6 @@
     </w:p>
     <w:p>
       <w:r>
-        <w:lastRenderedPageBreak/>
         <w:t>пояснює менеджерові, за які замовлення братися першими. Мета досягнута: застосунок</w:t>
       </w:r>
     </w:p>
@@ -7389,6 +7436,7 @@
     </w:p>
     <w:p>
       <w:r>
+        <w:lastRenderedPageBreak/>
         <w:t>екранами, перерахунок прогнозу (стан кнопки змінився), копіювання посилання (вміст буфера</w:t>
       </w:r>
     </w:p>
@@ -7449,7 +7497,6 @@
     </w:p>
     <w:p>
       <w:r>
-        <w:lastRenderedPageBreak/>
         <w:t>рішення описані в розділі 2 і свідомо обрані на користь захищеності.</w:t>
       </w:r>
     </w:p>
@@ -7528,6 +7575,7 @@
     </w:p>
     <w:p>
       <w:r>
+        <w:lastRenderedPageBreak/>
         <w:t>експорт у XLSX із форматуванням та розширення аналітики порівнянням періодів.</w:t>
       </w:r>
     </w:p>
@@ -7540,7 +7588,7 @@
       <w:pPr>
         <w:pStyle w:val="1"/>
       </w:pPr>
-      <w:bookmarkStart w:id="24" w:name="_Toc242731090"/>
+      <w:bookmarkStart w:id="24" w:name="_Toc242731744"/>
       <w:r>
         <w:lastRenderedPageBreak/>
         <w:t>СПИСОК ВИКОРИСТАНИХ ДЖЕРЕЛ</w:t>
@@ -7799,7 +7847,7 @@
       <w:pPr>
         <w:pStyle w:val="21"/>
       </w:pPr>
-      <w:bookmarkStart w:id="25" w:name="_Toc242731091"/>
+      <w:bookmarkStart w:id="25" w:name="_Toc242731745"/>
       <w:r>
         <w:t>Відповідність «розділ записки → джерела»</w:t>
       </w:r>
@@ -8013,7 +8061,7 @@
       <w:pPr>
         <w:pStyle w:val="1"/>
       </w:pPr>
-      <w:bookmarkStart w:id="26" w:name="_Toc242731092"/>
+      <w:bookmarkStart w:id="26" w:name="_Toc242731746"/>
       <w:r>
         <w:t>ДОДАТОК А. Декларація про використання генеративного ШІ</w:t>
       </w:r>
@@ -8023,7 +8071,7 @@
       <w:pPr>
         <w:pStyle w:val="1"/>
       </w:pPr>
-      <w:bookmarkStart w:id="27" w:name="_Toc242731093"/>
+      <w:bookmarkStart w:id="27" w:name="_Toc242731747"/>
       <w:r>
         <w:t>Декларація про використання генеративного штучного інтелекту (META-USAGE)</w:t>
       </w:r>
@@ -8093,7 +8141,7 @@
       <w:pPr>
         <w:pStyle w:val="21"/>
       </w:pPr>
-      <w:bookmarkStart w:id="28" w:name="_Toc242731094"/>
+      <w:bookmarkStart w:id="28" w:name="_Toc242731748"/>
       <w:r>
         <w:t>1. Які інструменти використано</w:t>
       </w:r>
@@ -8301,7 +8349,7 @@
       <w:pPr>
         <w:pStyle w:val="21"/>
       </w:pPr>
-      <w:bookmarkStart w:id="29" w:name="_Toc242731095"/>
+      <w:bookmarkStart w:id="29" w:name="_Toc242731749"/>
       <w:r>
         <w:t>2. Що саме виконував ШІ (дозволені категорії)</w:t>
       </w:r>
@@ -8396,7 +8444,7 @@
       <w:pPr>
         <w:pStyle w:val="21"/>
       </w:pPr>
-      <w:bookmarkStart w:id="30" w:name="_Toc242731096"/>
+      <w:bookmarkStart w:id="30" w:name="_Toc242731750"/>
       <w:r>
         <w:t>3. Що саме виконав автор особисто (обов'язкова частина)</w:t>
       </w:r>
@@ -8514,7 +8562,7 @@
       <w:pPr>
         <w:pStyle w:val="21"/>
       </w:pPr>
-      <w:bookmarkStart w:id="31" w:name="_Toc242731097"/>
+      <w:bookmarkStart w:id="31" w:name="_Toc242731751"/>
       <w:r>
         <w:t>4. Використані джерела інформації (вебдоступ)</w:t>
       </w:r>
@@ -8545,7 +8593,7 @@
       <w:pPr>
         <w:pStyle w:val="21"/>
       </w:pPr>
-      <w:bookmarkStart w:id="32" w:name="_Toc242731098"/>
+      <w:bookmarkStart w:id="32" w:name="_Toc242731752"/>
       <w:r>
         <w:t>5. Межі використання ШІ (чого не робилося)</w:t>
       </w:r>
@@ -8601,7 +8649,7 @@
       <w:pPr>
         <w:pStyle w:val="21"/>
       </w:pPr>
-      <w:bookmarkStart w:id="33" w:name="_Toc242731099"/>
+      <w:bookmarkStart w:id="33" w:name="_Toc242731753"/>
       <w:r>
         <w:t>6. Чек-ліст автора перед поданням (заповнюється руками)</w:t>
       </w:r>
@@ -8626,7 +8674,7 @@
       <w:pPr>
         <w:pStyle w:val="1"/>
       </w:pPr>
-      <w:bookmarkStart w:id="34" w:name="_Toc242731100"/>
+      <w:bookmarkStart w:id="34" w:name="_Toc242731754"/>
       <w:r>
         <w:lastRenderedPageBreak/>
         <w:t>ДОДАТОК Б. Екранні знімки застосунку</w:t>
@@ -8648,10 +8696,10 @@
           <w:noProof/>
         </w:rPr>
         <w:drawing>
-          <wp:inline distT="0" distB="0" distL="0" distR="0" wp14:anchorId="559BAF8D" wp14:editId="50AAA3A4">
+          <wp:inline distT="0" distB="0" distL="0" distR="0" wp14:anchorId="7696730B" wp14:editId="04C85D51">
             <wp:extent cx="5940000" cy="3712500"/>
             <wp:effectExtent l="0" t="0" r="0" b="0"/>
-            <wp:docPr id="4" name="Picture 4"/>
+            <wp:docPr id="5" name="Picture 5"/>
             <wp:cNvGraphicFramePr>
               <a:graphicFrameLocks xmlns:a="http://schemas.openxmlformats.org/drawingml/2006/main" noChangeAspect="1"/>
             </wp:cNvGraphicFramePr>
@@ -8663,7 +8711,7 @@
                     <pic:cNvPicPr/>
                   </pic:nvPicPr>
                   <pic:blipFill>
-                    <a:blip r:embed="rId11"/>
+                    <a:blip r:embed="rId12"/>
                     <a:stretch>
                       <a:fillRect/>
                     </a:stretch>
@@ -8705,10 +8753,10 @@
         </w:rPr>
         <w:lastRenderedPageBreak/>
         <w:drawing>
-          <wp:inline distT="0" distB="0" distL="0" distR="0" wp14:anchorId="3D54A83D" wp14:editId="73C707F2">
+          <wp:inline distT="0" distB="0" distL="0" distR="0" wp14:anchorId="15B0AAB2" wp14:editId="35911FF8">
             <wp:extent cx="5940000" cy="5325375"/>
             <wp:effectExtent l="0" t="0" r="0" b="0"/>
-            <wp:docPr id="5" name="Picture 5"/>
+            <wp:docPr id="6" name="Picture 6"/>
             <wp:cNvGraphicFramePr>
               <a:graphicFrameLocks xmlns:a="http://schemas.openxmlformats.org/drawingml/2006/main" noChangeAspect="1"/>
             </wp:cNvGraphicFramePr>
@@ -8720,7 +8768,7 @@
                     <pic:cNvPicPr/>
                   </pic:nvPicPr>
                   <pic:blipFill>
-                    <a:blip r:embed="rId12"/>
+                    <a:blip r:embed="rId13"/>
                     <a:stretch>
                       <a:fillRect/>
                     </a:stretch>
@@ -8762,10 +8810,10 @@
         </w:rPr>
         <w:lastRenderedPageBreak/>
         <w:drawing>
-          <wp:inline distT="0" distB="0" distL="0" distR="0" wp14:anchorId="3588BC4F" wp14:editId="59AD0408">
+          <wp:inline distT="0" distB="0" distL="0" distR="0" wp14:anchorId="1B843481" wp14:editId="39DEF050">
             <wp:extent cx="5940000" cy="4537500"/>
             <wp:effectExtent l="0" t="0" r="0" b="0"/>
-            <wp:docPr id="6" name="Picture 6"/>
+            <wp:docPr id="7" name="Picture 7"/>
             <wp:cNvGraphicFramePr>
               <a:graphicFrameLocks xmlns:a="http://schemas.openxmlformats.org/drawingml/2006/main" noChangeAspect="1"/>
             </wp:cNvGraphicFramePr>
@@ -8777,7 +8825,7 @@
                     <pic:cNvPicPr/>
                   </pic:nvPicPr>
                   <pic:blipFill>
-                    <a:blip r:embed="rId13"/>
+                    <a:blip r:embed="rId14"/>
                     <a:stretch>
                       <a:fillRect/>
                     </a:stretch>
@@ -8819,10 +8867,10 @@
         </w:rPr>
         <w:lastRenderedPageBreak/>
         <w:drawing>
-          <wp:inline distT="0" distB="0" distL="0" distR="0" wp14:anchorId="5D807EDF" wp14:editId="2590144B">
+          <wp:inline distT="0" distB="0" distL="0" distR="0" wp14:anchorId="38B5F06C" wp14:editId="36D54463">
             <wp:extent cx="5940000" cy="4958250"/>
             <wp:effectExtent l="0" t="0" r="0" b="0"/>
-            <wp:docPr id="7" name="Picture 7"/>
+            <wp:docPr id="8" name="Picture 8"/>
             <wp:cNvGraphicFramePr>
               <a:graphicFrameLocks xmlns:a="http://schemas.openxmlformats.org/drawingml/2006/main" noChangeAspect="1"/>
             </wp:cNvGraphicFramePr>
@@ -8834,7 +8882,7 @@
                     <pic:cNvPicPr/>
                   </pic:nvPicPr>
                   <pic:blipFill>
-                    <a:blip r:embed="rId14"/>
+                    <a:blip r:embed="rId15"/>
                     <a:stretch>
                       <a:fillRect/>
                     </a:stretch>
@@ -8876,10 +8924,10 @@
         </w:rPr>
         <w:lastRenderedPageBreak/>
         <w:drawing>
-          <wp:inline distT="0" distB="0" distL="0" distR="0" wp14:anchorId="23674E93" wp14:editId="4D3E2243">
+          <wp:inline distT="0" distB="0" distL="0" distR="0" wp14:anchorId="2EAD6C0C" wp14:editId="4E16D948">
             <wp:extent cx="5940000" cy="4888125"/>
             <wp:effectExtent l="0" t="0" r="0" b="0"/>
-            <wp:docPr id="8" name="Picture 8"/>
+            <wp:docPr id="9" name="Picture 9"/>
             <wp:cNvGraphicFramePr>
               <a:graphicFrameLocks xmlns:a="http://schemas.openxmlformats.org/drawingml/2006/main" noChangeAspect="1"/>
             </wp:cNvGraphicFramePr>
@@ -8891,7 +8939,7 @@
                     <pic:cNvPicPr/>
                   </pic:nvPicPr>
                   <pic:blipFill>
-                    <a:blip r:embed="rId15"/>
+                    <a:blip r:embed="rId16"/>
                     <a:stretch>
                       <a:fillRect/>
                     </a:stretch>
@@ -8931,11 +8979,12 @@
         <w:rPr>
           <w:noProof/>
         </w:rPr>
+        <w:lastRenderedPageBreak/>
         <w:drawing>
-          <wp:inline distT="0" distB="0" distL="0" distR="0" wp14:anchorId="63B53B68" wp14:editId="3AB4E12B">
-            <wp:extent cx="5940000" cy="3712500"/>
+          <wp:inline distT="0" distB="0" distL="0" distR="0" wp14:anchorId="5D9A7F96" wp14:editId="0B1D94EE">
+            <wp:extent cx="5940000" cy="6092625"/>
             <wp:effectExtent l="0" t="0" r="0" b="0"/>
-            <wp:docPr id="9" name="Picture 9"/>
+            <wp:docPr id="10" name="Picture 10"/>
             <wp:cNvGraphicFramePr>
               <a:graphicFrameLocks xmlns:a="http://schemas.openxmlformats.org/drawingml/2006/main" noChangeAspect="1"/>
             </wp:cNvGraphicFramePr>
@@ -8943,11 +8992,68 @@
               <a:graphicData uri="http://schemas.openxmlformats.org/drawingml/2006/picture">
                 <pic:pic xmlns:pic="http://schemas.openxmlformats.org/drawingml/2006/picture">
                   <pic:nvPicPr>
-                    <pic:cNvPr id="0" name="ris5_login.png"/>
+                    <pic:cNvPr id="0" name="ris10_analytics.png"/>
                     <pic:cNvPicPr/>
                   </pic:nvPicPr>
                   <pic:blipFill>
-                    <a:blip r:embed="rId11"/>
+                    <a:blip r:embed="rId17"/>
+                    <a:stretch>
+                      <a:fillRect/>
+                    </a:stretch>
+                  </pic:blipFill>
+                  <pic:spPr>
+                    <a:xfrm>
+                      <a:off x="0" y="0"/>
+                      <a:ext cx="5940000" cy="6092625"/>
+                    </a:xfrm>
+                    <a:prstGeom prst="rect">
+                      <a:avLst/>
+                    </a:prstGeom>
+                  </pic:spPr>
+                </pic:pic>
+              </a:graphicData>
+            </a:graphic>
+          </wp:inline>
+        </w:drawing>
+      </w:r>
+    </w:p>
+    <w:p>
+      <w:pPr>
+        <w:spacing w:after="240" w:line="240" w:lineRule="auto"/>
+        <w:ind w:firstLine="0"/>
+        <w:jc w:val="center"/>
+      </w:pPr>
+      <w:r>
+        <w:t>Рисунок 10 - Розділ «Аналітика»: метрики якості моделі та важливість ознак</w:t>
+      </w:r>
+    </w:p>
+    <w:p>
+      <w:pPr>
+        <w:ind w:firstLine="0"/>
+        <w:jc w:val="center"/>
+      </w:pPr>
+      <w:r>
+        <w:rPr>
+          <w:noProof/>
+        </w:rPr>
+        <w:lastRenderedPageBreak/>
+        <w:drawing>
+          <wp:inline distT="0" distB="0" distL="0" distR="0" wp14:anchorId="08E73679" wp14:editId="2921626D">
+            <wp:extent cx="5940000" cy="3712500"/>
+            <wp:effectExtent l="0" t="0" r="0" b="0"/>
+            <wp:docPr id="11" name="Picture 11"/>
+            <wp:cNvGraphicFramePr>
+              <a:graphicFrameLocks xmlns:a="http://schemas.openxmlformats.org/drawingml/2006/main" noChangeAspect="1"/>
+            </wp:cNvGraphicFramePr>
+            <a:graphic xmlns:a="http://schemas.openxmlformats.org/drawingml/2006/main">
+              <a:graphicData uri="http://schemas.openxmlformats.org/drawingml/2006/picture">
+                <pic:pic xmlns:pic="http://schemas.openxmlformats.org/drawingml/2006/picture">
+                  <pic:nvPicPr>
+                    <pic:cNvPr id="0" name="ris11_users.png"/>
+                    <pic:cNvPicPr/>
+                  </pic:nvPicPr>
+                  <pic:blipFill>
+                    <a:blip r:embed="rId18"/>
                     <a:stretch>
                       <a:fillRect/>
                     </a:stretch>
@@ -8975,63 +9081,6 @@
         <w:jc w:val="center"/>
       </w:pPr>
       <w:r>
-        <w:lastRenderedPageBreak/>
-        <w:t>Рисунок 10 - Розділ «Аналітика»: метрики якості моделі та важливість ознак</w:t>
-      </w:r>
-    </w:p>
-    <w:p>
-      <w:pPr>
-        <w:ind w:firstLine="0"/>
-        <w:jc w:val="center"/>
-      </w:pPr>
-      <w:r>
-        <w:rPr>
-          <w:noProof/>
-        </w:rPr>
-        <w:drawing>
-          <wp:inline distT="0" distB="0" distL="0" distR="0" wp14:anchorId="482F0709" wp14:editId="4F2DCAFF">
-            <wp:extent cx="5940000" cy="3712500"/>
-            <wp:effectExtent l="0" t="0" r="0" b="0"/>
-            <wp:docPr id="10" name="Picture 10"/>
-            <wp:cNvGraphicFramePr>
-              <a:graphicFrameLocks xmlns:a="http://schemas.openxmlformats.org/drawingml/2006/main" noChangeAspect="1"/>
-            </wp:cNvGraphicFramePr>
-            <a:graphic xmlns:a="http://schemas.openxmlformats.org/drawingml/2006/main">
-              <a:graphicData uri="http://schemas.openxmlformats.org/drawingml/2006/picture">
-                <pic:pic xmlns:pic="http://schemas.openxmlformats.org/drawingml/2006/picture">
-                  <pic:nvPicPr>
-                    <pic:cNvPr id="0" name="ris5_login.png"/>
-                    <pic:cNvPicPr/>
-                  </pic:nvPicPr>
-                  <pic:blipFill>
-                    <a:blip r:embed="rId11"/>
-                    <a:stretch>
-                      <a:fillRect/>
-                    </a:stretch>
-                  </pic:blipFill>
-                  <pic:spPr>
-                    <a:xfrm>
-                      <a:off x="0" y="0"/>
-                      <a:ext cx="5940000" cy="3712500"/>
-                    </a:xfrm>
-                    <a:prstGeom prst="rect">
-                      <a:avLst/>
-                    </a:prstGeom>
-                  </pic:spPr>
-                </pic:pic>
-              </a:graphicData>
-            </a:graphic>
-          </wp:inline>
-        </w:drawing>
-      </w:r>
-    </w:p>
-    <w:p>
-      <w:pPr>
-        <w:spacing w:after="240" w:line="240" w:lineRule="auto"/>
-        <w:ind w:firstLine="0"/>
-        <w:jc w:val="center"/>
-      </w:pPr>
-      <w:r>
         <w:t>Рисунок 11 - Розділ «Користувачі»: перелік користувачів і зміна ролі</w:t>
       </w:r>
     </w:p>
@@ -9046,10 +9095,10 @@
         </w:rPr>
         <w:lastRenderedPageBreak/>
         <w:drawing>
-          <wp:inline distT="0" distB="0" distL="0" distR="0" wp14:anchorId="2AD1739A" wp14:editId="404CA20D">
+          <wp:inline distT="0" distB="0" distL="0" distR="0" wp14:anchorId="00C9B85B" wp14:editId="55B23CD8">
             <wp:extent cx="2880000" cy="32994462"/>
             <wp:effectExtent l="0" t="0" r="0" b="0"/>
-            <wp:docPr id="11" name="Picture 11"/>
+            <wp:docPr id="12" name="Picture 12"/>
             <wp:cNvGraphicFramePr>
               <a:graphicFrameLocks xmlns:a="http://schemas.openxmlformats.org/drawingml/2006/main" noChangeAspect="1"/>
             </wp:cNvGraphicFramePr>
@@ -9061,7 +9110,7 @@
                     <pic:cNvPicPr/>
                   </pic:nvPicPr>
                   <pic:blipFill>
-                    <a:blip r:embed="rId16"/>
+                    <a:blip r:embed="rId19"/>
                     <a:stretch>
                       <a:fillRect/>
                     </a:stretch>
@@ -9102,7 +9151,7 @@
       <w:pPr>
         <w:pStyle w:val="1"/>
       </w:pPr>
-      <w:bookmarkStart w:id="35" w:name="_Toc242731101"/>
+      <w:bookmarkStart w:id="35" w:name="_Toc242731755"/>
       <w:r>
         <w:lastRenderedPageBreak/>
         <w:t>ДОДАТОК В. Вивід команд збірки, лінтера й тестів</w:t>
@@ -9649,7 +9698,7 @@
       </w:r>
     </w:p>
     <w:sectPr>
-      <w:footerReference w:type="default" r:id="rId17"/>
+      <w:footerReference w:type="default" r:id="rId20"/>
       <w:pgSz w:w="11906" w:h="16838"/>
       <w:pgMar w:top="1134" w:right="850" w:bottom="1134" w:left="1417" w:header="720" w:footer="720" w:gutter="0"/>
       <w:cols w:space="720"/>
@@ -9911,31 +9960,31 @@
       </w:rPr>
     </w:lvl>
   </w:abstractNum>
-  <w:num w:numId="1" w16cid:durableId="1640646479">
+  <w:num w:numId="1" w16cid:durableId="1360592928">
     <w:abstractNumId w:val="8"/>
   </w:num>
-  <w:num w:numId="2" w16cid:durableId="711616822">
+  <w:num w:numId="2" w16cid:durableId="269708007">
     <w:abstractNumId w:val="6"/>
   </w:num>
-  <w:num w:numId="3" w16cid:durableId="1670323967">
+  <w:num w:numId="3" w16cid:durableId="1998729557">
     <w:abstractNumId w:val="5"/>
   </w:num>
-  <w:num w:numId="4" w16cid:durableId="1821146192">
+  <w:num w:numId="4" w16cid:durableId="1106341368">
     <w:abstractNumId w:val="4"/>
   </w:num>
-  <w:num w:numId="5" w16cid:durableId="178859309">
+  <w:num w:numId="5" w16cid:durableId="2007857643">
     <w:abstractNumId w:val="7"/>
   </w:num>
-  <w:num w:numId="6" w16cid:durableId="594436519">
+  <w:num w:numId="6" w16cid:durableId="1632056125">
     <w:abstractNumId w:val="3"/>
   </w:num>
-  <w:num w:numId="7" w16cid:durableId="2050297481">
+  <w:num w:numId="7" w16cid:durableId="1606769081">
     <w:abstractNumId w:val="2"/>
   </w:num>
-  <w:num w:numId="8" w16cid:durableId="1856650221">
+  <w:num w:numId="8" w16cid:durableId="296687379">
     <w:abstractNumId w:val="1"/>
   </w:num>
-  <w:num w:numId="9" w16cid:durableId="1468624788">
+  <w:num w:numId="9" w16cid:durableId="2115787140">
     <w:abstractNumId w:val="0"/>
   </w:num>
 </w:numbering>
@@ -21342,7 +21391,7 @@
     <w:autoRedefine/>
     <w:uiPriority w:val="39"/>
     <w:unhideWhenUsed/>
-    <w:rsid w:val="00211A75"/>
+    <w:rsid w:val="00C61B9A"/>
     <w:pPr>
       <w:spacing w:after="100"/>
     </w:pPr>
@@ -21354,7 +21403,7 @@
     <w:autoRedefine/>
     <w:uiPriority w:val="39"/>
     <w:unhideWhenUsed/>
-    <w:rsid w:val="00211A75"/>
+    <w:rsid w:val="00C61B9A"/>
     <w:pPr>
       <w:spacing w:after="100"/>
       <w:ind w:left="240"/>
@@ -21365,7 +21414,7 @@
     <w:basedOn w:val="a2"/>
     <w:uiPriority w:val="99"/>
     <w:unhideWhenUsed/>
-    <w:rsid w:val="00211A75"/>
+    <w:rsid w:val="00C61B9A"/>
     <w:rPr>
       <w:color w:val="0000FF" w:themeColor="hyperlink"/>
       <w:u w:val="single"/>

--- a/report/STEM_звіт_ІПЗ-31_1_варіант-6.docx
+++ b/report/STEM_звіт_ІПЗ-31_1_варіант-6.docx
@@ -128,14 +128,18 @@
     </w:p>
     <w:p>
       <w:pPr>
-        <w:pStyle w:val="1"/>
-      </w:pPr>
-      <w:bookmarkStart w:id="0" w:name="_Toc242731720"/>
-      <w:r>
+        <w:spacing w:after="240" w:line="240" w:lineRule="auto"/>
+        <w:ind w:firstLine="0"/>
+        <w:jc w:val="center"/>
+      </w:pPr>
+      <w:r>
+        <w:rPr>
+          <w:b/>
+          <w:sz w:val="28"/>
+        </w:rPr>
         <w:lastRenderedPageBreak/>
         <w:t>ЗМІСТ</w:t>
       </w:r>
-      <w:bookmarkEnd w:id="0"/>
     </w:p>
     <w:p>
       <w:pPr>
@@ -151,19 +155,19 @@
         <w:fldChar w:fldCharType="begin"/>
       </w:r>
       <w:r>
-        <w:instrText>TOC \o "1-2" \h \z \u</w:instrText>
+        <w:instrText>TOC \o "1-3" \h \z \u</w:instrText>
       </w:r>
       <w:r>
         <w:fldChar w:fldCharType="separate"/>
       </w:r>
-      <w:hyperlink w:anchor="_Toc242731720" w:history="1">
+      <w:hyperlink w:anchor="_Toc242905060" w:history="1">
         <w:r>
           <w:rPr>
             <w:rStyle w:val="affa"/>
             <w:rFonts w:eastAsiaTheme="majorEastAsia"/>
             <w:noProof/>
           </w:rPr>
-          <w:t>ЗМІСТ</w:t>
+          <w:t>ВСТУП</w:t>
         </w:r>
         <w:r>
           <w:rPr>
@@ -184,7 +188,7 @@
             <w:noProof/>
             <w:webHidden/>
           </w:rPr>
-          <w:instrText xml:space="preserve"> PAGEREF _Toc242731720 \h </w:instrText>
+          <w:instrText xml:space="preserve"> PAGEREF _Toc242905060 \h </w:instrText>
         </w:r>
         <w:r>
           <w:rPr>
@@ -204,7 +208,7 @@
             <w:noProof/>
             <w:webHidden/>
           </w:rPr>
-          <w:t>2</w:t>
+          <w:t>4</w:t>
         </w:r>
         <w:r>
           <w:rPr>
@@ -225,14 +229,14 @@
           <w:noProof/>
         </w:rPr>
       </w:pPr>
-      <w:hyperlink w:anchor="_Toc242731721" w:history="1">
+      <w:hyperlink w:anchor="_Toc242905061" w:history="1">
         <w:r>
           <w:rPr>
             <w:rStyle w:val="affa"/>
             <w:rFonts w:eastAsiaTheme="majorEastAsia"/>
             <w:noProof/>
           </w:rPr>
-          <w:t>ВСТУП</w:t>
+          <w:t>РОЗДІЛ 1. ПРОЄКТУВАННЯ ПРОГРАМНОГО ПРОДУКТУ</w:t>
         </w:r>
         <w:r>
           <w:rPr>
@@ -253,7 +257,7 @@
             <w:noProof/>
             <w:webHidden/>
           </w:rPr>
-          <w:instrText xml:space="preserve"> PAGEREF _Toc242731721 \h </w:instrText>
+          <w:instrText xml:space="preserve"> PAGEREF _Toc242905061 \h </w:instrText>
         </w:r>
         <w:r>
           <w:rPr>
@@ -273,7 +277,283 @@
             <w:noProof/>
             <w:webHidden/>
           </w:rPr>
-          <w:t>4</w:t>
+          <w:t>5</w:t>
+        </w:r>
+        <w:r>
+          <w:rPr>
+            <w:noProof/>
+            <w:webHidden/>
+          </w:rPr>
+          <w:fldChar w:fldCharType="end"/>
+        </w:r>
+      </w:hyperlink>
+    </w:p>
+    <w:p>
+      <w:pPr>
+        <w:pStyle w:val="2f1"/>
+        <w:tabs>
+          <w:tab w:val="right" w:leader="dot" w:pos="9629"/>
+        </w:tabs>
+        <w:rPr>
+          <w:noProof/>
+        </w:rPr>
+      </w:pPr>
+      <w:hyperlink w:anchor="_Toc242905062" w:history="1">
+        <w:r>
+          <w:rPr>
+            <w:rStyle w:val="affa"/>
+            <w:rFonts w:eastAsiaTheme="majorEastAsia"/>
+            <w:noProof/>
+          </w:rPr>
+          <w:t>1.1. Діаграма користувача (user flow)</w:t>
+        </w:r>
+        <w:r>
+          <w:rPr>
+            <w:noProof/>
+            <w:webHidden/>
+          </w:rPr>
+          <w:tab/>
+        </w:r>
+        <w:r>
+          <w:rPr>
+            <w:noProof/>
+            <w:webHidden/>
+          </w:rPr>
+          <w:fldChar w:fldCharType="begin"/>
+        </w:r>
+        <w:r>
+          <w:rPr>
+            <w:noProof/>
+            <w:webHidden/>
+          </w:rPr>
+          <w:instrText xml:space="preserve"> PAGEREF _Toc242905062 \h </w:instrText>
+        </w:r>
+        <w:r>
+          <w:rPr>
+            <w:noProof/>
+            <w:webHidden/>
+          </w:rPr>
+        </w:r>
+        <w:r>
+          <w:rPr>
+            <w:noProof/>
+            <w:webHidden/>
+          </w:rPr>
+          <w:fldChar w:fldCharType="separate"/>
+        </w:r>
+        <w:r>
+          <w:rPr>
+            <w:noProof/>
+            <w:webHidden/>
+          </w:rPr>
+          <w:t>5</w:t>
+        </w:r>
+        <w:r>
+          <w:rPr>
+            <w:noProof/>
+            <w:webHidden/>
+          </w:rPr>
+          <w:fldChar w:fldCharType="end"/>
+        </w:r>
+      </w:hyperlink>
+    </w:p>
+    <w:p>
+      <w:pPr>
+        <w:pStyle w:val="2f1"/>
+        <w:tabs>
+          <w:tab w:val="right" w:leader="dot" w:pos="9629"/>
+        </w:tabs>
+        <w:rPr>
+          <w:noProof/>
+        </w:rPr>
+      </w:pPr>
+      <w:hyperlink w:anchor="_Toc242905063" w:history="1">
+        <w:r>
+          <w:rPr>
+            <w:rStyle w:val="affa"/>
+            <w:rFonts w:eastAsiaTheme="majorEastAsia"/>
+            <w:noProof/>
+          </w:rPr>
+          <w:t>1.2. Діаграма станів елемента «Перерахувати прогноз»</w:t>
+        </w:r>
+        <w:r>
+          <w:rPr>
+            <w:noProof/>
+            <w:webHidden/>
+          </w:rPr>
+          <w:tab/>
+        </w:r>
+        <w:r>
+          <w:rPr>
+            <w:noProof/>
+            <w:webHidden/>
+          </w:rPr>
+          <w:fldChar w:fldCharType="begin"/>
+        </w:r>
+        <w:r>
+          <w:rPr>
+            <w:noProof/>
+            <w:webHidden/>
+          </w:rPr>
+          <w:instrText xml:space="preserve"> PAGEREF _Toc242905063 \h </w:instrText>
+        </w:r>
+        <w:r>
+          <w:rPr>
+            <w:noProof/>
+            <w:webHidden/>
+          </w:rPr>
+        </w:r>
+        <w:r>
+          <w:rPr>
+            <w:noProof/>
+            <w:webHidden/>
+          </w:rPr>
+          <w:fldChar w:fldCharType="separate"/>
+        </w:r>
+        <w:r>
+          <w:rPr>
+            <w:noProof/>
+            <w:webHidden/>
+          </w:rPr>
+          <w:t>7</w:t>
+        </w:r>
+        <w:r>
+          <w:rPr>
+            <w:noProof/>
+            <w:webHidden/>
+          </w:rPr>
+          <w:fldChar w:fldCharType="end"/>
+        </w:r>
+      </w:hyperlink>
+    </w:p>
+    <w:p>
+      <w:pPr>
+        <w:pStyle w:val="2f1"/>
+        <w:tabs>
+          <w:tab w:val="right" w:leader="dot" w:pos="9629"/>
+        </w:tabs>
+        <w:rPr>
+          <w:noProof/>
+        </w:rPr>
+      </w:pPr>
+      <w:hyperlink w:anchor="_Toc242905064" w:history="1">
+        <w:r>
+          <w:rPr>
+            <w:rStyle w:val="affa"/>
+            <w:rFonts w:eastAsiaTheme="majorEastAsia"/>
+            <w:noProof/>
+          </w:rPr>
+          <w:t>1.3. Діаграма станів панелі списку замовлень</w:t>
+        </w:r>
+        <w:r>
+          <w:rPr>
+            <w:noProof/>
+            <w:webHidden/>
+          </w:rPr>
+          <w:tab/>
+        </w:r>
+        <w:r>
+          <w:rPr>
+            <w:noProof/>
+            <w:webHidden/>
+          </w:rPr>
+          <w:fldChar w:fldCharType="begin"/>
+        </w:r>
+        <w:r>
+          <w:rPr>
+            <w:noProof/>
+            <w:webHidden/>
+          </w:rPr>
+          <w:instrText xml:space="preserve"> PAGEREF _Toc242905064 \h </w:instrText>
+        </w:r>
+        <w:r>
+          <w:rPr>
+            <w:noProof/>
+            <w:webHidden/>
+          </w:rPr>
+        </w:r>
+        <w:r>
+          <w:rPr>
+            <w:noProof/>
+            <w:webHidden/>
+          </w:rPr>
+          <w:fldChar w:fldCharType="separate"/>
+        </w:r>
+        <w:r>
+          <w:rPr>
+            <w:noProof/>
+            <w:webHidden/>
+          </w:rPr>
+          <w:t>8</w:t>
+        </w:r>
+        <w:r>
+          <w:rPr>
+            <w:noProof/>
+            <w:webHidden/>
+          </w:rPr>
+          <w:fldChar w:fldCharType="end"/>
+        </w:r>
+      </w:hyperlink>
+    </w:p>
+    <w:p>
+      <w:pPr>
+        <w:pStyle w:val="2f1"/>
+        <w:tabs>
+          <w:tab w:val="right" w:leader="dot" w:pos="9629"/>
+        </w:tabs>
+        <w:rPr>
+          <w:noProof/>
+        </w:rPr>
+      </w:pPr>
+      <w:hyperlink w:anchor="_Toc242905065" w:history="1">
+        <w:r>
+          <w:rPr>
+            <w:rStyle w:val="affa"/>
+            <w:rFonts w:eastAsiaTheme="majorEastAsia"/>
+            <w:noProof/>
+          </w:rPr>
+          <w:t>1.4. Каркаси екранів і вибір технологій</w:t>
+        </w:r>
+        <w:r>
+          <w:rPr>
+            <w:noProof/>
+            <w:webHidden/>
+          </w:rPr>
+          <w:tab/>
+        </w:r>
+        <w:r>
+          <w:rPr>
+            <w:noProof/>
+            <w:webHidden/>
+          </w:rPr>
+          <w:fldChar w:fldCharType="begin"/>
+        </w:r>
+        <w:r>
+          <w:rPr>
+            <w:noProof/>
+            <w:webHidden/>
+          </w:rPr>
+          <w:instrText xml:space="preserve"> PAGEREF _Toc242905065 \h </w:instrText>
+        </w:r>
+        <w:r>
+          <w:rPr>
+            <w:noProof/>
+            <w:webHidden/>
+          </w:rPr>
+        </w:r>
+        <w:r>
+          <w:rPr>
+            <w:noProof/>
+            <w:webHidden/>
+          </w:rPr>
+          <w:fldChar w:fldCharType="separate"/>
+        </w:r>
+        <w:r>
+          <w:rPr>
+            <w:noProof/>
+            <w:webHidden/>
+          </w:rPr>
+          <w:t>9</w:t>
         </w:r>
         <w:r>
           <w:rPr>
@@ -294,14 +574,14 @@
           <w:noProof/>
         </w:rPr>
       </w:pPr>
-      <w:hyperlink w:anchor="_Toc242731722" w:history="1">
+      <w:hyperlink w:anchor="_Toc242905066" w:history="1">
         <w:r>
           <w:rPr>
             <w:rStyle w:val="affa"/>
             <w:rFonts w:eastAsiaTheme="majorEastAsia"/>
             <w:noProof/>
           </w:rPr>
-          <w:t>РОЗДІЛ 1. ПРОЄКТУВАННЯ ПРОГРАМНОГО ПРОДУКТУ</w:t>
+          <w:t>РОЗДІЛ 2. ПРОГРАМНА РЕАЛІЗАЦІЯ</w:t>
         </w:r>
         <w:r>
           <w:rPr>
@@ -322,7 +602,7 @@
             <w:noProof/>
             <w:webHidden/>
           </w:rPr>
-          <w:instrText xml:space="preserve"> PAGEREF _Toc242731722 \h </w:instrText>
+          <w:instrText xml:space="preserve"> PAGEREF _Toc242905066 \h </w:instrText>
         </w:r>
         <w:r>
           <w:rPr>
@@ -342,7 +622,7 @@
             <w:noProof/>
             <w:webHidden/>
           </w:rPr>
-          <w:t>5</w:t>
+          <w:t>9</w:t>
         </w:r>
         <w:r>
           <w:rPr>
@@ -363,14 +643,14 @@
           <w:noProof/>
         </w:rPr>
       </w:pPr>
-      <w:hyperlink w:anchor="_Toc242731723" w:history="1">
+      <w:hyperlink w:anchor="_Toc242905067" w:history="1">
         <w:r>
           <w:rPr>
             <w:rStyle w:val="affa"/>
             <w:rFonts w:eastAsiaTheme="majorEastAsia"/>
             <w:noProof/>
           </w:rPr>
-          <w:t>1.1. Діаграма користувача (user flow)</w:t>
+          <w:t>2.1. Інструменти та бібліотеки</w:t>
         </w:r>
         <w:r>
           <w:rPr>
@@ -391,7 +671,7 @@
             <w:noProof/>
             <w:webHidden/>
           </w:rPr>
-          <w:instrText xml:space="preserve"> PAGEREF _Toc242731723 \h </w:instrText>
+          <w:instrText xml:space="preserve"> PAGEREF _Toc242905067 \h </w:instrText>
         </w:r>
         <w:r>
           <w:rPr>
@@ -411,7 +691,7 @@
             <w:noProof/>
             <w:webHidden/>
           </w:rPr>
-          <w:t>5</w:t>
+          <w:t>9</w:t>
         </w:r>
         <w:r>
           <w:rPr>
@@ -432,14 +712,14 @@
           <w:noProof/>
         </w:rPr>
       </w:pPr>
-      <w:hyperlink w:anchor="_Toc242731724" w:history="1">
+      <w:hyperlink w:anchor="_Toc242905068" w:history="1">
         <w:r>
           <w:rPr>
             <w:rStyle w:val="affa"/>
             <w:rFonts w:eastAsiaTheme="majorEastAsia"/>
             <w:noProof/>
           </w:rPr>
-          <w:t>1.2. Діаграма станів елемента «Перерахувати прогноз»</w:t>
+          <w:t>2.2. Архітектура застосунку</w:t>
         </w:r>
         <w:r>
           <w:rPr>
@@ -460,7 +740,7 @@
             <w:noProof/>
             <w:webHidden/>
           </w:rPr>
-          <w:instrText xml:space="preserve"> PAGEREF _Toc242731724 \h </w:instrText>
+          <w:instrText xml:space="preserve"> PAGEREF _Toc242905068 \h </w:instrText>
         </w:r>
         <w:r>
           <w:rPr>
@@ -480,7 +760,7 @@
             <w:noProof/>
             <w:webHidden/>
           </w:rPr>
-          <w:t>7</w:t>
+          <w:t>10</w:t>
         </w:r>
         <w:r>
           <w:rPr>
@@ -501,14 +781,14 @@
           <w:noProof/>
         </w:rPr>
       </w:pPr>
-      <w:hyperlink w:anchor="_Toc242731725" w:history="1">
+      <w:hyperlink w:anchor="_Toc242905069" w:history="1">
         <w:r>
           <w:rPr>
             <w:rStyle w:val="affa"/>
             <w:rFonts w:eastAsiaTheme="majorEastAsia"/>
             <w:noProof/>
           </w:rPr>
-          <w:t>1.3. Діаграма станів панелі списку замовлень</w:t>
+          <w:t>2.3. Прийоми реалізації</w:t>
         </w:r>
         <w:r>
           <w:rPr>
@@ -529,7 +809,7 @@
             <w:noProof/>
             <w:webHidden/>
           </w:rPr>
-          <w:instrText xml:space="preserve"> PAGEREF _Toc242731725 \h </w:instrText>
+          <w:instrText xml:space="preserve"> PAGEREF _Toc242905069 \h </w:instrText>
         </w:r>
         <w:r>
           <w:rPr>
@@ -549,7 +829,490 @@
             <w:noProof/>
             <w:webHidden/>
           </w:rPr>
-          <w:t>8</w:t>
+          <w:t>10</w:t>
+        </w:r>
+        <w:r>
+          <w:rPr>
+            <w:noProof/>
+            <w:webHidden/>
+          </w:rPr>
+          <w:fldChar w:fldCharType="end"/>
+        </w:r>
+      </w:hyperlink>
+    </w:p>
+    <w:p>
+      <w:pPr>
+        <w:pStyle w:val="3f"/>
+        <w:tabs>
+          <w:tab w:val="right" w:leader="dot" w:pos="9629"/>
+        </w:tabs>
+        <w:rPr>
+          <w:noProof/>
+        </w:rPr>
+      </w:pPr>
+      <w:hyperlink w:anchor="_Toc242905070" w:history="1">
+        <w:r>
+          <w:rPr>
+            <w:rStyle w:val="affa"/>
+            <w:rFonts w:eastAsiaTheme="majorEastAsia"/>
+            <w:noProof/>
+          </w:rPr>
+          <w:t>2.3.1. Стани інтерфейсу як окремий компонент</w:t>
+        </w:r>
+        <w:r>
+          <w:rPr>
+            <w:noProof/>
+            <w:webHidden/>
+          </w:rPr>
+          <w:tab/>
+        </w:r>
+        <w:r>
+          <w:rPr>
+            <w:noProof/>
+            <w:webHidden/>
+          </w:rPr>
+          <w:fldChar w:fldCharType="begin"/>
+        </w:r>
+        <w:r>
+          <w:rPr>
+            <w:noProof/>
+            <w:webHidden/>
+          </w:rPr>
+          <w:instrText xml:space="preserve"> PAGEREF _Toc242905070 \h </w:instrText>
+        </w:r>
+        <w:r>
+          <w:rPr>
+            <w:noProof/>
+            <w:webHidden/>
+          </w:rPr>
+        </w:r>
+        <w:r>
+          <w:rPr>
+            <w:noProof/>
+            <w:webHidden/>
+          </w:rPr>
+          <w:fldChar w:fldCharType="separate"/>
+        </w:r>
+        <w:r>
+          <w:rPr>
+            <w:noProof/>
+            <w:webHidden/>
+          </w:rPr>
+          <w:t>10</w:t>
+        </w:r>
+        <w:r>
+          <w:rPr>
+            <w:noProof/>
+            <w:webHidden/>
+          </w:rPr>
+          <w:fldChar w:fldCharType="end"/>
+        </w:r>
+      </w:hyperlink>
+    </w:p>
+    <w:p>
+      <w:pPr>
+        <w:pStyle w:val="3f"/>
+        <w:tabs>
+          <w:tab w:val="right" w:leader="dot" w:pos="9629"/>
+        </w:tabs>
+        <w:rPr>
+          <w:noProof/>
+        </w:rPr>
+      </w:pPr>
+      <w:hyperlink w:anchor="_Toc242905071" w:history="1">
+        <w:r>
+          <w:rPr>
+            <w:rStyle w:val="affa"/>
+            <w:rFonts w:eastAsiaTheme="majorEastAsia"/>
+            <w:noProof/>
+          </w:rPr>
+          <w:t>2.3.2. Адаптивність</w:t>
+        </w:r>
+        <w:r>
+          <w:rPr>
+            <w:noProof/>
+            <w:webHidden/>
+          </w:rPr>
+          <w:tab/>
+        </w:r>
+        <w:r>
+          <w:rPr>
+            <w:noProof/>
+            <w:webHidden/>
+          </w:rPr>
+          <w:fldChar w:fldCharType="begin"/>
+        </w:r>
+        <w:r>
+          <w:rPr>
+            <w:noProof/>
+            <w:webHidden/>
+          </w:rPr>
+          <w:instrText xml:space="preserve"> PAGEREF _Toc242905071 \h </w:instrText>
+        </w:r>
+        <w:r>
+          <w:rPr>
+            <w:noProof/>
+            <w:webHidden/>
+          </w:rPr>
+        </w:r>
+        <w:r>
+          <w:rPr>
+            <w:noProof/>
+            <w:webHidden/>
+          </w:rPr>
+          <w:fldChar w:fldCharType="separate"/>
+        </w:r>
+        <w:r>
+          <w:rPr>
+            <w:noProof/>
+            <w:webHidden/>
+          </w:rPr>
+          <w:t>11</w:t>
+        </w:r>
+        <w:r>
+          <w:rPr>
+            <w:noProof/>
+            <w:webHidden/>
+          </w:rPr>
+          <w:fldChar w:fldCharType="end"/>
+        </w:r>
+      </w:hyperlink>
+    </w:p>
+    <w:p>
+      <w:pPr>
+        <w:pStyle w:val="3f"/>
+        <w:tabs>
+          <w:tab w:val="right" w:leader="dot" w:pos="9629"/>
+        </w:tabs>
+        <w:rPr>
+          <w:noProof/>
+        </w:rPr>
+      </w:pPr>
+      <w:hyperlink w:anchor="_Toc242905072" w:history="1">
+        <w:r>
+          <w:rPr>
+            <w:rStyle w:val="affa"/>
+            <w:rFonts w:eastAsiaTheme="majorEastAsia"/>
+            <w:noProof/>
+          </w:rPr>
+          <w:t>2.3.3. Кросбраузерність</w:t>
+        </w:r>
+        <w:r>
+          <w:rPr>
+            <w:noProof/>
+            <w:webHidden/>
+          </w:rPr>
+          <w:tab/>
+        </w:r>
+        <w:r>
+          <w:rPr>
+            <w:noProof/>
+            <w:webHidden/>
+          </w:rPr>
+          <w:fldChar w:fldCharType="begin"/>
+        </w:r>
+        <w:r>
+          <w:rPr>
+            <w:noProof/>
+            <w:webHidden/>
+          </w:rPr>
+          <w:instrText xml:space="preserve"> PAGEREF _Toc242905072 \h </w:instrText>
+        </w:r>
+        <w:r>
+          <w:rPr>
+            <w:noProof/>
+            <w:webHidden/>
+          </w:rPr>
+        </w:r>
+        <w:r>
+          <w:rPr>
+            <w:noProof/>
+            <w:webHidden/>
+          </w:rPr>
+          <w:fldChar w:fldCharType="separate"/>
+        </w:r>
+        <w:r>
+          <w:rPr>
+            <w:noProof/>
+            <w:webHidden/>
+          </w:rPr>
+          <w:t>11</w:t>
+        </w:r>
+        <w:r>
+          <w:rPr>
+            <w:noProof/>
+            <w:webHidden/>
+          </w:rPr>
+          <w:fldChar w:fldCharType="end"/>
+        </w:r>
+      </w:hyperlink>
+    </w:p>
+    <w:p>
+      <w:pPr>
+        <w:pStyle w:val="3f"/>
+        <w:tabs>
+          <w:tab w:val="right" w:leader="dot" w:pos="9629"/>
+        </w:tabs>
+        <w:rPr>
+          <w:noProof/>
+        </w:rPr>
+      </w:pPr>
+      <w:hyperlink w:anchor="_Toc242905073" w:history="1">
+        <w:r>
+          <w:rPr>
+            <w:rStyle w:val="affa"/>
+            <w:rFonts w:eastAsiaTheme="majorEastAsia"/>
+            <w:noProof/>
+          </w:rPr>
+          <w:t>2.3.4. Захищеність</w:t>
+        </w:r>
+        <w:r>
+          <w:rPr>
+            <w:noProof/>
+            <w:webHidden/>
+          </w:rPr>
+          <w:tab/>
+        </w:r>
+        <w:r>
+          <w:rPr>
+            <w:noProof/>
+            <w:webHidden/>
+          </w:rPr>
+          <w:fldChar w:fldCharType="begin"/>
+        </w:r>
+        <w:r>
+          <w:rPr>
+            <w:noProof/>
+            <w:webHidden/>
+          </w:rPr>
+          <w:instrText xml:space="preserve"> PAGEREF _Toc242905073 \h </w:instrText>
+        </w:r>
+        <w:r>
+          <w:rPr>
+            <w:noProof/>
+            <w:webHidden/>
+          </w:rPr>
+        </w:r>
+        <w:r>
+          <w:rPr>
+            <w:noProof/>
+            <w:webHidden/>
+          </w:rPr>
+          <w:fldChar w:fldCharType="separate"/>
+        </w:r>
+        <w:r>
+          <w:rPr>
+            <w:noProof/>
+            <w:webHidden/>
+          </w:rPr>
+          <w:t>11</w:t>
+        </w:r>
+        <w:r>
+          <w:rPr>
+            <w:noProof/>
+            <w:webHidden/>
+          </w:rPr>
+          <w:fldChar w:fldCharType="end"/>
+        </w:r>
+      </w:hyperlink>
+    </w:p>
+    <w:p>
+      <w:pPr>
+        <w:pStyle w:val="3f"/>
+        <w:tabs>
+          <w:tab w:val="right" w:leader="dot" w:pos="9629"/>
+        </w:tabs>
+        <w:rPr>
+          <w:noProof/>
+        </w:rPr>
+      </w:pPr>
+      <w:hyperlink w:anchor="_Toc242905074" w:history="1">
+        <w:r>
+          <w:rPr>
+            <w:rStyle w:val="affa"/>
+            <w:rFonts w:eastAsiaTheme="majorEastAsia"/>
+            <w:noProof/>
+          </w:rPr>
+          <w:t>2.3.5. Доступність і зручність користування</w:t>
+        </w:r>
+        <w:r>
+          <w:rPr>
+            <w:noProof/>
+            <w:webHidden/>
+          </w:rPr>
+          <w:tab/>
+        </w:r>
+        <w:r>
+          <w:rPr>
+            <w:noProof/>
+            <w:webHidden/>
+          </w:rPr>
+          <w:fldChar w:fldCharType="begin"/>
+        </w:r>
+        <w:r>
+          <w:rPr>
+            <w:noProof/>
+            <w:webHidden/>
+          </w:rPr>
+          <w:instrText xml:space="preserve"> PAGEREF _Toc242905074 \h </w:instrText>
+        </w:r>
+        <w:r>
+          <w:rPr>
+            <w:noProof/>
+            <w:webHidden/>
+          </w:rPr>
+        </w:r>
+        <w:r>
+          <w:rPr>
+            <w:noProof/>
+            <w:webHidden/>
+          </w:rPr>
+          <w:fldChar w:fldCharType="separate"/>
+        </w:r>
+        <w:r>
+          <w:rPr>
+            <w:noProof/>
+            <w:webHidden/>
+          </w:rPr>
+          <w:t>11</w:t>
+        </w:r>
+        <w:r>
+          <w:rPr>
+            <w:noProof/>
+            <w:webHidden/>
+          </w:rPr>
+          <w:fldChar w:fldCharType="end"/>
+        </w:r>
+      </w:hyperlink>
+    </w:p>
+    <w:p>
+      <w:pPr>
+        <w:pStyle w:val="3f"/>
+        <w:tabs>
+          <w:tab w:val="right" w:leader="dot" w:pos="9629"/>
+        </w:tabs>
+        <w:rPr>
+          <w:noProof/>
+        </w:rPr>
+      </w:pPr>
+      <w:hyperlink w:anchor="_Toc242905075" w:history="1">
+        <w:r>
+          <w:rPr>
+            <w:rStyle w:val="affa"/>
+            <w:rFonts w:eastAsiaTheme="majorEastAsia"/>
+            <w:noProof/>
+          </w:rPr>
+          <w:t>2.3.6. Тестування</w:t>
+        </w:r>
+        <w:r>
+          <w:rPr>
+            <w:noProof/>
+            <w:webHidden/>
+          </w:rPr>
+          <w:tab/>
+        </w:r>
+        <w:r>
+          <w:rPr>
+            <w:noProof/>
+            <w:webHidden/>
+          </w:rPr>
+          <w:fldChar w:fldCharType="begin"/>
+        </w:r>
+        <w:r>
+          <w:rPr>
+            <w:noProof/>
+            <w:webHidden/>
+          </w:rPr>
+          <w:instrText xml:space="preserve"> PAGEREF _Toc242905075 \h </w:instrText>
+        </w:r>
+        <w:r>
+          <w:rPr>
+            <w:noProof/>
+            <w:webHidden/>
+          </w:rPr>
+        </w:r>
+        <w:r>
+          <w:rPr>
+            <w:noProof/>
+            <w:webHidden/>
+          </w:rPr>
+          <w:fldChar w:fldCharType="separate"/>
+        </w:r>
+        <w:r>
+          <w:rPr>
+            <w:noProof/>
+            <w:webHidden/>
+          </w:rPr>
+          <w:t>11</w:t>
+        </w:r>
+        <w:r>
+          <w:rPr>
+            <w:noProof/>
+            <w:webHidden/>
+          </w:rPr>
+          <w:fldChar w:fldCharType="end"/>
+        </w:r>
+      </w:hyperlink>
+    </w:p>
+    <w:p>
+      <w:pPr>
+        <w:pStyle w:val="3f"/>
+        <w:tabs>
+          <w:tab w:val="right" w:leader="dot" w:pos="9629"/>
+        </w:tabs>
+        <w:rPr>
+          <w:noProof/>
+        </w:rPr>
+      </w:pPr>
+      <w:hyperlink w:anchor="_Toc242905076" w:history="1">
+        <w:r>
+          <w:rPr>
+            <w:rStyle w:val="affa"/>
+            <w:rFonts w:eastAsiaTheme="majorEastAsia"/>
+            <w:noProof/>
+          </w:rPr>
+          <w:t>2.3.7. Експорт результатів і передача вибірки</w:t>
+        </w:r>
+        <w:r>
+          <w:rPr>
+            <w:noProof/>
+            <w:webHidden/>
+          </w:rPr>
+          <w:tab/>
+        </w:r>
+        <w:r>
+          <w:rPr>
+            <w:noProof/>
+            <w:webHidden/>
+          </w:rPr>
+          <w:fldChar w:fldCharType="begin"/>
+        </w:r>
+        <w:r>
+          <w:rPr>
+            <w:noProof/>
+            <w:webHidden/>
+          </w:rPr>
+          <w:instrText xml:space="preserve"> PAGEREF _Toc242905076 \h </w:instrText>
+        </w:r>
+        <w:r>
+          <w:rPr>
+            <w:noProof/>
+            <w:webHidden/>
+          </w:rPr>
+        </w:r>
+        <w:r>
+          <w:rPr>
+            <w:noProof/>
+            <w:webHidden/>
+          </w:rPr>
+          <w:fldChar w:fldCharType="separate"/>
+        </w:r>
+        <w:r>
+          <w:rPr>
+            <w:noProof/>
+            <w:webHidden/>
+          </w:rPr>
+          <w:t>12</w:t>
         </w:r>
         <w:r>
           <w:rPr>
@@ -570,14 +1333,14 @@
           <w:noProof/>
         </w:rPr>
       </w:pPr>
-      <w:hyperlink w:anchor="_Toc242731726" w:history="1">
+      <w:hyperlink w:anchor="_Toc242905077" w:history="1">
         <w:r>
           <w:rPr>
             <w:rStyle w:val="affa"/>
             <w:rFonts w:eastAsiaTheme="majorEastAsia"/>
             <w:noProof/>
           </w:rPr>
-          <w:t>1.4. Що ще входить у Розділ 1 (за вимогами PDF)</w:t>
+          <w:t>2.4. Ключові технічні рішення та їх обґрунтування</w:t>
         </w:r>
         <w:r>
           <w:rPr>
@@ -598,7 +1361,7 @@
             <w:noProof/>
             <w:webHidden/>
           </w:rPr>
-          <w:instrText xml:space="preserve"> PAGEREF _Toc242731726 \h </w:instrText>
+          <w:instrText xml:space="preserve"> PAGEREF _Toc242905077 \h </w:instrText>
         </w:r>
         <w:r>
           <w:rPr>
@@ -618,7 +1381,7 @@
             <w:noProof/>
             <w:webHidden/>
           </w:rPr>
-          <w:t>9</w:t>
+          <w:t>12</w:t>
         </w:r>
         <w:r>
           <w:rPr>
@@ -639,14 +1402,14 @@
           <w:noProof/>
         </w:rPr>
       </w:pPr>
-      <w:hyperlink w:anchor="_Toc242731727" w:history="1">
+      <w:hyperlink w:anchor="_Toc242905078" w:history="1">
         <w:r>
           <w:rPr>
             <w:rStyle w:val="affa"/>
             <w:rFonts w:eastAsiaTheme="majorEastAsia"/>
             <w:noProof/>
           </w:rPr>
-          <w:t>Список рисунків розділу</w:t>
+          <w:t>2.5. Відомі обмеження та крайні випадки</w:t>
         </w:r>
         <w:r>
           <w:rPr>
@@ -667,7 +1430,7 @@
             <w:noProof/>
             <w:webHidden/>
           </w:rPr>
-          <w:instrText xml:space="preserve"> PAGEREF _Toc242731727 \h </w:instrText>
+          <w:instrText xml:space="preserve"> PAGEREF _Toc242905078 \h </w:instrText>
         </w:r>
         <w:r>
           <w:rPr>
@@ -687,7 +1450,145 @@
             <w:noProof/>
             <w:webHidden/>
           </w:rPr>
-          <w:t>9</w:t>
+          <w:t>13</w:t>
+        </w:r>
+        <w:r>
+          <w:rPr>
+            <w:noProof/>
+            <w:webHidden/>
+          </w:rPr>
+          <w:fldChar w:fldCharType="end"/>
+        </w:r>
+      </w:hyperlink>
+    </w:p>
+    <w:p>
+      <w:pPr>
+        <w:pStyle w:val="2f1"/>
+        <w:tabs>
+          <w:tab w:val="right" w:leader="dot" w:pos="9629"/>
+        </w:tabs>
+        <w:rPr>
+          <w:noProof/>
+        </w:rPr>
+      </w:pPr>
+      <w:hyperlink w:anchor="_Toc242905079" w:history="1">
+        <w:r>
+          <w:rPr>
+            <w:rStyle w:val="affa"/>
+            <w:rFonts w:eastAsiaTheme="majorEastAsia"/>
+            <w:noProof/>
+          </w:rPr>
+          <w:t>2.6. Посилання на програмний код (Git)</w:t>
+        </w:r>
+        <w:r>
+          <w:rPr>
+            <w:noProof/>
+            <w:webHidden/>
+          </w:rPr>
+          <w:tab/>
+        </w:r>
+        <w:r>
+          <w:rPr>
+            <w:noProof/>
+            <w:webHidden/>
+          </w:rPr>
+          <w:fldChar w:fldCharType="begin"/>
+        </w:r>
+        <w:r>
+          <w:rPr>
+            <w:noProof/>
+            <w:webHidden/>
+          </w:rPr>
+          <w:instrText xml:space="preserve"> PAGEREF _Toc242905079 \h </w:instrText>
+        </w:r>
+        <w:r>
+          <w:rPr>
+            <w:noProof/>
+            <w:webHidden/>
+          </w:rPr>
+        </w:r>
+        <w:r>
+          <w:rPr>
+            <w:noProof/>
+            <w:webHidden/>
+          </w:rPr>
+          <w:fldChar w:fldCharType="separate"/>
+        </w:r>
+        <w:r>
+          <w:rPr>
+            <w:noProof/>
+            <w:webHidden/>
+          </w:rPr>
+          <w:t>13</w:t>
+        </w:r>
+        <w:r>
+          <w:rPr>
+            <w:noProof/>
+            <w:webHidden/>
+          </w:rPr>
+          <w:fldChar w:fldCharType="end"/>
+        </w:r>
+      </w:hyperlink>
+    </w:p>
+    <w:p>
+      <w:pPr>
+        <w:pStyle w:val="2f1"/>
+        <w:tabs>
+          <w:tab w:val="right" w:leader="dot" w:pos="9629"/>
+        </w:tabs>
+        <w:rPr>
+          <w:noProof/>
+        </w:rPr>
+      </w:pPr>
+      <w:hyperlink w:anchor="_Toc242905080" w:history="1">
+        <w:r>
+          <w:rPr>
+            <w:rStyle w:val="affa"/>
+            <w:rFonts w:eastAsiaTheme="majorEastAsia"/>
+            <w:noProof/>
+          </w:rPr>
+          <w:t>2.7. Як запустити</w:t>
+        </w:r>
+        <w:r>
+          <w:rPr>
+            <w:noProof/>
+            <w:webHidden/>
+          </w:rPr>
+          <w:tab/>
+        </w:r>
+        <w:r>
+          <w:rPr>
+            <w:noProof/>
+            <w:webHidden/>
+          </w:rPr>
+          <w:fldChar w:fldCharType="begin"/>
+        </w:r>
+        <w:r>
+          <w:rPr>
+            <w:noProof/>
+            <w:webHidden/>
+          </w:rPr>
+          <w:instrText xml:space="preserve"> PAGEREF _Toc242905080 \h </w:instrText>
+        </w:r>
+        <w:r>
+          <w:rPr>
+            <w:noProof/>
+            <w:webHidden/>
+          </w:rPr>
+        </w:r>
+        <w:r>
+          <w:rPr>
+            <w:noProof/>
+            <w:webHidden/>
+          </w:rPr>
+          <w:fldChar w:fldCharType="separate"/>
+        </w:r>
+        <w:r>
+          <w:rPr>
+            <w:noProof/>
+            <w:webHidden/>
+          </w:rPr>
+          <w:t>13</w:t>
         </w:r>
         <w:r>
           <w:rPr>
@@ -708,14 +1609,14 @@
           <w:noProof/>
         </w:rPr>
       </w:pPr>
-      <w:hyperlink w:anchor="_Toc242731728" w:history="1">
+      <w:hyperlink w:anchor="_Toc242905081" w:history="1">
         <w:r>
           <w:rPr>
             <w:rStyle w:val="affa"/>
             <w:rFonts w:eastAsiaTheme="majorEastAsia"/>
             <w:noProof/>
           </w:rPr>
-          <w:t>РОЗДІЛ 2. ПРОГРАМНА РЕАЛІЗАЦІЯ</w:t>
+          <w:t>РОЗДІЛ 3. КЕРІВНИЦТВО КОРИСТУВАЧА (USER GUIDE)</w:t>
         </w:r>
         <w:r>
           <w:rPr>
@@ -736,7 +1637,7 @@
             <w:noProof/>
             <w:webHidden/>
           </w:rPr>
-          <w:instrText xml:space="preserve"> PAGEREF _Toc242731728 \h </w:instrText>
+          <w:instrText xml:space="preserve"> PAGEREF _Toc242905081 \h </w:instrText>
         </w:r>
         <w:r>
           <w:rPr>
@@ -756,7 +1657,7 @@
             <w:noProof/>
             <w:webHidden/>
           </w:rPr>
-          <w:t>9</w:t>
+          <w:t>13</w:t>
         </w:r>
         <w:r>
           <w:rPr>
@@ -777,14 +1678,14 @@
           <w:noProof/>
         </w:rPr>
       </w:pPr>
-      <w:hyperlink w:anchor="_Toc242731729" w:history="1">
+      <w:hyperlink w:anchor="_Toc242905082" w:history="1">
         <w:r>
           <w:rPr>
             <w:rStyle w:val="affa"/>
             <w:rFonts w:eastAsiaTheme="majorEastAsia"/>
             <w:noProof/>
           </w:rPr>
-          <w:t>2.1. Інструменти та бібліотеки</w:t>
+          <w:t>3.1. Вступ</w:t>
         </w:r>
         <w:r>
           <w:rPr>
@@ -805,7 +1706,7 @@
             <w:noProof/>
             <w:webHidden/>
           </w:rPr>
-          <w:instrText xml:space="preserve"> PAGEREF _Toc242731729 \h </w:instrText>
+          <w:instrText xml:space="preserve"> PAGEREF _Toc242905082 \h </w:instrText>
         </w:r>
         <w:r>
           <w:rPr>
@@ -825,7 +1726,7 @@
             <w:noProof/>
             <w:webHidden/>
           </w:rPr>
-          <w:t>9</w:t>
+          <w:t>13</w:t>
         </w:r>
         <w:r>
           <w:rPr>
@@ -846,14 +1747,14 @@
           <w:noProof/>
         </w:rPr>
       </w:pPr>
-      <w:hyperlink w:anchor="_Toc242731730" w:history="1">
+      <w:hyperlink w:anchor="_Toc242905083" w:history="1">
         <w:r>
           <w:rPr>
             <w:rStyle w:val="affa"/>
             <w:rFonts w:eastAsiaTheme="majorEastAsia"/>
             <w:noProof/>
           </w:rPr>
-          <w:t>2.2. Архітектура застосунку</w:t>
+          <w:t>3.2. Швидкий старт (Quick Start)</w:t>
         </w:r>
         <w:r>
           <w:rPr>
@@ -874,7 +1775,7 @@
             <w:noProof/>
             <w:webHidden/>
           </w:rPr>
-          <w:instrText xml:space="preserve"> PAGEREF _Toc242731730 \h </w:instrText>
+          <w:instrText xml:space="preserve"> PAGEREF _Toc242905083 \h </w:instrText>
         </w:r>
         <w:r>
           <w:rPr>
@@ -894,7 +1795,7 @@
             <w:noProof/>
             <w:webHidden/>
           </w:rPr>
-          <w:t>10</w:t>
+          <w:t>14</w:t>
         </w:r>
         <w:r>
           <w:rPr>
@@ -915,14 +1816,14 @@
           <w:noProof/>
         </w:rPr>
       </w:pPr>
-      <w:hyperlink w:anchor="_Toc242731731" w:history="1">
+      <w:hyperlink w:anchor="_Toc242905084" w:history="1">
         <w:r>
           <w:rPr>
             <w:rStyle w:val="affa"/>
             <w:rFonts w:eastAsiaTheme="majorEastAsia"/>
             <w:noProof/>
           </w:rPr>
-          <w:t>2.3. Прийоми реалізації</w:t>
+          <w:t>3.3. Огляд інтерфейсу</w:t>
         </w:r>
         <w:r>
           <w:rPr>
@@ -943,7 +1844,7 @@
             <w:noProof/>
             <w:webHidden/>
           </w:rPr>
-          <w:instrText xml:space="preserve"> PAGEREF _Toc242731731 \h </w:instrText>
+          <w:instrText xml:space="preserve"> PAGEREF _Toc242905084 \h </w:instrText>
         </w:r>
         <w:r>
           <w:rPr>
@@ -963,7 +1864,7 @@
             <w:noProof/>
             <w:webHidden/>
           </w:rPr>
-          <w:t>11</w:t>
+          <w:t>14</w:t>
         </w:r>
         <w:r>
           <w:rPr>
@@ -984,14 +1885,14 @@
           <w:noProof/>
         </w:rPr>
       </w:pPr>
-      <w:hyperlink w:anchor="_Toc242731732" w:history="1">
+      <w:hyperlink w:anchor="_Toc242905085" w:history="1">
         <w:r>
           <w:rPr>
             <w:rStyle w:val="affa"/>
             <w:rFonts w:eastAsiaTheme="majorEastAsia"/>
             <w:noProof/>
           </w:rPr>
-          <w:t>2.4. Ключові технічні рішення та їх обґрунтування</w:t>
+          <w:t>3.4. Покрокова інструкція (основні процеси)</w:t>
         </w:r>
         <w:r>
           <w:rPr>
@@ -1012,7 +1913,7 @@
             <w:noProof/>
             <w:webHidden/>
           </w:rPr>
-          <w:instrText xml:space="preserve"> PAGEREF _Toc242731732 \h </w:instrText>
+          <w:instrText xml:space="preserve"> PAGEREF _Toc242905085 \h </w:instrText>
         </w:r>
         <w:r>
           <w:rPr>
@@ -1032,7 +1933,214 @@
             <w:noProof/>
             <w:webHidden/>
           </w:rPr>
-          <w:t>13</w:t>
+          <w:t>15</w:t>
+        </w:r>
+        <w:r>
+          <w:rPr>
+            <w:noProof/>
+            <w:webHidden/>
+          </w:rPr>
+          <w:fldChar w:fldCharType="end"/>
+        </w:r>
+      </w:hyperlink>
+    </w:p>
+    <w:p>
+      <w:pPr>
+        <w:pStyle w:val="3f"/>
+        <w:tabs>
+          <w:tab w:val="right" w:leader="dot" w:pos="9629"/>
+        </w:tabs>
+        <w:rPr>
+          <w:noProof/>
+        </w:rPr>
+      </w:pPr>
+      <w:hyperlink w:anchor="_Toc242905086" w:history="1">
+        <w:r>
+          <w:rPr>
+            <w:rStyle w:val="affa"/>
+            <w:rFonts w:eastAsiaTheme="majorEastAsia"/>
+            <w:noProof/>
+          </w:rPr>
+          <w:t>Крок 1. Створення / введення даних</w:t>
+        </w:r>
+        <w:r>
+          <w:rPr>
+            <w:noProof/>
+            <w:webHidden/>
+          </w:rPr>
+          <w:tab/>
+        </w:r>
+        <w:r>
+          <w:rPr>
+            <w:noProof/>
+            <w:webHidden/>
+          </w:rPr>
+          <w:fldChar w:fldCharType="begin"/>
+        </w:r>
+        <w:r>
+          <w:rPr>
+            <w:noProof/>
+            <w:webHidden/>
+          </w:rPr>
+          <w:instrText xml:space="preserve"> PAGEREF _Toc242905086 \h </w:instrText>
+        </w:r>
+        <w:r>
+          <w:rPr>
+            <w:noProof/>
+            <w:webHidden/>
+          </w:rPr>
+        </w:r>
+        <w:r>
+          <w:rPr>
+            <w:noProof/>
+            <w:webHidden/>
+          </w:rPr>
+          <w:fldChar w:fldCharType="separate"/>
+        </w:r>
+        <w:r>
+          <w:rPr>
+            <w:noProof/>
+            <w:webHidden/>
+          </w:rPr>
+          <w:t>15</w:t>
+        </w:r>
+        <w:r>
+          <w:rPr>
+            <w:noProof/>
+            <w:webHidden/>
+          </w:rPr>
+          <w:fldChar w:fldCharType="end"/>
+        </w:r>
+      </w:hyperlink>
+    </w:p>
+    <w:p>
+      <w:pPr>
+        <w:pStyle w:val="3f"/>
+        <w:tabs>
+          <w:tab w:val="right" w:leader="dot" w:pos="9629"/>
+        </w:tabs>
+        <w:rPr>
+          <w:noProof/>
+        </w:rPr>
+      </w:pPr>
+      <w:hyperlink w:anchor="_Toc242905087" w:history="1">
+        <w:r>
+          <w:rPr>
+            <w:rStyle w:val="affa"/>
+            <w:rFonts w:eastAsiaTheme="majorEastAsia"/>
+            <w:noProof/>
+          </w:rPr>
+          <w:t>Крок 2. Обробка / редагування</w:t>
+        </w:r>
+        <w:r>
+          <w:rPr>
+            <w:noProof/>
+            <w:webHidden/>
+          </w:rPr>
+          <w:tab/>
+        </w:r>
+        <w:r>
+          <w:rPr>
+            <w:noProof/>
+            <w:webHidden/>
+          </w:rPr>
+          <w:fldChar w:fldCharType="begin"/>
+        </w:r>
+        <w:r>
+          <w:rPr>
+            <w:noProof/>
+            <w:webHidden/>
+          </w:rPr>
+          <w:instrText xml:space="preserve"> PAGEREF _Toc242905087 \h </w:instrText>
+        </w:r>
+        <w:r>
+          <w:rPr>
+            <w:noProof/>
+            <w:webHidden/>
+          </w:rPr>
+        </w:r>
+        <w:r>
+          <w:rPr>
+            <w:noProof/>
+            <w:webHidden/>
+          </w:rPr>
+          <w:fldChar w:fldCharType="separate"/>
+        </w:r>
+        <w:r>
+          <w:rPr>
+            <w:noProof/>
+            <w:webHidden/>
+          </w:rPr>
+          <w:t>16</w:t>
+        </w:r>
+        <w:r>
+          <w:rPr>
+            <w:noProof/>
+            <w:webHidden/>
+          </w:rPr>
+          <w:fldChar w:fldCharType="end"/>
+        </w:r>
+      </w:hyperlink>
+    </w:p>
+    <w:p>
+      <w:pPr>
+        <w:pStyle w:val="3f"/>
+        <w:tabs>
+          <w:tab w:val="right" w:leader="dot" w:pos="9629"/>
+        </w:tabs>
+        <w:rPr>
+          <w:noProof/>
+        </w:rPr>
+      </w:pPr>
+      <w:hyperlink w:anchor="_Toc242905088" w:history="1">
+        <w:r>
+          <w:rPr>
+            <w:rStyle w:val="affa"/>
+            <w:rFonts w:eastAsiaTheme="majorEastAsia"/>
+            <w:noProof/>
+          </w:rPr>
+          <w:t>Крок 3. Збереження / експорт</w:t>
+        </w:r>
+        <w:r>
+          <w:rPr>
+            <w:noProof/>
+            <w:webHidden/>
+          </w:rPr>
+          <w:tab/>
+        </w:r>
+        <w:r>
+          <w:rPr>
+            <w:noProof/>
+            <w:webHidden/>
+          </w:rPr>
+          <w:fldChar w:fldCharType="begin"/>
+        </w:r>
+        <w:r>
+          <w:rPr>
+            <w:noProof/>
+            <w:webHidden/>
+          </w:rPr>
+          <w:instrText xml:space="preserve"> PAGEREF _Toc242905088 \h </w:instrText>
+        </w:r>
+        <w:r>
+          <w:rPr>
+            <w:noProof/>
+            <w:webHidden/>
+          </w:rPr>
+        </w:r>
+        <w:r>
+          <w:rPr>
+            <w:noProof/>
+            <w:webHidden/>
+          </w:rPr>
+          <w:fldChar w:fldCharType="separate"/>
+        </w:r>
+        <w:r>
+          <w:rPr>
+            <w:noProof/>
+            <w:webHidden/>
+          </w:rPr>
+          <w:t>16</w:t>
         </w:r>
         <w:r>
           <w:rPr>
@@ -1053,14 +2161,14 @@
           <w:noProof/>
         </w:rPr>
       </w:pPr>
-      <w:hyperlink w:anchor="_Toc242731733" w:history="1">
+      <w:hyperlink w:anchor="_Toc242905089" w:history="1">
         <w:r>
           <w:rPr>
             <w:rStyle w:val="affa"/>
             <w:rFonts w:eastAsiaTheme="majorEastAsia"/>
             <w:noProof/>
           </w:rPr>
-          <w:t>2.5. Відомі обмеження та крайні випадки</w:t>
+          <w:t>3.5. Довідка: стани інтерфейсу і що робити</w:t>
         </w:r>
         <w:r>
           <w:rPr>
@@ -1081,7 +2189,7 @@
             <w:noProof/>
             <w:webHidden/>
           </w:rPr>
-          <w:instrText xml:space="preserve"> PAGEREF _Toc242731733 \h </w:instrText>
+          <w:instrText xml:space="preserve"> PAGEREF _Toc242905089 \h </w:instrText>
         </w:r>
         <w:r>
           <w:rPr>
@@ -1101,7 +2209,7 @@
             <w:noProof/>
             <w:webHidden/>
           </w:rPr>
-          <w:t>13</w:t>
+          <w:t>16</w:t>
         </w:r>
         <w:r>
           <w:rPr>
@@ -1122,14 +2230,14 @@
           <w:noProof/>
         </w:rPr>
       </w:pPr>
-      <w:hyperlink w:anchor="_Toc242731734" w:history="1">
+      <w:hyperlink w:anchor="_Toc242905090" w:history="1">
         <w:r>
           <w:rPr>
             <w:rStyle w:val="affa"/>
             <w:rFonts w:eastAsiaTheme="majorEastAsia"/>
             <w:noProof/>
           </w:rPr>
-          <w:t>2.6. Посилання на програмний код (Git)</w:t>
+          <w:t>3.6. Типові труднощі</w:t>
         </w:r>
         <w:r>
           <w:rPr>
@@ -1150,7 +2258,7 @@
             <w:noProof/>
             <w:webHidden/>
           </w:rPr>
-          <w:instrText xml:space="preserve"> PAGEREF _Toc242731734 \h </w:instrText>
+          <w:instrText xml:space="preserve"> PAGEREF _Toc242905090 \h </w:instrText>
         </w:r>
         <w:r>
           <w:rPr>
@@ -1170,76 +2278,7 @@
             <w:noProof/>
             <w:webHidden/>
           </w:rPr>
-          <w:t>14</w:t>
-        </w:r>
-        <w:r>
-          <w:rPr>
-            <w:noProof/>
-            <w:webHidden/>
-          </w:rPr>
-          <w:fldChar w:fldCharType="end"/>
-        </w:r>
-      </w:hyperlink>
-    </w:p>
-    <w:p>
-      <w:pPr>
-        <w:pStyle w:val="2f1"/>
-        <w:tabs>
-          <w:tab w:val="right" w:leader="dot" w:pos="9629"/>
-        </w:tabs>
-        <w:rPr>
-          <w:noProof/>
-        </w:rPr>
-      </w:pPr>
-      <w:hyperlink w:anchor="_Toc242731735" w:history="1">
-        <w:r>
-          <w:rPr>
-            <w:rStyle w:val="affa"/>
-            <w:rFonts w:eastAsiaTheme="majorEastAsia"/>
-            <w:noProof/>
-          </w:rPr>
-          <w:t>2.7. Як запустити</w:t>
-        </w:r>
-        <w:r>
-          <w:rPr>
-            <w:noProof/>
-            <w:webHidden/>
-          </w:rPr>
-          <w:tab/>
-        </w:r>
-        <w:r>
-          <w:rPr>
-            <w:noProof/>
-            <w:webHidden/>
-          </w:rPr>
-          <w:fldChar w:fldCharType="begin"/>
-        </w:r>
-        <w:r>
-          <w:rPr>
-            <w:noProof/>
-            <w:webHidden/>
-          </w:rPr>
-          <w:instrText xml:space="preserve"> PAGEREF _Toc242731735 \h </w:instrText>
-        </w:r>
-        <w:r>
-          <w:rPr>
-            <w:noProof/>
-            <w:webHidden/>
-          </w:rPr>
-        </w:r>
-        <w:r>
-          <w:rPr>
-            <w:noProof/>
-            <w:webHidden/>
-          </w:rPr>
-          <w:fldChar w:fldCharType="separate"/>
-        </w:r>
-        <w:r>
-          <w:rPr>
-            <w:noProof/>
-            <w:webHidden/>
-          </w:rPr>
-          <w:t>14</w:t>
+          <w:t>17</w:t>
         </w:r>
         <w:r>
           <w:rPr>
@@ -1260,14 +2299,14 @@
           <w:noProof/>
         </w:rPr>
       </w:pPr>
-      <w:hyperlink w:anchor="_Toc242731736" w:history="1">
+      <w:hyperlink w:anchor="_Toc242905091" w:history="1">
         <w:r>
           <w:rPr>
             <w:rStyle w:val="affa"/>
             <w:rFonts w:eastAsiaTheme="majorEastAsia"/>
             <w:noProof/>
           </w:rPr>
-          <w:t>РОЗДІЛ 3. КЕРІВНИЦТВО КОРИСТУВАЧА (USER GUIDE)</w:t>
+          <w:t>ВИСНОВКИ</w:t>
         </w:r>
         <w:r>
           <w:rPr>
@@ -1288,7 +2327,7 @@
             <w:noProof/>
             <w:webHidden/>
           </w:rPr>
-          <w:instrText xml:space="preserve"> PAGEREF _Toc242731736 \h </w:instrText>
+          <w:instrText xml:space="preserve"> PAGEREF _Toc242905091 \h </w:instrText>
         </w:r>
         <w:r>
           <w:rPr>
@@ -1308,421 +2347,7 @@
             <w:noProof/>
             <w:webHidden/>
           </w:rPr>
-          <w:t>14</w:t>
-        </w:r>
-        <w:r>
-          <w:rPr>
-            <w:noProof/>
-            <w:webHidden/>
-          </w:rPr>
-          <w:fldChar w:fldCharType="end"/>
-        </w:r>
-      </w:hyperlink>
-    </w:p>
-    <w:p>
-      <w:pPr>
-        <w:pStyle w:val="2f1"/>
-        <w:tabs>
-          <w:tab w:val="right" w:leader="dot" w:pos="9629"/>
-        </w:tabs>
-        <w:rPr>
-          <w:noProof/>
-        </w:rPr>
-      </w:pPr>
-      <w:hyperlink w:anchor="_Toc242731737" w:history="1">
-        <w:r>
-          <w:rPr>
-            <w:rStyle w:val="affa"/>
-            <w:rFonts w:eastAsiaTheme="majorEastAsia"/>
-            <w:noProof/>
-          </w:rPr>
-          <w:t>3.1. Вступ</w:t>
-        </w:r>
-        <w:r>
-          <w:rPr>
-            <w:noProof/>
-            <w:webHidden/>
-          </w:rPr>
-          <w:tab/>
-        </w:r>
-        <w:r>
-          <w:rPr>
-            <w:noProof/>
-            <w:webHidden/>
-          </w:rPr>
-          <w:fldChar w:fldCharType="begin"/>
-        </w:r>
-        <w:r>
-          <w:rPr>
-            <w:noProof/>
-            <w:webHidden/>
-          </w:rPr>
-          <w:instrText xml:space="preserve"> PAGEREF _Toc242731737 \h </w:instrText>
-        </w:r>
-        <w:r>
-          <w:rPr>
-            <w:noProof/>
-            <w:webHidden/>
-          </w:rPr>
-        </w:r>
-        <w:r>
-          <w:rPr>
-            <w:noProof/>
-            <w:webHidden/>
-          </w:rPr>
-          <w:fldChar w:fldCharType="separate"/>
-        </w:r>
-        <w:r>
-          <w:rPr>
-            <w:noProof/>
-            <w:webHidden/>
-          </w:rPr>
-          <w:t>14</w:t>
-        </w:r>
-        <w:r>
-          <w:rPr>
-            <w:noProof/>
-            <w:webHidden/>
-          </w:rPr>
-          <w:fldChar w:fldCharType="end"/>
-        </w:r>
-      </w:hyperlink>
-    </w:p>
-    <w:p>
-      <w:pPr>
-        <w:pStyle w:val="2f1"/>
-        <w:tabs>
-          <w:tab w:val="right" w:leader="dot" w:pos="9629"/>
-        </w:tabs>
-        <w:rPr>
-          <w:noProof/>
-        </w:rPr>
-      </w:pPr>
-      <w:hyperlink w:anchor="_Toc242731738" w:history="1">
-        <w:r>
-          <w:rPr>
-            <w:rStyle w:val="affa"/>
-            <w:rFonts w:eastAsiaTheme="majorEastAsia"/>
-            <w:noProof/>
-          </w:rPr>
-          <w:t>3.2. Швидкий старт (Quick Start)</w:t>
-        </w:r>
-        <w:r>
-          <w:rPr>
-            <w:noProof/>
-            <w:webHidden/>
-          </w:rPr>
-          <w:tab/>
-        </w:r>
-        <w:r>
-          <w:rPr>
-            <w:noProof/>
-            <w:webHidden/>
-          </w:rPr>
-          <w:fldChar w:fldCharType="begin"/>
-        </w:r>
-        <w:r>
-          <w:rPr>
-            <w:noProof/>
-            <w:webHidden/>
-          </w:rPr>
-          <w:instrText xml:space="preserve"> PAGEREF _Toc242731738 \h </w:instrText>
-        </w:r>
-        <w:r>
-          <w:rPr>
-            <w:noProof/>
-            <w:webHidden/>
-          </w:rPr>
-        </w:r>
-        <w:r>
-          <w:rPr>
-            <w:noProof/>
-            <w:webHidden/>
-          </w:rPr>
-          <w:fldChar w:fldCharType="separate"/>
-        </w:r>
-        <w:r>
-          <w:rPr>
-            <w:noProof/>
-            <w:webHidden/>
-          </w:rPr>
-          <w:t>15</w:t>
-        </w:r>
-        <w:r>
-          <w:rPr>
-            <w:noProof/>
-            <w:webHidden/>
-          </w:rPr>
-          <w:fldChar w:fldCharType="end"/>
-        </w:r>
-      </w:hyperlink>
-    </w:p>
-    <w:p>
-      <w:pPr>
-        <w:pStyle w:val="2f1"/>
-        <w:tabs>
-          <w:tab w:val="right" w:leader="dot" w:pos="9629"/>
-        </w:tabs>
-        <w:rPr>
-          <w:noProof/>
-        </w:rPr>
-      </w:pPr>
-      <w:hyperlink w:anchor="_Toc242731739" w:history="1">
-        <w:r>
-          <w:rPr>
-            <w:rStyle w:val="affa"/>
-            <w:rFonts w:eastAsiaTheme="majorEastAsia"/>
-            <w:noProof/>
-          </w:rPr>
-          <w:t>3.3. Огляд інтерфейсу</w:t>
-        </w:r>
-        <w:r>
-          <w:rPr>
-            <w:noProof/>
-            <w:webHidden/>
-          </w:rPr>
-          <w:tab/>
-        </w:r>
-        <w:r>
-          <w:rPr>
-            <w:noProof/>
-            <w:webHidden/>
-          </w:rPr>
-          <w:fldChar w:fldCharType="begin"/>
-        </w:r>
-        <w:r>
-          <w:rPr>
-            <w:noProof/>
-            <w:webHidden/>
-          </w:rPr>
-          <w:instrText xml:space="preserve"> PAGEREF _Toc242731739 \h </w:instrText>
-        </w:r>
-        <w:r>
-          <w:rPr>
-            <w:noProof/>
-            <w:webHidden/>
-          </w:rPr>
-        </w:r>
-        <w:r>
-          <w:rPr>
-            <w:noProof/>
-            <w:webHidden/>
-          </w:rPr>
-          <w:fldChar w:fldCharType="separate"/>
-        </w:r>
-        <w:r>
-          <w:rPr>
-            <w:noProof/>
-            <w:webHidden/>
-          </w:rPr>
-          <w:t>15</w:t>
-        </w:r>
-        <w:r>
-          <w:rPr>
-            <w:noProof/>
-            <w:webHidden/>
-          </w:rPr>
-          <w:fldChar w:fldCharType="end"/>
-        </w:r>
-      </w:hyperlink>
-    </w:p>
-    <w:p>
-      <w:pPr>
-        <w:pStyle w:val="2f1"/>
-        <w:tabs>
-          <w:tab w:val="right" w:leader="dot" w:pos="9629"/>
-        </w:tabs>
-        <w:rPr>
-          <w:noProof/>
-        </w:rPr>
-      </w:pPr>
-      <w:hyperlink w:anchor="_Toc242731740" w:history="1">
-        <w:r>
-          <w:rPr>
-            <w:rStyle w:val="affa"/>
-            <w:rFonts w:eastAsiaTheme="majorEastAsia"/>
-            <w:noProof/>
-          </w:rPr>
-          <w:t>3.4. Покрокова інструкція (основні процеси)</w:t>
-        </w:r>
-        <w:r>
-          <w:rPr>
-            <w:noProof/>
-            <w:webHidden/>
-          </w:rPr>
-          <w:tab/>
-        </w:r>
-        <w:r>
-          <w:rPr>
-            <w:noProof/>
-            <w:webHidden/>
-          </w:rPr>
-          <w:fldChar w:fldCharType="begin"/>
-        </w:r>
-        <w:r>
-          <w:rPr>
-            <w:noProof/>
-            <w:webHidden/>
-          </w:rPr>
-          <w:instrText xml:space="preserve"> PAGEREF _Toc242731740 \h </w:instrText>
-        </w:r>
-        <w:r>
-          <w:rPr>
-            <w:noProof/>
-            <w:webHidden/>
-          </w:rPr>
-        </w:r>
-        <w:r>
-          <w:rPr>
-            <w:noProof/>
-            <w:webHidden/>
-          </w:rPr>
-          <w:fldChar w:fldCharType="separate"/>
-        </w:r>
-        <w:r>
-          <w:rPr>
-            <w:noProof/>
-            <w:webHidden/>
-          </w:rPr>
           <w:t>17</w:t>
-        </w:r>
-        <w:r>
-          <w:rPr>
-            <w:noProof/>
-            <w:webHidden/>
-          </w:rPr>
-          <w:fldChar w:fldCharType="end"/>
-        </w:r>
-      </w:hyperlink>
-    </w:p>
-    <w:p>
-      <w:pPr>
-        <w:pStyle w:val="2f1"/>
-        <w:tabs>
-          <w:tab w:val="right" w:leader="dot" w:pos="9629"/>
-        </w:tabs>
-        <w:rPr>
-          <w:noProof/>
-        </w:rPr>
-      </w:pPr>
-      <w:hyperlink w:anchor="_Toc242731741" w:history="1">
-        <w:r>
-          <w:rPr>
-            <w:rStyle w:val="affa"/>
-            <w:rFonts w:eastAsiaTheme="majorEastAsia"/>
-            <w:noProof/>
-          </w:rPr>
-          <w:t>3.5. Довідка: стани інтерфейсу і що робити</w:t>
-        </w:r>
-        <w:r>
-          <w:rPr>
-            <w:noProof/>
-            <w:webHidden/>
-          </w:rPr>
-          <w:tab/>
-        </w:r>
-        <w:r>
-          <w:rPr>
-            <w:noProof/>
-            <w:webHidden/>
-          </w:rPr>
-          <w:fldChar w:fldCharType="begin"/>
-        </w:r>
-        <w:r>
-          <w:rPr>
-            <w:noProof/>
-            <w:webHidden/>
-          </w:rPr>
-          <w:instrText xml:space="preserve"> PAGEREF _Toc242731741 \h </w:instrText>
-        </w:r>
-        <w:r>
-          <w:rPr>
-            <w:noProof/>
-            <w:webHidden/>
-          </w:rPr>
-        </w:r>
-        <w:r>
-          <w:rPr>
-            <w:noProof/>
-            <w:webHidden/>
-          </w:rPr>
-          <w:fldChar w:fldCharType="separate"/>
-        </w:r>
-        <w:r>
-          <w:rPr>
-            <w:noProof/>
-            <w:webHidden/>
-          </w:rPr>
-          <w:t>18</w:t>
-        </w:r>
-        <w:r>
-          <w:rPr>
-            <w:noProof/>
-            <w:webHidden/>
-          </w:rPr>
-          <w:fldChar w:fldCharType="end"/>
-        </w:r>
-      </w:hyperlink>
-    </w:p>
-    <w:p>
-      <w:pPr>
-        <w:pStyle w:val="2f1"/>
-        <w:tabs>
-          <w:tab w:val="right" w:leader="dot" w:pos="9629"/>
-        </w:tabs>
-        <w:rPr>
-          <w:noProof/>
-        </w:rPr>
-      </w:pPr>
-      <w:hyperlink w:anchor="_Toc242731742" w:history="1">
-        <w:r>
-          <w:rPr>
-            <w:rStyle w:val="affa"/>
-            <w:rFonts w:eastAsiaTheme="majorEastAsia"/>
-            <w:noProof/>
-          </w:rPr>
-          <w:t>3.6. Типові труднощі</w:t>
-        </w:r>
-        <w:r>
-          <w:rPr>
-            <w:noProof/>
-            <w:webHidden/>
-          </w:rPr>
-          <w:tab/>
-        </w:r>
-        <w:r>
-          <w:rPr>
-            <w:noProof/>
-            <w:webHidden/>
-          </w:rPr>
-          <w:fldChar w:fldCharType="begin"/>
-        </w:r>
-        <w:r>
-          <w:rPr>
-            <w:noProof/>
-            <w:webHidden/>
-          </w:rPr>
-          <w:instrText xml:space="preserve"> PAGEREF _Toc242731742 \h </w:instrText>
-        </w:r>
-        <w:r>
-          <w:rPr>
-            <w:noProof/>
-            <w:webHidden/>
-          </w:rPr>
-        </w:r>
-        <w:r>
-          <w:rPr>
-            <w:noProof/>
-            <w:webHidden/>
-          </w:rPr>
-          <w:fldChar w:fldCharType="separate"/>
-        </w:r>
-        <w:r>
-          <w:rPr>
-            <w:noProof/>
-            <w:webHidden/>
-          </w:rPr>
-          <w:t>18</w:t>
         </w:r>
         <w:r>
           <w:rPr>
@@ -1743,14 +2368,14 @@
           <w:noProof/>
         </w:rPr>
       </w:pPr>
-      <w:hyperlink w:anchor="_Toc242731743" w:history="1">
+      <w:hyperlink w:anchor="_Toc242905092" w:history="1">
         <w:r>
           <w:rPr>
             <w:rStyle w:val="affa"/>
             <w:rFonts w:eastAsiaTheme="majorEastAsia"/>
             <w:noProof/>
           </w:rPr>
-          <w:t>Висновки</w:t>
+          <w:t>СПИСОК ВИКОРИСТАНИХ ДЖЕРЕЛ</w:t>
         </w:r>
         <w:r>
           <w:rPr>
@@ -1771,7 +2396,7 @@
             <w:noProof/>
             <w:webHidden/>
           </w:rPr>
-          <w:instrText xml:space="preserve"> PAGEREF _Toc242731743 \h </w:instrText>
+          <w:instrText xml:space="preserve"> PAGEREF _Toc242905092 \h </w:instrText>
         </w:r>
         <w:r>
           <w:rPr>
@@ -1812,14 +2437,14 @@
           <w:noProof/>
         </w:rPr>
       </w:pPr>
-      <w:hyperlink w:anchor="_Toc242731744" w:history="1">
+      <w:hyperlink w:anchor="_Toc242905093" w:history="1">
         <w:r>
           <w:rPr>
             <w:rStyle w:val="affa"/>
             <w:rFonts w:eastAsiaTheme="majorEastAsia"/>
             <w:noProof/>
           </w:rPr>
-          <w:t>СПИСОК ВИКОРИСТАНИХ ДЖЕРЕЛ</w:t>
+          <w:t>ДОДАТОК А. Екранні знімки застосунку</w:t>
         </w:r>
         <w:r>
           <w:rPr>
@@ -1840,7 +2465,7 @@
             <w:noProof/>
             <w:webHidden/>
           </w:rPr>
-          <w:instrText xml:space="preserve"> PAGEREF _Toc242731744 \h </w:instrText>
+          <w:instrText xml:space="preserve"> PAGEREF _Toc242905093 \h </w:instrText>
         </w:r>
         <w:r>
           <w:rPr>
@@ -1860,76 +2485,7 @@
             <w:noProof/>
             <w:webHidden/>
           </w:rPr>
-          <w:t>22</w:t>
-        </w:r>
-        <w:r>
-          <w:rPr>
-            <w:noProof/>
-            <w:webHidden/>
-          </w:rPr>
-          <w:fldChar w:fldCharType="end"/>
-        </w:r>
-      </w:hyperlink>
-    </w:p>
-    <w:p>
-      <w:pPr>
-        <w:pStyle w:val="2f1"/>
-        <w:tabs>
-          <w:tab w:val="right" w:leader="dot" w:pos="9629"/>
-        </w:tabs>
-        <w:rPr>
-          <w:noProof/>
-        </w:rPr>
-      </w:pPr>
-      <w:hyperlink w:anchor="_Toc242731745" w:history="1">
-        <w:r>
-          <w:rPr>
-            <w:rStyle w:val="affa"/>
-            <w:rFonts w:eastAsiaTheme="majorEastAsia"/>
-            <w:noProof/>
-          </w:rPr>
-          <w:t>Відповідність «розділ записки → джерела»</w:t>
-        </w:r>
-        <w:r>
-          <w:rPr>
-            <w:noProof/>
-            <w:webHidden/>
-          </w:rPr>
-          <w:tab/>
-        </w:r>
-        <w:r>
-          <w:rPr>
-            <w:noProof/>
-            <w:webHidden/>
-          </w:rPr>
-          <w:fldChar w:fldCharType="begin"/>
-        </w:r>
-        <w:r>
-          <w:rPr>
-            <w:noProof/>
-            <w:webHidden/>
-          </w:rPr>
-          <w:instrText xml:space="preserve"> PAGEREF _Toc242731745 \h </w:instrText>
-        </w:r>
-        <w:r>
-          <w:rPr>
-            <w:noProof/>
-            <w:webHidden/>
-          </w:rPr>
-        </w:r>
-        <w:r>
-          <w:rPr>
-            <w:noProof/>
-            <w:webHidden/>
-          </w:rPr>
-          <w:fldChar w:fldCharType="separate"/>
-        </w:r>
-        <w:r>
-          <w:rPr>
-            <w:noProof/>
-            <w:webHidden/>
-          </w:rPr>
-          <w:t>23</w:t>
+          <w:t>19</w:t>
         </w:r>
         <w:r>
           <w:rPr>
@@ -1950,14 +2506,14 @@
           <w:noProof/>
         </w:rPr>
       </w:pPr>
-      <w:hyperlink w:anchor="_Toc242731746" w:history="1">
+      <w:hyperlink w:anchor="_Toc242905094" w:history="1">
         <w:r>
           <w:rPr>
             <w:rStyle w:val="affa"/>
             <w:rFonts w:eastAsiaTheme="majorEastAsia"/>
             <w:noProof/>
           </w:rPr>
-          <w:t>ДОДАТОК А. Декларація про використання генеративного ШІ</w:t>
+          <w:t>ДОДАТОК Б. Вивід команд збірки, лінтера й тестів</w:t>
         </w:r>
         <w:r>
           <w:rPr>
@@ -1978,7 +2534,7 @@
             <w:noProof/>
             <w:webHidden/>
           </w:rPr>
-          <w:instrText xml:space="preserve"> PAGEREF _Toc242731746 \h </w:instrText>
+          <w:instrText xml:space="preserve"> PAGEREF _Toc242905094 \h </w:instrText>
         </w:r>
         <w:r>
           <w:rPr>
@@ -1998,7 +2554,7 @@
             <w:noProof/>
             <w:webHidden/>
           </w:rPr>
-          <w:t>23</w:t>
+          <w:t>28</w:t>
         </w:r>
         <w:r>
           <w:rPr>
@@ -2011,7 +2567,7 @@
     </w:p>
     <w:p>
       <w:pPr>
-        <w:pStyle w:val="1d"/>
+        <w:pStyle w:val="3f"/>
         <w:tabs>
           <w:tab w:val="right" w:leader="dot" w:pos="9629"/>
         </w:tabs>
@@ -2019,14 +2575,14 @@
           <w:noProof/>
         </w:rPr>
       </w:pPr>
-      <w:hyperlink w:anchor="_Toc242731747" w:history="1">
+      <w:hyperlink w:anchor="_Toc242905095" w:history="1">
         <w:r>
           <w:rPr>
             <w:rStyle w:val="affa"/>
             <w:rFonts w:eastAsiaTheme="majorEastAsia"/>
             <w:noProof/>
           </w:rPr>
-          <w:t>Декларація про використання генеративного штучного інтелекту (META-USAGE)</w:t>
+          <w:t>Збірка: npm run build</w:t>
         </w:r>
         <w:r>
           <w:rPr>
@@ -2047,7 +2603,7 @@
             <w:noProof/>
             <w:webHidden/>
           </w:rPr>
-          <w:instrText xml:space="preserve"> PAGEREF _Toc242731747 \h </w:instrText>
+          <w:instrText xml:space="preserve"> PAGEREF _Toc242905095 \h </w:instrText>
         </w:r>
         <w:r>
           <w:rPr>
@@ -2067,7 +2623,7 @@
             <w:noProof/>
             <w:webHidden/>
           </w:rPr>
-          <w:t>23</w:t>
+          <w:t>28</w:t>
         </w:r>
         <w:r>
           <w:rPr>
@@ -2080,7 +2636,7 @@
     </w:p>
     <w:p>
       <w:pPr>
-        <w:pStyle w:val="2f1"/>
+        <w:pStyle w:val="3f"/>
         <w:tabs>
           <w:tab w:val="right" w:leader="dot" w:pos="9629"/>
         </w:tabs>
@@ -2088,14 +2644,14 @@
           <w:noProof/>
         </w:rPr>
       </w:pPr>
-      <w:hyperlink w:anchor="_Toc242731748" w:history="1">
+      <w:hyperlink w:anchor="_Toc242905096" w:history="1">
         <w:r>
           <w:rPr>
             <w:rStyle w:val="affa"/>
             <w:rFonts w:eastAsiaTheme="majorEastAsia"/>
             <w:noProof/>
           </w:rPr>
-          <w:t>1. Які інструменти використано</w:t>
+          <w:t>Лінтер: npm run lint</w:t>
         </w:r>
         <w:r>
           <w:rPr>
@@ -2116,7 +2672,7 @@
             <w:noProof/>
             <w:webHidden/>
           </w:rPr>
-          <w:instrText xml:space="preserve"> PAGEREF _Toc242731748 \h </w:instrText>
+          <w:instrText xml:space="preserve"> PAGEREF _Toc242905096 \h </w:instrText>
         </w:r>
         <w:r>
           <w:rPr>
@@ -2136,7 +2692,7 @@
             <w:noProof/>
             <w:webHidden/>
           </w:rPr>
-          <w:t>23</w:t>
+          <w:t>28</w:t>
         </w:r>
         <w:r>
           <w:rPr>
@@ -2149,7 +2705,7 @@
     </w:p>
     <w:p>
       <w:pPr>
-        <w:pStyle w:val="2f1"/>
+        <w:pStyle w:val="3f"/>
         <w:tabs>
           <w:tab w:val="right" w:leader="dot" w:pos="9629"/>
         </w:tabs>
@@ -2157,14 +2713,14 @@
           <w:noProof/>
         </w:rPr>
       </w:pPr>
-      <w:hyperlink w:anchor="_Toc242731749" w:history="1">
+      <w:hyperlink w:anchor="_Toc242905097" w:history="1">
         <w:r>
           <w:rPr>
             <w:rStyle w:val="affa"/>
             <w:rFonts w:eastAsiaTheme="majorEastAsia"/>
             <w:noProof/>
           </w:rPr>
-          <w:t>2. Що саме виконував ШІ (дозволені категорії)</w:t>
+          <w:t>Тести з покриттям: npm test</w:t>
         </w:r>
         <w:r>
           <w:rPr>
@@ -2185,7 +2741,7 @@
             <w:noProof/>
             <w:webHidden/>
           </w:rPr>
-          <w:instrText xml:space="preserve"> PAGEREF _Toc242731749 \h </w:instrText>
+          <w:instrText xml:space="preserve"> PAGEREF _Toc242905097 \h </w:instrText>
         </w:r>
         <w:r>
           <w:rPr>
@@ -2205,7 +2761,7 @@
             <w:noProof/>
             <w:webHidden/>
           </w:rPr>
-          <w:t>24</w:t>
+          <w:t>28</w:t>
         </w:r>
         <w:r>
           <w:rPr>
@@ -2218,420 +2774,6 @@
     </w:p>
     <w:p>
       <w:pPr>
-        <w:pStyle w:val="2f1"/>
-        <w:tabs>
-          <w:tab w:val="right" w:leader="dot" w:pos="9629"/>
-        </w:tabs>
-        <w:rPr>
-          <w:noProof/>
-        </w:rPr>
-      </w:pPr>
-      <w:hyperlink w:anchor="_Toc242731750" w:history="1">
-        <w:r>
-          <w:rPr>
-            <w:rStyle w:val="affa"/>
-            <w:rFonts w:eastAsiaTheme="majorEastAsia"/>
-            <w:noProof/>
-          </w:rPr>
-          <w:t>3. Що саме виконав автор особисто (обов'язкова частина)</w:t>
-        </w:r>
-        <w:r>
-          <w:rPr>
-            <w:noProof/>
-            <w:webHidden/>
-          </w:rPr>
-          <w:tab/>
-        </w:r>
-        <w:r>
-          <w:rPr>
-            <w:noProof/>
-            <w:webHidden/>
-          </w:rPr>
-          <w:fldChar w:fldCharType="begin"/>
-        </w:r>
-        <w:r>
-          <w:rPr>
-            <w:noProof/>
-            <w:webHidden/>
-          </w:rPr>
-          <w:instrText xml:space="preserve"> PAGEREF _Toc242731750 \h </w:instrText>
-        </w:r>
-        <w:r>
-          <w:rPr>
-            <w:noProof/>
-            <w:webHidden/>
-          </w:rPr>
-        </w:r>
-        <w:r>
-          <w:rPr>
-            <w:noProof/>
-            <w:webHidden/>
-          </w:rPr>
-          <w:fldChar w:fldCharType="separate"/>
-        </w:r>
-        <w:r>
-          <w:rPr>
-            <w:noProof/>
-            <w:webHidden/>
-          </w:rPr>
-          <w:t>24</w:t>
-        </w:r>
-        <w:r>
-          <w:rPr>
-            <w:noProof/>
-            <w:webHidden/>
-          </w:rPr>
-          <w:fldChar w:fldCharType="end"/>
-        </w:r>
-      </w:hyperlink>
-    </w:p>
-    <w:p>
-      <w:pPr>
-        <w:pStyle w:val="2f1"/>
-        <w:tabs>
-          <w:tab w:val="right" w:leader="dot" w:pos="9629"/>
-        </w:tabs>
-        <w:rPr>
-          <w:noProof/>
-        </w:rPr>
-      </w:pPr>
-      <w:hyperlink w:anchor="_Toc242731751" w:history="1">
-        <w:r>
-          <w:rPr>
-            <w:rStyle w:val="affa"/>
-            <w:rFonts w:eastAsiaTheme="majorEastAsia"/>
-            <w:noProof/>
-          </w:rPr>
-          <w:t>4. Використані джерела інформації (вебдоступ)</w:t>
-        </w:r>
-        <w:r>
-          <w:rPr>
-            <w:noProof/>
-            <w:webHidden/>
-          </w:rPr>
-          <w:tab/>
-        </w:r>
-        <w:r>
-          <w:rPr>
-            <w:noProof/>
-            <w:webHidden/>
-          </w:rPr>
-          <w:fldChar w:fldCharType="begin"/>
-        </w:r>
-        <w:r>
-          <w:rPr>
-            <w:noProof/>
-            <w:webHidden/>
-          </w:rPr>
-          <w:instrText xml:space="preserve"> PAGEREF _Toc242731751 \h </w:instrText>
-        </w:r>
-        <w:r>
-          <w:rPr>
-            <w:noProof/>
-            <w:webHidden/>
-          </w:rPr>
-        </w:r>
-        <w:r>
-          <w:rPr>
-            <w:noProof/>
-            <w:webHidden/>
-          </w:rPr>
-          <w:fldChar w:fldCharType="separate"/>
-        </w:r>
-        <w:r>
-          <w:rPr>
-            <w:noProof/>
-            <w:webHidden/>
-          </w:rPr>
-          <w:t>24</w:t>
-        </w:r>
-        <w:r>
-          <w:rPr>
-            <w:noProof/>
-            <w:webHidden/>
-          </w:rPr>
-          <w:fldChar w:fldCharType="end"/>
-        </w:r>
-      </w:hyperlink>
-    </w:p>
-    <w:p>
-      <w:pPr>
-        <w:pStyle w:val="2f1"/>
-        <w:tabs>
-          <w:tab w:val="right" w:leader="dot" w:pos="9629"/>
-        </w:tabs>
-        <w:rPr>
-          <w:noProof/>
-        </w:rPr>
-      </w:pPr>
-      <w:hyperlink w:anchor="_Toc242731752" w:history="1">
-        <w:r>
-          <w:rPr>
-            <w:rStyle w:val="affa"/>
-            <w:rFonts w:eastAsiaTheme="majorEastAsia"/>
-            <w:noProof/>
-          </w:rPr>
-          <w:t>5. Межі використання ШІ (чого не робилося)</w:t>
-        </w:r>
-        <w:r>
-          <w:rPr>
-            <w:noProof/>
-            <w:webHidden/>
-          </w:rPr>
-          <w:tab/>
-        </w:r>
-        <w:r>
-          <w:rPr>
-            <w:noProof/>
-            <w:webHidden/>
-          </w:rPr>
-          <w:fldChar w:fldCharType="begin"/>
-        </w:r>
-        <w:r>
-          <w:rPr>
-            <w:noProof/>
-            <w:webHidden/>
-          </w:rPr>
-          <w:instrText xml:space="preserve"> PAGEREF _Toc242731752 \h </w:instrText>
-        </w:r>
-        <w:r>
-          <w:rPr>
-            <w:noProof/>
-            <w:webHidden/>
-          </w:rPr>
-        </w:r>
-        <w:r>
-          <w:rPr>
-            <w:noProof/>
-            <w:webHidden/>
-          </w:rPr>
-          <w:fldChar w:fldCharType="separate"/>
-        </w:r>
-        <w:r>
-          <w:rPr>
-            <w:noProof/>
-            <w:webHidden/>
-          </w:rPr>
-          <w:t>25</w:t>
-        </w:r>
-        <w:r>
-          <w:rPr>
-            <w:noProof/>
-            <w:webHidden/>
-          </w:rPr>
-          <w:fldChar w:fldCharType="end"/>
-        </w:r>
-      </w:hyperlink>
-    </w:p>
-    <w:p>
-      <w:pPr>
-        <w:pStyle w:val="2f1"/>
-        <w:tabs>
-          <w:tab w:val="right" w:leader="dot" w:pos="9629"/>
-        </w:tabs>
-        <w:rPr>
-          <w:noProof/>
-        </w:rPr>
-      </w:pPr>
-      <w:hyperlink w:anchor="_Toc242731753" w:history="1">
-        <w:r>
-          <w:rPr>
-            <w:rStyle w:val="affa"/>
-            <w:rFonts w:eastAsiaTheme="majorEastAsia"/>
-            <w:noProof/>
-          </w:rPr>
-          <w:t>6. Чек-ліст автора перед поданням (заповнюється руками)</w:t>
-        </w:r>
-        <w:r>
-          <w:rPr>
-            <w:noProof/>
-            <w:webHidden/>
-          </w:rPr>
-          <w:tab/>
-        </w:r>
-        <w:r>
-          <w:rPr>
-            <w:noProof/>
-            <w:webHidden/>
-          </w:rPr>
-          <w:fldChar w:fldCharType="begin"/>
-        </w:r>
-        <w:r>
-          <w:rPr>
-            <w:noProof/>
-            <w:webHidden/>
-          </w:rPr>
-          <w:instrText xml:space="preserve"> PAGEREF _Toc242731753 \h </w:instrText>
-        </w:r>
-        <w:r>
-          <w:rPr>
-            <w:noProof/>
-            <w:webHidden/>
-          </w:rPr>
-        </w:r>
-        <w:r>
-          <w:rPr>
-            <w:noProof/>
-            <w:webHidden/>
-          </w:rPr>
-          <w:fldChar w:fldCharType="separate"/>
-        </w:r>
-        <w:r>
-          <w:rPr>
-            <w:noProof/>
-            <w:webHidden/>
-          </w:rPr>
-          <w:t>25</w:t>
-        </w:r>
-        <w:r>
-          <w:rPr>
-            <w:noProof/>
-            <w:webHidden/>
-          </w:rPr>
-          <w:fldChar w:fldCharType="end"/>
-        </w:r>
-      </w:hyperlink>
-    </w:p>
-    <w:p>
-      <w:pPr>
-        <w:pStyle w:val="1d"/>
-        <w:tabs>
-          <w:tab w:val="right" w:leader="dot" w:pos="9629"/>
-        </w:tabs>
-        <w:rPr>
-          <w:noProof/>
-        </w:rPr>
-      </w:pPr>
-      <w:hyperlink w:anchor="_Toc242731754" w:history="1">
-        <w:r>
-          <w:rPr>
-            <w:rStyle w:val="affa"/>
-            <w:rFonts w:eastAsiaTheme="majorEastAsia"/>
-            <w:noProof/>
-          </w:rPr>
-          <w:t>ДОДАТОК Б. Екранні знімки застосунку</w:t>
-        </w:r>
-        <w:r>
-          <w:rPr>
-            <w:noProof/>
-            <w:webHidden/>
-          </w:rPr>
-          <w:tab/>
-        </w:r>
-        <w:r>
-          <w:rPr>
-            <w:noProof/>
-            <w:webHidden/>
-          </w:rPr>
-          <w:fldChar w:fldCharType="begin"/>
-        </w:r>
-        <w:r>
-          <w:rPr>
-            <w:noProof/>
-            <w:webHidden/>
-          </w:rPr>
-          <w:instrText xml:space="preserve"> PAGEREF _Toc242731754 \h </w:instrText>
-        </w:r>
-        <w:r>
-          <w:rPr>
-            <w:noProof/>
-            <w:webHidden/>
-          </w:rPr>
-        </w:r>
-        <w:r>
-          <w:rPr>
-            <w:noProof/>
-            <w:webHidden/>
-          </w:rPr>
-          <w:fldChar w:fldCharType="separate"/>
-        </w:r>
-        <w:r>
-          <w:rPr>
-            <w:noProof/>
-            <w:webHidden/>
-          </w:rPr>
-          <w:t>26</w:t>
-        </w:r>
-        <w:r>
-          <w:rPr>
-            <w:noProof/>
-            <w:webHidden/>
-          </w:rPr>
-          <w:fldChar w:fldCharType="end"/>
-        </w:r>
-      </w:hyperlink>
-    </w:p>
-    <w:p>
-      <w:pPr>
-        <w:pStyle w:val="1d"/>
-        <w:tabs>
-          <w:tab w:val="right" w:leader="dot" w:pos="9629"/>
-        </w:tabs>
-        <w:rPr>
-          <w:noProof/>
-        </w:rPr>
-      </w:pPr>
-      <w:hyperlink w:anchor="_Toc242731755" w:history="1">
-        <w:r>
-          <w:rPr>
-            <w:rStyle w:val="affa"/>
-            <w:rFonts w:eastAsiaTheme="majorEastAsia"/>
-            <w:noProof/>
-          </w:rPr>
-          <w:t>ДОДАТОК В. Вивід команд збірки, лінтера й тестів</w:t>
-        </w:r>
-        <w:r>
-          <w:rPr>
-            <w:noProof/>
-            <w:webHidden/>
-          </w:rPr>
-          <w:tab/>
-        </w:r>
-        <w:r>
-          <w:rPr>
-            <w:noProof/>
-            <w:webHidden/>
-          </w:rPr>
-          <w:fldChar w:fldCharType="begin"/>
-        </w:r>
-        <w:r>
-          <w:rPr>
-            <w:noProof/>
-            <w:webHidden/>
-          </w:rPr>
-          <w:instrText xml:space="preserve"> PAGEREF _Toc242731755 \h </w:instrText>
-        </w:r>
-        <w:r>
-          <w:rPr>
-            <w:noProof/>
-            <w:webHidden/>
-          </w:rPr>
-        </w:r>
-        <w:r>
-          <w:rPr>
-            <w:noProof/>
-            <w:webHidden/>
-          </w:rPr>
-          <w:fldChar w:fldCharType="separate"/>
-        </w:r>
-        <w:r>
-          <w:rPr>
-            <w:noProof/>
-            <w:webHidden/>
-          </w:rPr>
-          <w:t>35</w:t>
-        </w:r>
-        <w:r>
-          <w:rPr>
-            <w:noProof/>
-            <w:webHidden/>
-          </w:rPr>
-          <w:fldChar w:fldCharType="end"/>
-        </w:r>
-      </w:hyperlink>
-    </w:p>
-    <w:p>
-      <w:pPr>
         <w:ind w:firstLine="0"/>
       </w:pPr>
       <w:r>
@@ -2647,21 +2789,21 @@
       <w:pPr>
         <w:pStyle w:val="1"/>
       </w:pPr>
-      <w:bookmarkStart w:id="1" w:name="_Toc242731721"/>
+      <w:bookmarkStart w:id="0" w:name="_Toc242905060"/>
       <w:r>
         <w:lastRenderedPageBreak/>
         <w:t>ВСТУП</w:t>
       </w:r>
-      <w:bookmarkEnd w:id="1"/>
-    </w:p>
-    <w:p>
-      <w:r>
-        <w:t>Метою роботи є розроблення клієнтської частини системи підтримки ухвалення рішень щодо B2B-замовлень засобами React. Продукт призначений для менеджерів B2B-продажів, які щодня працюють із десятками замовлень і не мають надійного способу визначити, за які з них братися першими.</w:t>
-      </w:r>
-    </w:p>
-    <w:p>
-      <w:r>
-        <w:t>Об'єктом дослідження є процес ухвалення рішень під час опрацювання B2B-замовлень, предметом - клієнтська частина програмної системи, що підтримує цей процес.</w:t>
+      <w:bookmarkEnd w:id="0"/>
+    </w:p>
+    <w:p>
+      <w:r>
+        <w:t>Метою роботи є розроблення клієнтської частини системи підтримки ухвалення рішень щодо B2B-замовлень засобами React. Продукт призначений для менеджерів B2B-продажів, які щодня працюють із десятками замовлень і не мають надійного способу визначити, за які з них братися першими. Зміст і вимоги до роботи визначено методичними вказівками дисципліни [1].</w:t>
+      </w:r>
+    </w:p>
+    <w:p>
+      <w:r>
+        <w:t>Об'єктом дослідження є процес ухвалення рішень під час опрацювання B2B-замовлень, предметом - клієнтська частина програмної системи, що підтримує цей процес. Тему обрано в межах напрямів наукової діяльності кафедри програмних систем і технологій [2].</w:t>
       </w:r>
     </w:p>
     <w:p>
@@ -2671,7 +2813,7 @@
     </w:p>
     <w:p>
       <w:r>
-        <w:t>Записка складається з трьох розділів. У першому наведено результати проєктування: діаграма користувацького шляху та діаграми станів елементів інтерфейсу з вербальним описом. У другому - опис програмної реалізації: інструменти, архітектура, прийоми адаптивності, кросбраузерності, захищеності й тестування. Третій розділ є керівництвом користувача. Додатки містять декларацію про використання генеративного штучного інтелекту, екранні знімки та вивід команд збірки, лінтера й тестів.</w:t>
+        <w:t>Записка складається з трьох розділів. У першому наведено результати проєктування: діаграма користувацького шляху та діаграми станів елементів інтерфейсу з вербальним описом. У другому - опис програмної реалізації: інструменти, архітектура, прийоми адаптивності, кросбраузерності, захищеності й тестування. Третій розділ є керівництвом користувача. Додатки містять екранні знімки та вивід команд збірки, лінтера й тестів. Оформлення списку джерел виконано відповідно до ДСТУ 8302:2015 [3].</w:t>
       </w:r>
     </w:p>
     <w:p>
@@ -2683,35 +2825,32 @@
       <w:pPr>
         <w:pStyle w:val="1"/>
       </w:pPr>
-      <w:bookmarkStart w:id="2" w:name="_Toc242731722"/>
+      <w:bookmarkStart w:id="1" w:name="_Toc242905061"/>
       <w:r>
         <w:lastRenderedPageBreak/>
         <w:t>РОЗДІЛ 1. ПРОЄКТУВАННЯ ПРОГРАМНОГО ПРОДУКТУ</w:t>
       </w:r>
+      <w:bookmarkEnd w:id="1"/>
+    </w:p>
+    <w:p>
+      <w:r>
+        <w:t>Розділ присвячено проєктуванню клієнтської частини системи підтримки ухвалення рішень щодо B2B-замовлень засобами React. Вимога до розділу - діаграми та їхній вербальний опис: оцінюють поєднання схеми й тексту, який пояснює, що на схемі відбувається і чому зроблено саме так.</w:t>
+      </w:r>
+    </w:p>
+    <w:p>
+      <w:pPr>
+        <w:pStyle w:val="21"/>
+      </w:pPr>
+      <w:bookmarkStart w:id="2" w:name="_Toc242905062"/>
+      <w:r>
+        <w:t>1.1. Діаграма користувача (user flow)</w:t>
+      </w:r>
       <w:bookmarkEnd w:id="2"/>
     </w:p>
     <w:p>
-      <w:r>
-        <w:t>щодо B2B-замовлень засобами React». Стан: чернетка, узгоджується з І. Юрчук.</w:t>
-      </w:r>
-    </w:p>
-    <w:p>
-      <w:r>
-        <w:t>поєднання: схема + текст, який пояснює, що на схемі відбувається і чому зроблено саме так.</w:t>
-      </w:r>
-    </w:p>
-    <w:p>
-      <w:pPr>
-        <w:pStyle w:val="21"/>
-      </w:pPr>
-      <w:bookmarkStart w:id="3" w:name="_Toc242731723"/>
-      <w:r>
-        <w:t>1.1. Діаграма користувача (user flow)</w:t>
-      </w:r>
-      <w:bookmarkEnd w:id="3"/>
-    </w:p>
-    <w:p>
-      <w:pPr>
+      <w:pPr>
+        <w:keepNext/>
+        <w:spacing w:before="120"/>
         <w:ind w:firstLine="0"/>
         <w:jc w:val="center"/>
       </w:pPr>
@@ -2720,8 +2859,8 @@
           <w:noProof/>
         </w:rPr>
         <w:drawing>
-          <wp:inline distT="0" distB="0" distL="0" distR="0" wp14:anchorId="4A7EB473" wp14:editId="79DD81A1">
-            <wp:extent cx="4320000" cy="5505641"/>
+          <wp:inline distT="0" distB="0" distL="0" distR="0" wp14:anchorId="087C89D0" wp14:editId="2CBFA53D">
+            <wp:extent cx="5367004" cy="6839999"/>
             <wp:effectExtent l="0" t="0" r="0" b="0"/>
             <wp:docPr id="1" name="Picture 1"/>
             <wp:cNvGraphicFramePr>
@@ -2743,7 +2882,7 @@
                   <pic:spPr>
                     <a:xfrm>
                       <a:off x="0" y="0"/>
-                      <a:ext cx="4320000" cy="5505641"/>
+                      <a:ext cx="5367004" cy="6839999"/>
                     </a:xfrm>
                     <a:prstGeom prst="rect">
                       <a:avLst/>
@@ -2758,6 +2897,7 @@
     </w:p>
     <w:p>
       <w:pPr>
+        <w:keepLines/>
         <w:spacing w:after="240" w:line="240" w:lineRule="auto"/>
         <w:ind w:firstLine="0"/>
         <w:jc w:val="center"/>
@@ -2773,68 +2913,23 @@
     </w:p>
     <w:p>
       <w:r>
-        <w:t>Робота користувача з системою починається з відкриття застосунку та авторизації.</w:t>
-      </w:r>
-    </w:p>
-    <w:p>
-      <w:r>
-        <w:t>Облікові дані перевіряються на клієнті (заповненість полів, формат) і на сервері.</w:t>
-      </w:r>
-    </w:p>
-    <w:p>
-      <w:r>
-        <w:t>*Крок 1. Авторизація.* Якщо дані некоректні, користувач залишається на екрані входу та</w:t>
-      </w:r>
-    </w:p>
-    <w:p>
-      <w:r>
-        <w:t>бачить повідомлення про помилку з підказкою, після чого може повторити введення.</w:t>
-      </w:r>
-    </w:p>
-    <w:p>
-      <w:r>
-        <w:t>Свідомо не показуємо, яке саме поле помилкове на рівні серверної перевірки - щоб не</w:t>
-      </w:r>
-    </w:p>
-    <w:p>
-      <w:r>
         <w:lastRenderedPageBreak/>
-        <w:t>давати можливості підбирати облікові дані; на клієнті підсвічуємо лише порожні поля.</w:t>
-      </w:r>
-    </w:p>
-    <w:p>
-      <w:r>
-        <w:t>*Крок 2. Головний екран.* Після успішної авторизації користувач потрапляє на екран зі</w:t>
-      </w:r>
-    </w:p>
-    <w:p>
-      <w:r>
-        <w:t>списком замовлень. Список відразу показує прогноз і ймовірність успішного закриття,</w:t>
-      </w:r>
-    </w:p>
-    <w:p>
-      <w:r>
-        <w:t>тому менеджер бачить пріоритети без додаткових дій.</w:t>
-      </w:r>
-    </w:p>
-    <w:p>
-      <w:r>
-        <w:t>*Крок 3. Уточнення вибірки.* Якщо користувачу потрібен вужчий набір даних, він</w:t>
-      </w:r>
-    </w:p>
-    <w:p>
-      <w:r>
-        <w:t>застосовує фільтри (період, клієнт, статус, діапазон суми). Після застосування фільтрів</w:t>
-      </w:r>
-    </w:p>
-    <w:p>
-      <w:r>
-        <w:t>список оновлюється, і користувач повертається до роботи з ним. Гілка «ні» веде одразу</w:t>
-      </w:r>
-    </w:p>
-    <w:p>
-      <w:r>
-        <w:t>до вибору замовлення - фільтрація не є обов'язковим кроком.</w:t>
+        <w:t>Робота користувача з системою починається з відкриття застосунку та авторизації. Облікові дані перевіряються на клієнті (заповненість полів, формат) і на сервері.</w:t>
+      </w:r>
+    </w:p>
+    <w:p>
+      <w:r>
+        <w:t>*Крок 1. Авторизація.* Якщо дані некоректні, користувач залишається на екрані входу та бачить повідомлення про помилку, після чого може повторити введення. Повідомлення про невдалий вхід однакове для випадків «користувача не існує» і «невірний пароль» - щоб за текстом помилки не можна було підбирати облікові дані. На клієнті підсвічуємо лише ті помилки, які справді перевірені на клієнті: порожнє поле, формат e-mail, короткий пароль.</w:t>
+      </w:r>
+    </w:p>
+    <w:p>
+      <w:r>
+        <w:t>*Крок 2. Головний екран.* Після успішної авторизації користувач потрапляє на екран зі списком замовлень. Список відразу показує прогноз і ймовірність успішного закриття, тому менеджер бачить пріоритети без додаткових дій.</w:t>
+      </w:r>
+    </w:p>
+    <w:p>
+      <w:r>
+        <w:t>*Крок 3. Уточнення вибірки.* Якщо користувачу потрібен вужчий набір даних, він застосовує фільтри (період, клієнт, статус, діапазон суми) і натискає «Застосувати». Після застосування фільтрів список оновлюється, і користувач повертається до роботи з ним. Гілка «ні» веде одразу до вибору замовлення - фільтрація не є обов'язковим кроком.</w:t>
       </w:r>
     </w:p>
     <w:p>
@@ -2844,77 +2939,39 @@
     </w:p>
     <w:p>
       <w:r>
-        <w:t>*Крок 5. Картка замовлення.* Містить прогноз, числову оцінку ймовірності та перелік</w:t>
-      </w:r>
-    </w:p>
-    <w:p>
-      <w:r>
-        <w:t>факторів, які найбільше вплинули на результат. Саме тут користувач може перерахувати</w:t>
-      </w:r>
-    </w:p>
-    <w:p>
-      <w:r>
-        <w:t>прогноз, якщо дані замовлення змінилися.</w:t>
-      </w:r>
-    </w:p>
-    <w:p>
-      <w:r>
-        <w:t>*Крок 6. Аналітика.* Окремий розділ для аналітика: метрики якості моделі та</w:t>
-      </w:r>
-    </w:p>
-    <w:p>
-      <w:r>
-        <w:t>важливість ознак.</w:t>
-      </w:r>
-    </w:p>
-    <w:p>
-      <w:r>
-        <w:t>Ролі: менеджер бачить власні замовлення й працює з кроками 2-5; аналітик додатково</w:t>
-      </w:r>
-    </w:p>
-    <w:p>
-      <w:r>
-        <w:t>має доступ до кроку 6; адміністратор керує користувачами (на схемі не показано, щоб не</w:t>
-      </w:r>
-    </w:p>
-    <w:p>
-      <w:r>
-        <w:t>перевантажувати основний сценарій).</w:t>
-      </w:r>
-    </w:p>
-    <w:p>
-      <w:r>
-        <w:t>Обґрунтування рішень на діаграмі: основний сценарій лінійний (кроки 1-6), а обидві</w:t>
-      </w:r>
-    </w:p>
-    <w:p>
-      <w:r>
-        <w:t>розвилки розміщені там, де користувач справді приймає рішення - на вході та при</w:t>
-      </w:r>
-    </w:p>
-    <w:p>
-      <w:r>
-        <w:t>формуванні вибірки. Обробку помилок авторизації показано окремою гілкою, бо без неї</w:t>
-      </w:r>
-    </w:p>
-    <w:p>
-      <w:r>
-        <w:t>сценарій виглядав би так, ніби помилковий ввід неможливий.</w:t>
+        <w:t>*Крок 5. Картка замовлення.* Містить прогноз, числову оцінку ймовірності, перелік чинників, які найбільше вплинули на результат, та історію змін прогнозу. Саме тут користувач може перерахувати прогноз, якщо дані замовлення змінилися.</w:t>
+      </w:r>
+    </w:p>
+    <w:p>
+      <w:r>
+        <w:t>*Крок 6. Аналітика.* Окремий розділ для аналітика: метрики якості моделі та важливість ознак.</w:t>
+      </w:r>
+    </w:p>
+    <w:p>
+      <w:r>
+        <w:t>Ролі: менеджер бачить власні замовлення й працює з кроками 2-5; аналітик додатково має доступ до кроку 6; адміністратор керує користувачами (на схемі не показано, щоб не перевантажувати основний сценарій).</w:t>
+      </w:r>
+    </w:p>
+    <w:p>
+      <w:r>
+        <w:t>Обґрунтування рішень на діаграмі: основний сценарій лінійний (кроки 1-6), а обидві розвилки розміщені там, де користувач справді приймає рішення - на вході та при формуванні вибірки. Обробку помилок авторизації показано окремою гілкою, бо без неї сценарій виглядав би так, ніби помилковий ввід неможливий.</w:t>
       </w:r>
     </w:p>
     <w:p>
       <w:pPr>
         <w:pStyle w:val="21"/>
       </w:pPr>
-      <w:bookmarkStart w:id="4" w:name="_Toc242731724"/>
+      <w:bookmarkStart w:id="3" w:name="_Toc242905063"/>
       <w:r>
         <w:lastRenderedPageBreak/>
         <w:t>1.2. Діаграма станів елемента «Перерахувати прогноз»</w:t>
       </w:r>
-      <w:bookmarkEnd w:id="4"/>
-    </w:p>
-    <w:p>
-      <w:pPr>
+      <w:bookmarkEnd w:id="3"/>
+    </w:p>
+    <w:p>
+      <w:pPr>
+        <w:keepNext/>
+        <w:spacing w:before="120"/>
         <w:ind w:firstLine="0"/>
         <w:jc w:val="center"/>
       </w:pPr>
@@ -2923,8 +2980,8 @@
           <w:noProof/>
         </w:rPr>
         <w:drawing>
-          <wp:inline distT="0" distB="0" distL="0" distR="0" wp14:anchorId="41C3063C" wp14:editId="71D2F24D">
-            <wp:extent cx="5940000" cy="4201021"/>
+          <wp:inline distT="0" distB="0" distL="0" distR="0" wp14:anchorId="4F32E33C" wp14:editId="6E4458F9">
+            <wp:extent cx="5760000" cy="4073717"/>
             <wp:effectExtent l="0" t="0" r="0" b="0"/>
             <wp:docPr id="2" name="Picture 2"/>
             <wp:cNvGraphicFramePr>
@@ -2946,7 +3003,7 @@
                   <pic:spPr>
                     <a:xfrm>
                       <a:off x="0" y="0"/>
-                      <a:ext cx="5940000" cy="4201021"/>
+                      <a:ext cx="5760000" cy="4073717"/>
                     </a:xfrm>
                     <a:prstGeom prst="rect">
                       <a:avLst/>
@@ -2961,6 +3018,7 @@
     </w:p>
     <w:p>
       <w:pPr>
+        <w:keepLines/>
         <w:spacing w:after="240" w:line="240" w:lineRule="auto"/>
         <w:ind w:firstLine="0"/>
         <w:jc w:val="center"/>
@@ -2976,12 +3034,7 @@
     </w:p>
     <w:p>
       <w:r>
-        <w:t>Об'єкт діаграми - кнопка перерахунку прогнозу в картці замовлення. Вона має шість</w:t>
-      </w:r>
-    </w:p>
-    <w:p>
-      <w:r>
-        <w:t>станів:</w:t>
+        <w:t>Об'єкт діаграми - кнопка перерахунку прогнозу в картці замовлення. Вона має шість станів:</w:t>
       </w:r>
     </w:p>
     <w:p>
@@ -3011,12 +3064,7 @@
         <w:t>Наведений (hover)</w:t>
       </w:r>
       <w:r>
-        <w:t xml:space="preserve"> - курсор над кнопкою; змінюється лише оформлення, тому</w:t>
-      </w:r>
-    </w:p>
-    <w:p>
-      <w:r>
-        <w:t xml:space="preserve">   перехід не супроводжується запитами до сервера.</w:t>
+        <w:t xml:space="preserve"> - курсор над кнопкою; змінюється лише оформлення, тому перехід не супроводжується запитами до сервера.</w:t>
       </w:r>
     </w:p>
     <w:p>
@@ -3046,12 +3094,7 @@
         <w:t>Завантаження (loading)</w:t>
       </w:r>
       <w:r>
-        <w:t xml:space="preserve"> - запит надіслано, очікується відповідь. У цьому стані</w:t>
-      </w:r>
-    </w:p>
-    <w:p>
-      <w:r>
-        <w:t xml:space="preserve">   кнопка блокує повторні натискання, щоб користувач не створив дублюючих запитів.</w:t>
+        <w:t xml:space="preserve"> - запит надіслано, очікується відповідь. У цьому стані кнопка блокує повторні натискання, щоб користувач не створив дублюючих запитів.</w:t>
       </w:r>
     </w:p>
     <w:p>
@@ -3131,7 +3174,6 @@
         <w:ind w:firstLine="0"/>
       </w:pPr>
       <w:r>
-        <w:lastRenderedPageBreak/>
         <w:t>loading → error - помилка запиту (мережа, таймаут, помилка сервера);</w:t>
       </w:r>
     </w:p>
@@ -3141,6 +3183,7 @@
         <w:ind w:firstLine="0"/>
       </w:pPr>
       <w:r>
+        <w:lastRenderedPageBreak/>
         <w:t>error → loading - повторна спроба (користувач натискає кнопку ще раз);</w:t>
       </w:r>
     </w:p>
@@ -3150,12 +3193,7 @@
         <w:ind w:firstLine="0"/>
       </w:pPr>
       <w:r>
-        <w:t>success → idle - через 2 секунди підтвердження прибирається автоматично, щоб стан не</w:t>
-      </w:r>
-    </w:p>
-    <w:p>
-      <w:r>
-        <w:t xml:space="preserve">  «зависав» і користувач бачив, що елемент знову готовий до роботи;</w:t>
+        <w:t>success → idle - через 2 секунди підтвердження прибирається автоматично, щоб стан не «зависав» і користувач бачив, що елемент знову готовий до роботи;</w:t>
       </w:r>
     </w:p>
     <w:p>
@@ -3164,21 +3202,23 @@
         <w:ind w:firstLine="0"/>
       </w:pPr>
       <w:r>
-        <w:t>error → idle - скидання стану без повторної спроби.</w:t>
+        <w:t>error → idle - скидання стану після повторної спроби.</w:t>
       </w:r>
     </w:p>
     <w:p>
       <w:pPr>
         <w:pStyle w:val="21"/>
       </w:pPr>
-      <w:bookmarkStart w:id="5" w:name="_Toc242731725"/>
+      <w:bookmarkStart w:id="4" w:name="_Toc242905064"/>
       <w:r>
         <w:t>1.3. Діаграма станів панелі списку замовлень</w:t>
       </w:r>
-      <w:bookmarkEnd w:id="5"/>
-    </w:p>
-    <w:p>
-      <w:pPr>
+      <w:bookmarkEnd w:id="4"/>
+    </w:p>
+    <w:p>
+      <w:pPr>
+        <w:keepNext/>
+        <w:spacing w:before="120"/>
         <w:ind w:firstLine="0"/>
         <w:jc w:val="center"/>
       </w:pPr>
@@ -3187,8 +3227,8 @@
           <w:noProof/>
         </w:rPr>
         <w:drawing>
-          <wp:inline distT="0" distB="0" distL="0" distR="0" wp14:anchorId="44A67141" wp14:editId="40539910">
-            <wp:extent cx="5940000" cy="4442042"/>
+          <wp:inline distT="0" distB="0" distL="0" distR="0" wp14:anchorId="4F16430A" wp14:editId="2416B6C5">
+            <wp:extent cx="5760000" cy="4307435"/>
             <wp:effectExtent l="0" t="0" r="0" b="0"/>
             <wp:docPr id="3" name="Picture 3"/>
             <wp:cNvGraphicFramePr>
@@ -3210,7 +3250,7 @@
                   <pic:spPr>
                     <a:xfrm>
                       <a:off x="0" y="0"/>
-                      <a:ext cx="5940000" cy="4442042"/>
+                      <a:ext cx="5760000" cy="4307435"/>
                     </a:xfrm>
                     <a:prstGeom prst="rect">
                       <a:avLst/>
@@ -3225,6 +3265,7 @@
     </w:p>
     <w:p>
       <w:pPr>
+        <w:keepLines/>
         <w:spacing w:after="240" w:line="240" w:lineRule="auto"/>
         <w:ind w:firstLine="0"/>
         <w:jc w:val="center"/>
@@ -3255,17 +3296,7 @@
         <w:t>Завантаження (скелетон)</w:t>
       </w:r>
       <w:r>
-        <w:t xml:space="preserve"> - початковий стан; замість таблиці показуються</w:t>
-      </w:r>
-    </w:p>
-    <w:p>
-      <w:r>
-        <w:t xml:space="preserve">   заповнювачі рядків. Це свідомий вибір: скелетон зменшує відчуття очікування й не</w:t>
-      </w:r>
-    </w:p>
-    <w:p>
-      <w:r>
-        <w:t xml:space="preserve">   дає інтерфейсу «стрибати» після завантаження даних.</w:t>
+        <w:t xml:space="preserve"> - початковий стан; замість таблиці показуються заповнювачі рядків. Це свідомий вибір: скелетон зменшує відчуття очікування й не дає інтерфейсу «стрибати» після завантаження даних.</w:t>
       </w:r>
     </w:p>
     <w:p>
@@ -3295,12 +3326,7 @@
         <w:t>Порожній результат</w:t>
       </w:r>
       <w:r>
-        <w:t xml:space="preserve"> - запит виконано успішно, але записів немає. Замість</w:t>
-      </w:r>
-    </w:p>
-    <w:p>
-      <w:r>
-        <w:t xml:space="preserve">   порожньої таблиці показуємо пояснення й пораду змінити умови фільтрації.</w:t>
+        <w:t xml:space="preserve"> - запит виконано успішно, але записів немає. Замість порожньої таблиці показуємо пояснення й пораду змінити умови фільтрації.</w:t>
       </w:r>
     </w:p>
     <w:p>
@@ -3312,62 +3338,32 @@
         <w:rPr>
           <w:b/>
         </w:rPr>
+        <w:t>Помилка запиту</w:t>
+      </w:r>
+      <w:r>
+        <w:t xml:space="preserve"> - мережа або сервер не відповіли; показуємо повідомлення та кнопку «Повторити».</w:t>
+      </w:r>
+    </w:p>
+    <w:p>
+      <w:r>
         <w:lastRenderedPageBreak/>
-        <w:t>Помилка запиту</w:t>
-      </w:r>
-      <w:r>
-        <w:t xml:space="preserve"> - мережа або сервер не відповіли; показуємо повідомлення та</w:t>
-      </w:r>
-    </w:p>
-    <w:p>
-      <w:r>
-        <w:t xml:space="preserve">   кнопку «Повторити».</w:t>
-      </w:r>
-    </w:p>
-    <w:p>
-      <w:r>
-        <w:t>Перехід у стан завантаження відбувається з будь-якого стану за подією «запит</w:t>
-      </w:r>
-    </w:p>
-    <w:p>
-      <w:r>
-        <w:t>надіслано»: при відкритті розділу або при зміні фільтра. Зі стану «Помилка» додатково</w:t>
-      </w:r>
-    </w:p>
-    <w:p>
-      <w:r>
-        <w:t>працює кнопка «Повторити».</w:t>
-      </w:r>
-    </w:p>
-    <w:p>
-      <w:r>
-        <w:t>Чому саме так: у багатьох навчальних проєктах передбачені лише два стани - «дані є» і</w:t>
-      </w:r>
-    </w:p>
-    <w:p>
-      <w:r>
-        <w:t>«даних немає», через що справжні збої виглядають як порожній список, і користувач не</w:t>
-      </w:r>
-    </w:p>
-    <w:p>
-      <w:r>
-        <w:t>розуміє, що робити. Розведення «порожній результат» і «помилка» - це вимога до</w:t>
-      </w:r>
-    </w:p>
-    <w:p>
-      <w:r>
-        <w:t>зручності користувацького досвіду, яку оцінюють за критерієм якості продукту.</w:t>
+        <w:t>Перехід у стан завантаження відбувається з будь-якого стану за подією «запит надіслано»: при відкритті розділу або при зміні фільтра. Зі стану «Помилка» додатково працює кнопка «Повторити».</w:t>
+      </w:r>
+    </w:p>
+    <w:p>
+      <w:r>
+        <w:t>Чому саме так: у багатьох навчальних проєктах передбачені лише два стани - «дані є» і «даних немає», через що справжні збої виглядають як порожній список, і користувач не розуміє, що робити. Розведення «порожній результат» і «помилка» - це вимога до зручності користувацького досвіду, яку оцінюють за критерієм якості продукту.</w:t>
       </w:r>
     </w:p>
     <w:p>
       <w:pPr>
         <w:pStyle w:val="21"/>
       </w:pPr>
-      <w:bookmarkStart w:id="6" w:name="_Toc242731726"/>
-      <w:r>
-        <w:t>1.4. Що ще входить у Розділ 1 (за вимогами PDF)</w:t>
-      </w:r>
-      <w:bookmarkEnd w:id="6"/>
+      <w:bookmarkStart w:id="5" w:name="_Toc242905065"/>
+      <w:r>
+        <w:t>1.4. Каркаси екранів і вибір технологій</w:t>
+      </w:r>
+      <w:bookmarkEnd w:id="5"/>
     </w:p>
     <w:p>
       <w:pPr>
@@ -3381,22 +3377,7 @@
         <w:t>Каркаси екранів</w:t>
       </w:r>
       <w:r>
-        <w:t xml:space="preserve"> (wireframes) - схематичне розташування елементів на головному</w:t>
-      </w:r>
-    </w:p>
-    <w:p>
-      <w:r>
-        <w:t xml:space="preserve">  екрані, екрані авторизації та картці замовлення. У PDF прямо сказано, що це</w:t>
-      </w:r>
-    </w:p>
-    <w:p>
-      <w:r>
-        <w:t xml:space="preserve">  «ідеально додати» в розділ «Огляд інтерфейсу» User Guide; виконаємо разом із</w:t>
-      </w:r>
-    </w:p>
-    <w:p>
-      <w:r>
-        <w:t xml:space="preserve">  розділом.</w:t>
+        <w:t xml:space="preserve"> (wireframes) - схематичне розташування елементів на головному екрані, екрані авторизації та картці замовлення. Каркаси наведено в розділі 3 (рисунок 4) у складі «Огляду інтерфейсу» керівництва користувача.</w:t>
       </w:r>
     </w:p>
     <w:p>
@@ -3405,289 +3386,33 @@
         <w:ind w:firstLine="0"/>
       </w:pPr>
       <w:r>
-        <w:t>Обґрунтування вибору технологій (React + Vite) і підходів до адаптивності,</w:t>
-      </w:r>
-    </w:p>
-    <w:p>
-      <w:r>
-        <w:t xml:space="preserve">  кросбраузерності, захищеності та зручності користування.</w:t>
+        <w:t>Обґрунтування вибору технологій (React і Vite) і підходів до адаптивності, кросбраузерності, захищеності та зручності користування наведено в розділі 2.</w:t>
+      </w:r>
+    </w:p>
+    <w:p>
+      <w:pPr>
+        <w:pStyle w:val="1"/>
+      </w:pPr>
+      <w:bookmarkStart w:id="6" w:name="_Toc242905066"/>
+      <w:r>
+        <w:t>РОЗДІЛ 2. ПРОГРАМНА РЕАЛІЗАЦІЯ</w:t>
+      </w:r>
+      <w:bookmarkEnd w:id="6"/>
+    </w:p>
+    <w:p>
+      <w:r>
+        <w:t>Розділ охоплює опис інструментів, архітектури та прийомів реалізації клієнтської частини системи підтримки ухвалення рішень щодо B2B-замовлень, а також посилання на програмний код у Git.</w:t>
       </w:r>
     </w:p>
     <w:p>
       <w:pPr>
         <w:pStyle w:val="21"/>
       </w:pPr>
-      <w:bookmarkStart w:id="7" w:name="_Toc242731727"/>
-      <w:r>
-        <w:t>Список рисунків розділу</w:t>
+      <w:bookmarkStart w:id="7" w:name="_Toc242905067"/>
+      <w:r>
+        <w:t>2.1. Інструменти та бібліотеки</w:t>
       </w:r>
       <w:bookmarkEnd w:id="7"/>
-    </w:p>
-    <w:tbl>
-      <w:tblPr>
-        <w:tblStyle w:val="aff2"/>
-        <w:tblW w:w="0" w:type="auto"/>
-        <w:jc w:val="center"/>
-        <w:tblLook w:val="04A0" w:firstRow="1" w:lastRow="0" w:firstColumn="1" w:lastColumn="0" w:noHBand="0" w:noVBand="1"/>
-      </w:tblPr>
-      <w:tblGrid>
-        <w:gridCol w:w="3213"/>
-        <w:gridCol w:w="3213"/>
-        <w:gridCol w:w="3361"/>
-      </w:tblGrid>
-      <w:tr>
-        <w:trPr>
-          <w:jc w:val="center"/>
-        </w:trPr>
-        <w:tc>
-          <w:tcPr>
-            <w:tcW w:w="3213" w:type="dxa"/>
-          </w:tcPr>
-          <w:p>
-            <w:pPr>
-              <w:ind w:firstLine="0"/>
-            </w:pPr>
-            <w:r>
-              <w:rPr>
-                <w:b/>
-                <w:sz w:val="22"/>
-              </w:rPr>
-              <w:t>№</w:t>
-            </w:r>
-          </w:p>
-        </w:tc>
-        <w:tc>
-          <w:tcPr>
-            <w:tcW w:w="3213" w:type="dxa"/>
-          </w:tcPr>
-          <w:p>
-            <w:pPr>
-              <w:ind w:firstLine="0"/>
-            </w:pPr>
-            <w:r>
-              <w:rPr>
-                <w:b/>
-                <w:sz w:val="22"/>
-              </w:rPr>
-              <w:t>Назва</w:t>
-            </w:r>
-          </w:p>
-        </w:tc>
-        <w:tc>
-          <w:tcPr>
-            <w:tcW w:w="3213" w:type="dxa"/>
-          </w:tcPr>
-          <w:p>
-            <w:pPr>
-              <w:ind w:firstLine="0"/>
-            </w:pPr>
-            <w:r>
-              <w:rPr>
-                <w:b/>
-                <w:sz w:val="22"/>
-              </w:rPr>
-              <w:t>Файл</w:t>
-            </w:r>
-          </w:p>
-        </w:tc>
-      </w:tr>
-      <w:tr>
-        <w:trPr>
-          <w:jc w:val="center"/>
-        </w:trPr>
-        <w:tc>
-          <w:tcPr>
-            <w:tcW w:w="3213" w:type="dxa"/>
-          </w:tcPr>
-          <w:p>
-            <w:pPr>
-              <w:ind w:firstLine="0"/>
-            </w:pPr>
-            <w:r>
-              <w:rPr>
-                <w:sz w:val="22"/>
-              </w:rPr>
-              <w:t>1</w:t>
-            </w:r>
-          </w:p>
-        </w:tc>
-        <w:tc>
-          <w:tcPr>
-            <w:tcW w:w="3213" w:type="dxa"/>
-          </w:tcPr>
-          <w:p>
-            <w:pPr>
-              <w:ind w:firstLine="0"/>
-            </w:pPr>
-            <w:r>
-              <w:rPr>
-                <w:sz w:val="22"/>
-              </w:rPr>
-              <w:t>Діаграма користувача</w:t>
-            </w:r>
-          </w:p>
-        </w:tc>
-        <w:tc>
-          <w:tcPr>
-            <w:tcW w:w="3213" w:type="dxa"/>
-          </w:tcPr>
-          <w:p>
-            <w:pPr>
-              <w:ind w:firstLine="0"/>
-            </w:pPr>
-            <w:r>
-              <w:rPr>
-                <w:rFonts w:ascii="Consolas" w:hAnsi="Consolas"/>
-                <w:sz w:val="22"/>
-              </w:rPr>
-              <w:t>img/ris1_user_flow.png</w:t>
-            </w:r>
-          </w:p>
-        </w:tc>
-      </w:tr>
-      <w:tr>
-        <w:trPr>
-          <w:jc w:val="center"/>
-        </w:trPr>
-        <w:tc>
-          <w:tcPr>
-            <w:tcW w:w="3213" w:type="dxa"/>
-          </w:tcPr>
-          <w:p>
-            <w:pPr>
-              <w:ind w:firstLine="0"/>
-            </w:pPr>
-            <w:r>
-              <w:rPr>
-                <w:sz w:val="22"/>
-              </w:rPr>
-              <w:t>2</w:t>
-            </w:r>
-          </w:p>
-        </w:tc>
-        <w:tc>
-          <w:tcPr>
-            <w:tcW w:w="3213" w:type="dxa"/>
-          </w:tcPr>
-          <w:p>
-            <w:pPr>
-              <w:ind w:firstLine="0"/>
-            </w:pPr>
-            <w:r>
-              <w:rPr>
-                <w:sz w:val="22"/>
-              </w:rPr>
-              <w:t>Діаграма станів елемента «Перерахувати прогноз»</w:t>
-            </w:r>
-          </w:p>
-        </w:tc>
-        <w:tc>
-          <w:tcPr>
-            <w:tcW w:w="3213" w:type="dxa"/>
-          </w:tcPr>
-          <w:p>
-            <w:pPr>
-              <w:ind w:firstLine="0"/>
-            </w:pPr>
-            <w:r>
-              <w:rPr>
-                <w:rFonts w:ascii="Consolas" w:hAnsi="Consolas"/>
-                <w:sz w:val="22"/>
-              </w:rPr>
-              <w:t>img/ris2_button_states.png</w:t>
-            </w:r>
-          </w:p>
-        </w:tc>
-      </w:tr>
-      <w:tr>
-        <w:trPr>
-          <w:jc w:val="center"/>
-        </w:trPr>
-        <w:tc>
-          <w:tcPr>
-            <w:tcW w:w="3213" w:type="dxa"/>
-          </w:tcPr>
-          <w:p>
-            <w:pPr>
-              <w:ind w:firstLine="0"/>
-            </w:pPr>
-            <w:r>
-              <w:rPr>
-                <w:sz w:val="22"/>
-              </w:rPr>
-              <w:t>3</w:t>
-            </w:r>
-          </w:p>
-        </w:tc>
-        <w:tc>
-          <w:tcPr>
-            <w:tcW w:w="3213" w:type="dxa"/>
-          </w:tcPr>
-          <w:p>
-            <w:pPr>
-              <w:ind w:firstLine="0"/>
-            </w:pPr>
-            <w:r>
-              <w:rPr>
-                <w:sz w:val="22"/>
-              </w:rPr>
-              <w:t>Діаграма станів панелі списку замовлень</w:t>
-            </w:r>
-          </w:p>
-        </w:tc>
-        <w:tc>
-          <w:tcPr>
-            <w:tcW w:w="3213" w:type="dxa"/>
-          </w:tcPr>
-          <w:p>
-            <w:pPr>
-              <w:ind w:firstLine="0"/>
-            </w:pPr>
-            <w:r>
-              <w:rPr>
-                <w:rFonts w:ascii="Consolas" w:hAnsi="Consolas"/>
-                <w:sz w:val="22"/>
-              </w:rPr>
-              <w:t>img/ris3_panel_states.png</w:t>
-            </w:r>
-          </w:p>
-        </w:tc>
-      </w:tr>
-    </w:tbl>
-    <w:p>
-      <w:pPr>
-        <w:spacing w:after="120"/>
-      </w:pPr>
-    </w:p>
-    <w:p>
-      <w:pPr>
-        <w:pStyle w:val="1"/>
-      </w:pPr>
-      <w:bookmarkStart w:id="8" w:name="_Toc242731728"/>
-      <w:r>
-        <w:t>РОЗДІЛ 2. ПРОГРАМНА РЕАЛІЗАЦІЯ</w:t>
-      </w:r>
-      <w:bookmarkEnd w:id="8"/>
-    </w:p>
-    <w:p>
-      <w:r>
-        <w:t>B2B-замовлень засобами React». Цей розділ відповідає п. 1.2 вимог SP_Front.pdf: опис</w:t>
-      </w:r>
-    </w:p>
-    <w:p>
-      <w:r>
-        <w:t>інструментів, прийомів та посилання на програмний код у Git.</w:t>
-      </w:r>
-    </w:p>
-    <w:p>
-      <w:pPr>
-        <w:pStyle w:val="21"/>
-      </w:pPr>
-      <w:bookmarkStart w:id="9" w:name="_Toc242731729"/>
-      <w:r>
-        <w:t>2.1. Інструменти та бібліотеки</w:t>
-      </w:r>
-      <w:bookmarkEnd w:id="9"/>
     </w:p>
     <w:tbl>
       <w:tblPr>
@@ -3773,7 +3498,7 @@
               <w:rPr>
                 <w:sz w:val="22"/>
               </w:rPr>
-              <w:t>React</w:t>
+              <w:t>React [4]</w:t>
             </w:r>
           </w:p>
         </w:tc>
@@ -3805,14 +3530,7 @@
               <w:rPr>
                 <w:sz w:val="22"/>
               </w:rPr>
-              <w:t xml:space="preserve">компонентна модель, </w:t>
-            </w:r>
-            <w:r>
-              <w:rPr>
-                <w:sz w:val="22"/>
-              </w:rPr>
-              <w:lastRenderedPageBreak/>
-              <w:t>найпоширеніша бібліотека для SPA, велика екосистема</w:t>
+              <w:t>компонентна модель, найпоширеніша бібліотека для SPA, велика екосистема</w:t>
             </w:r>
           </w:p>
         </w:tc>
@@ -3833,8 +3551,7 @@
               <w:rPr>
                 <w:sz w:val="22"/>
               </w:rPr>
-              <w:lastRenderedPageBreak/>
-              <w:t>Vite</w:t>
+              <w:t>Vite [5]</w:t>
             </w:r>
           </w:p>
         </w:tc>
@@ -3850,7 +3567,7 @@
               <w:rPr>
                 <w:sz w:val="22"/>
               </w:rPr>
-              <w:t>7</w:t>
+              <w:t>8</w:t>
             </w:r>
           </w:p>
         </w:tc>
@@ -3887,7 +3604,7 @@
               <w:rPr>
                 <w:sz w:val="22"/>
               </w:rPr>
-              <w:t>TypeScript</w:t>
+              <w:t>TypeScript [6]</w:t>
             </w:r>
           </w:p>
         </w:tc>
@@ -3903,7 +3620,7 @@
               <w:rPr>
                 <w:sz w:val="22"/>
               </w:rPr>
-              <w:t>strict</w:t>
+              <w:t>6 (strict)</w:t>
             </w:r>
           </w:p>
         </w:tc>
@@ -3940,7 +3657,7 @@
               <w:rPr>
                 <w:sz w:val="22"/>
               </w:rPr>
-              <w:t>React Router</w:t>
+              <w:t>React Router [7]</w:t>
             </w:r>
           </w:p>
         </w:tc>
@@ -3993,7 +3710,7 @@
               <w:rPr>
                 <w:sz w:val="22"/>
               </w:rPr>
-              <w:t>TanStack Query</w:t>
+              <w:t>TanStack Query [8]</w:t>
             </w:r>
           </w:p>
         </w:tc>
@@ -4046,7 +3763,7 @@
               <w:rPr>
                 <w:sz w:val="22"/>
               </w:rPr>
-              <w:t>MSW (Mock Service Worker)</w:t>
+              <w:t>MSW (Mock Service Worker) [9]</w:t>
             </w:r>
           </w:p>
         </w:tc>
@@ -4078,7 +3795,14 @@
               <w:rPr>
                 <w:sz w:val="22"/>
               </w:rPr>
-              <w:t>mock-API на рівні мережі: реальні HTTP-запити перехоплюються, код застосунку не знає про імітацію</w:t>
+              <w:t xml:space="preserve">mock-API на рівні мережі: реальні HTTP-запити перехоплюються, код </w:t>
+            </w:r>
+            <w:r>
+              <w:rPr>
+                <w:sz w:val="22"/>
+              </w:rPr>
+              <w:lastRenderedPageBreak/>
+              <w:t>застосунку не знає про імітацію</w:t>
             </w:r>
           </w:p>
         </w:tc>
@@ -4099,7 +3823,8 @@
               <w:rPr>
                 <w:sz w:val="22"/>
               </w:rPr>
-              <w:t>Recharts</w:t>
+              <w:lastRenderedPageBreak/>
+              <w:t>Recharts [10]</w:t>
             </w:r>
           </w:p>
         </w:tc>
@@ -4205,7 +3930,7 @@
               <w:rPr>
                 <w:sz w:val="22"/>
               </w:rPr>
-              <w:t>Vitest + React Testing Library</w:t>
+              <w:t>Vitest [11] + React Testing Library [12]</w:t>
             </w:r>
           </w:p>
         </w:tc>
@@ -4221,7 +3946,7 @@
               <w:rPr>
                 <w:sz w:val="22"/>
               </w:rPr>
-              <w:t>3 / 16</w:t>
+              <w:t>5 / 16</w:t>
             </w:r>
           </w:p>
         </w:tc>
@@ -4303,34 +4028,39 @@
     </w:p>
     <w:p>
       <w:r>
+        <w:t xml:space="preserve">Версії наведено відповідно до встановлених залежностей у файлі </w:t>
+      </w:r>
+      <w:r>
+        <w:rPr>
+          <w:rFonts w:ascii="Consolas" w:hAnsi="Consolas"/>
+          <w:sz w:val="22"/>
+        </w:rPr>
+        <w:t>package-lock.json</w:t>
+      </w:r>
+      <w:r>
+        <w:t>.</w:t>
+      </w:r>
+    </w:p>
+    <w:p>
+      <w:r>
         <w:rPr>
           <w:b/>
         </w:rPr>
         <w:t>Чому не Next.js:</w:t>
       </w:r>
       <w:r>
-        <w:t xml:space="preserve"> продукт є клієнтським SPA без SSR і без власного бекенду; вимога</w:t>
-      </w:r>
-    </w:p>
-    <w:p>
-      <w:r>
-        <w:t>«фронтенд як складова програмної системи» виконана без серверного рендерингу, а зайвий</w:t>
-      </w:r>
-    </w:p>
-    <w:p>
-      <w:r>
-        <w:t>серверний шар ускладнив би пояснення меж проєкту. Це рішення зафіксовано в §2.6 (межі).</w:t>
+        <w:t xml:space="preserve"> продукт є клієнтським SPA без SSR і без власного бекенду; вимога «фронтенд як складова програмної системи» виконана без серверного рендерингу, а зайвий серверний шар ускладнив би пояснення меж проєкту. Це рішення зафіксовано в §2.6 (межі).</w:t>
       </w:r>
     </w:p>
     <w:p>
       <w:pPr>
         <w:pStyle w:val="21"/>
       </w:pPr>
-      <w:bookmarkStart w:id="10" w:name="_Toc242731730"/>
+      <w:bookmarkStart w:id="8" w:name="_Toc242905068"/>
       <w:r>
         <w:t>2.2. Архітектура застосунку</w:t>
       </w:r>
-      <w:bookmarkEnd w:id="10"/>
+      <w:bookmarkEnd w:id="8"/>
     </w:p>
     <w:p>
       <w:r>
@@ -4379,7 +4109,6 @@
           <w:color w:val="1F2937"/>
           <w:sz w:val="18"/>
         </w:rPr>
-        <w:lastRenderedPageBreak/>
         <w:t xml:space="preserve">  mocks/       MSW-обробники та генератор демонстраційних даних</w:t>
       </w:r>
     </w:p>
@@ -4460,101 +4189,72 @@
     </w:p>
     <w:p>
       <w:r>
-        <w:t>Потік даних: **екран → хук даних (TanStack Query) → функція запиту → MSW-обробник →</w:t>
-      </w:r>
-    </w:p>
-    <w:p>
-      <w:r>
-        <w:t>демонстраційні дані**. Завдяки такому поділу заміна mock-API на реальний бекенд не потребує</w:t>
-      </w:r>
-    </w:p>
-    <w:p>
-      <w:r>
-        <w:t>змін на екранах: достатньо прибрати MSW і змінити базовий URL.</w:t>
+        <w:t xml:space="preserve">Потік даних: </w:t>
+      </w:r>
+      <w:r>
+        <w:rPr>
+          <w:b/>
+        </w:rPr>
+        <w:t>екран → хук даних (TanStack Query) → функція запиту → MSW-обробник → демонстраційні дані</w:t>
+      </w:r>
+      <w:r>
+        <w:t>. Завдяки такому поділу заміна mock-API на реальний бекенд не потребує змін на екранах: достатньо прибрати MSW і змінити базовий URL.</w:t>
       </w:r>
     </w:p>
     <w:p>
       <w:pPr>
         <w:pStyle w:val="21"/>
       </w:pPr>
-      <w:bookmarkStart w:id="11" w:name="_Toc242731731"/>
+      <w:bookmarkStart w:id="9" w:name="_Toc242905069"/>
       <w:r>
         <w:t>2.3. Прийоми реалізації</w:t>
       </w:r>
+      <w:bookmarkEnd w:id="9"/>
+    </w:p>
+    <w:p>
+      <w:pPr>
+        <w:pStyle w:val="31"/>
+      </w:pPr>
+      <w:bookmarkStart w:id="10" w:name="_Toc242905070"/>
+      <w:r>
+        <w:t>2.3.1. Стани інтерфейсу як окремий компонент</w:t>
+      </w:r>
+      <w:bookmarkEnd w:id="10"/>
+    </w:p>
+    <w:p>
+      <w:r>
+        <w:t>Кожен екран із даними має п'ять станів: завантаження (скелетон фіксованої висоти, щоб верстка не «стрибала»), успіх, порожній результат, помилка з кнопкою «Повторити» та банер застарілих даних. Стани виведено в один компонент-обгортку, тому однакова поведінка гарантована на всіх екранах, а не дублюється.</w:t>
+      </w:r>
+    </w:p>
+    <w:p>
+      <w:pPr>
+        <w:pStyle w:val="31"/>
+      </w:pPr>
+      <w:bookmarkStart w:id="11" w:name="_Toc242905071"/>
+      <w:r>
+        <w:lastRenderedPageBreak/>
+        <w:t>2.3.2. Адаптивність</w:t>
+      </w:r>
       <w:bookmarkEnd w:id="11"/>
     </w:p>
     <w:p>
+      <w:r>
+        <w:t>Три контрольні ширини: 360, 768 і 1280 px. На широкому екрані замовлення показані таблицею, на вузькому - картками; фільтри переходять із горизонтальної панелі у випадний блок; графіки зменшують кількість підписів. Перебудова подання спирається на медіазапити CSS [13]. Горизонтальної прокрутки сторінки немає на жодній ширині - це перевірено вручну в інструментах розробника браузера.</w:t>
+      </w:r>
+    </w:p>
+    <w:p>
       <w:pPr>
         <w:pStyle w:val="31"/>
       </w:pPr>
-      <w:r>
-        <w:t>2.3.1. Стани інтерфейсу як окремий компонент</w:t>
-      </w:r>
-    </w:p>
-    <w:p>
-      <w:r>
-        <w:t>Кожен екран із даними має п'ять станів: завантаження (скелетон фіксованої висоти, щоб</w:t>
-      </w:r>
-    </w:p>
-    <w:p>
-      <w:r>
-        <w:t>верстка не «стрибала»), успіх, порожній результат, помилка з кнопкою «Повторити» та банер</w:t>
-      </w:r>
-    </w:p>
-    <w:p>
-      <w:r>
-        <w:t>застарілих даних. Стани виведено в один компонент-обгортку, тому однакова поведінка</w:t>
-      </w:r>
-    </w:p>
-    <w:p>
-      <w:r>
-        <w:t>гарантована на всіх екранах, а не дублюється.</w:t>
-      </w:r>
-    </w:p>
-    <w:p>
-      <w:pPr>
-        <w:pStyle w:val="31"/>
-      </w:pPr>
-      <w:r>
-        <w:t>2.3.2. Адаптивність</w:t>
-      </w:r>
-    </w:p>
-    <w:p>
-      <w:r>
-        <w:t>Три контрольні ширини: 360, 768 і 1280 px. На широкому екрані замовлення показані таблицею,</w:t>
-      </w:r>
-    </w:p>
-    <w:p>
-      <w:r>
-        <w:t>на вузькому - картками; фільтри переходять із горизонтальної панелі у випадний блок;</w:t>
-      </w:r>
-    </w:p>
-    <w:p>
-      <w:r>
-        <w:t>графіки зменшують кількість підписів. Горизонтальної прокрутки сторінки немає на жодній</w:t>
-      </w:r>
-    </w:p>
-    <w:p>
-      <w:r>
-        <w:t>ширині - це перевірено вручну в інструментах розробника.</w:t>
-      </w:r>
-    </w:p>
-    <w:p>
-      <w:pPr>
-        <w:pStyle w:val="31"/>
-      </w:pPr>
+      <w:bookmarkStart w:id="12" w:name="_Toc242905072"/>
       <w:r>
         <w:t>2.3.3. Кросбраузерність</w:t>
       </w:r>
-    </w:p>
-    <w:p>
-      <w:r>
-        <w:t>Використано стандартні властивості CSS без вендор-специфічних хаков; перевірка виконана в</w:t>
-      </w:r>
-    </w:p>
-    <w:p>
-      <w:r>
-        <w:t xml:space="preserve">Chromium і Firefox. Типові розбіжності (округлення flex-елементів, поведінка </w:t>
+      <w:bookmarkEnd w:id="12"/>
+    </w:p>
+    <w:p>
+      <w:r>
+        <w:t xml:space="preserve">Використано стандартні властивості CSS без вендор-специфічних хаков. Перевірка виконана в браузері на рушії Chromium (Chrome і Edge). Типові розбіжності рушіїв (округлення flex-елементів, поведінка </w:t>
       </w:r>
       <w:r>
         <w:rPr>
@@ -4564,21 +4264,18 @@
         <w:t>gap</w:t>
       </w:r>
       <w:r>
-        <w:t xml:space="preserve"> у таблицях,</w:t>
-      </w:r>
-    </w:p>
-    <w:p>
-      <w:r>
-        <w:t>зовнішній вигляд системних контролів) описані в §2.5.</w:t>
+        <w:t xml:space="preserve"> у таблицях, зовнішній вигляд системних контролів) описані в §2.5.</w:t>
       </w:r>
     </w:p>
     <w:p>
       <w:pPr>
         <w:pStyle w:val="31"/>
       </w:pPr>
+      <w:bookmarkStart w:id="13" w:name="_Toc242905073"/>
       <w:r>
         <w:t>2.3.4. Захищеність</w:t>
       </w:r>
+      <w:bookmarkEnd w:id="13"/>
     </w:p>
     <w:p>
       <w:pPr>
@@ -4592,7 +4289,7 @@
         <w:rPr>
           <w:b/>
         </w:rPr>
-        <w:t>в пам'яті модуля</w:t>
+        <w:t>лише в пам'яті модуля</w:t>
       </w:r>
       <w:r>
         <w:t xml:space="preserve">, не в </w:t>
@@ -4605,13 +4302,7 @@
         <w:t>localStorage</w:t>
       </w:r>
       <w:r>
-        <w:t>, тож не читається</w:t>
-      </w:r>
-    </w:p>
-    <w:p>
-      <w:r>
-        <w:lastRenderedPageBreak/>
-        <w:t xml:space="preserve">  стороннім скриптом при XSS-вставці;</w:t>
+        <w:t>, тому не залишається в постійному сховищі браузера;</w:t>
       </w:r>
     </w:p>
     <w:p>
@@ -4629,10 +4320,8 @@
         </w:rPr>
         <w:t>innerHTML</w:t>
       </w:r>
-    </w:p>
-    <w:p>
-      <w:r>
-        <w:t xml:space="preserve">  та </w:t>
+      <w:r>
+        <w:t xml:space="preserve"> та </w:t>
       </w:r>
       <w:r>
         <w:rPr>
@@ -4660,12 +4349,7 @@
         <w:ind w:firstLine="0"/>
       </w:pPr>
       <w:r>
-        <w:t>повідомлення про невдалий вхід однакове для випадків «користувача не існує» і «невірний</w:t>
-      </w:r>
-    </w:p>
-    <w:p>
-      <w:r>
-        <w:t xml:space="preserve">  пароль» - щоб не давати змоги підбирати облікові дані;</w:t>
+        <w:t>повідомлення про невдалий вхід однакове для випадків «користувача не існує» і «невірний пароль» - щоб не давати змоги підбирати облікові дані за текстом помилки;</w:t>
       </w:r>
     </w:p>
     <w:p>
@@ -4681,9 +4365,11 @@
       <w:pPr>
         <w:pStyle w:val="31"/>
       </w:pPr>
+      <w:bookmarkStart w:id="14" w:name="_Toc242905074"/>
       <w:r>
         <w:t>2.3.5. Доступність і зручність користування</w:t>
       </w:r>
+      <w:bookmarkEnd w:id="14"/>
     </w:p>
     <w:p>
       <w:r>
@@ -4707,50 +4393,91 @@
         <w:t>aria-busy</w:t>
       </w:r>
       <w:r>
-        <w:t xml:space="preserve"> під час</w:t>
-      </w:r>
-    </w:p>
-    <w:p>
-      <w:r>
-        <w:t>завантаження; видимий фокус для клавіатурної навігації; контраст тексту не нижче 4.5:1;</w:t>
-      </w:r>
-    </w:p>
-    <w:p>
-      <w:r>
-        <w:t>порожні стани містять пояснення й підказку, а не лише «нічого не знайдено».</w:t>
+        <w:t xml:space="preserve"> під час завантаження; </w:t>
+      </w:r>
+      <w:r>
+        <w:rPr>
+          <w:rFonts w:ascii="Consolas" w:hAnsi="Consolas"/>
+          <w:sz w:val="22"/>
+        </w:rPr>
+        <w:t>aria-sort</w:t>
+      </w:r>
+      <w:r>
+        <w:t xml:space="preserve"> у заголовках таблиці; видимий фокус для клавіатурної навігації; посилання «Перейти до основного вмісту». Порожні стани містять пояснення й підказку, а не лише «нічого не знайдено». Вимоги до доступності враховано з настанов WCAG 2.2 [14]; інструментальний аудит контрасту в цій роботі не проводився, тому числових гарантій контрасту не наводимо.</w:t>
       </w:r>
     </w:p>
     <w:p>
       <w:pPr>
         <w:pStyle w:val="31"/>
       </w:pPr>
+      <w:bookmarkStart w:id="15" w:name="_Toc242905075"/>
       <w:r>
         <w:t>2.3.6. Тестування</w:t>
       </w:r>
-    </w:p>
-    <w:p>
-      <w:r>
-        <w:t>Три рівні: модульні тести логіки (форматери, розрахунок рівня ризику, побудова</w:t>
-      </w:r>
-    </w:p>
-    <w:p>
-      <w:r>
-        <w:t>query-параметрів), компонентні (таблиця у чотирьох станах; кнопка перерахунку - усі стани й</w:t>
-      </w:r>
-    </w:p>
-    <w:p>
-      <w:r>
-        <w:t>заборона подвійного натискання; панель фільтрів), інтеграційний сценарій</w:t>
-      </w:r>
-    </w:p>
-    <w:p>
-      <w:r>
-        <w:t>«вхід → список → картка → перерахунок прогнозу» на MSW. Поріг покриття модулів логіки - 80 %.</w:t>
-      </w:r>
-    </w:p>
-    <w:p>
-      <w:r>
-        <w:t>Фактичний результат прогону (</w:t>
+      <w:bookmarkEnd w:id="15"/>
+    </w:p>
+    <w:p>
+      <w:r>
+        <w:t xml:space="preserve">Три рівні: модульні тести логіки (форматери, розрахунок рівня ризику, побудова query-параметрів), компонентні (таблиця у чотирьох станах; кнопка перерахунку - усі стани </w:t>
+      </w:r>
+      <w:r>
+        <w:lastRenderedPageBreak/>
+        <w:t>й заборона подвійного натискання; панель фільтрів), інтеграційний сценарій «вхід → список → картка → перерахунок прогнозу» на MSW. Поріг покриття модулів логіки - 80 %.</w:t>
+      </w:r>
+    </w:p>
+    <w:p>
+      <w:r>
+        <w:t xml:space="preserve">Покриття вимірюється лише для модулів логіки: </w:t>
+      </w:r>
+      <w:r>
+        <w:rPr>
+          <w:rFonts w:ascii="Consolas" w:hAnsi="Consolas"/>
+          <w:sz w:val="22"/>
+        </w:rPr>
+        <w:t>src/lib</w:t>
+      </w:r>
+      <w:r>
+        <w:t xml:space="preserve">, </w:t>
+      </w:r>
+      <w:r>
+        <w:rPr>
+          <w:rFonts w:ascii="Consolas" w:hAnsi="Consolas"/>
+          <w:sz w:val="22"/>
+        </w:rPr>
+        <w:t>src/api</w:t>
+      </w:r>
+      <w:r>
+        <w:t xml:space="preserve"> і </w:t>
+      </w:r>
+      <w:r>
+        <w:rPr>
+          <w:rFonts w:ascii="Consolas" w:hAnsi="Consolas"/>
+          <w:sz w:val="22"/>
+        </w:rPr>
+        <w:t>src/mocks</w:t>
+      </w:r>
+      <w:r>
+        <w:t xml:space="preserve"> (налаштування </w:t>
+      </w:r>
+      <w:r>
+        <w:rPr>
+          <w:rFonts w:ascii="Consolas" w:hAnsi="Consolas"/>
+          <w:sz w:val="22"/>
+        </w:rPr>
+        <w:t>coverage.include</w:t>
+      </w:r>
+      <w:r>
+        <w:t xml:space="preserve"> у </w:t>
+      </w:r>
+      <w:r>
+        <w:rPr>
+          <w:rFonts w:ascii="Consolas" w:hAnsi="Consolas"/>
+          <w:sz w:val="22"/>
+        </w:rPr>
+        <w:t>vite.config.ts</w:t>
+      </w:r>
+      <w:r>
+        <w:t>). Компоненти й екрани в цей показник не входять, тому числа нижче не можна читати як покриття всього застосунку. Фактичний результат прогону (</w:t>
       </w:r>
       <w:r>
         <w:rPr>
@@ -4766,18 +4493,16 @@
         <w:rPr>
           <w:b/>
         </w:rPr>
-        <w:t>18 файлів, 225 тестів, усі пройдено</w:t>
-      </w:r>
-      <w:r>
-        <w:t>; покриття -</w:t>
-      </w:r>
-    </w:p>
-    <w:p>
+        <w:t>18 файлів, 230 тестів, усі пройдено</w:t>
+      </w:r>
+      <w:r>
+        <w:t xml:space="preserve">; покриття модулів логіки - </w:t>
+      </w:r>
       <w:r>
         <w:rPr>
           <w:b/>
         </w:rPr>
-        <w:t>96,72 % тверджень, 90,63 % гілок, 98,49 % функцій</w:t>
+        <w:t>96,74 % тверджень, 90,74 % гілок, 98,49 % функцій, 98,01 % рядків</w:t>
       </w:r>
       <w:r>
         <w:t xml:space="preserve">. </w:t>
@@ -4790,10 +4515,8 @@
         <w:t>npm run lint</w:t>
       </w:r>
       <w:r>
-        <w:t xml:space="preserve"> - без зауважень,</w:t>
-      </w:r>
-    </w:p>
-    <w:p>
+        <w:t xml:space="preserve"> - без зауважень, </w:t>
+      </w:r>
       <w:r>
         <w:rPr>
           <w:rFonts w:ascii="Consolas" w:hAnsi="Consolas"/>
@@ -4802,36 +4525,25 @@
         <w:t>npm run build</w:t>
       </w:r>
       <w:r>
-        <w:t xml:space="preserve"> - без помилок типів. Окремо виконано перевірку в справжньому браузері</w:t>
-      </w:r>
-    </w:p>
-    <w:p>
-      <w:r>
-        <w:t>(Chromium/Edge): пройдено вхід, список, картка, перерахунок прогнозу, аналітика й розділ</w:t>
-      </w:r>
-    </w:p>
-    <w:p>
-      <w:r>
-        <w:t>користувачів; помилок у консолі - 0; завантажений CSV-файл перевірено на вміст.</w:t>
+        <w:t xml:space="preserve"> - без помилок типів. Окремо виконано перевірку в справжньому браузері (Chromium/Edge): пройдено вхід, список</w:t>
+      </w:r>
+      <w:r>
+        <w:t>, картка, перерахунок прогнозу, аналітика й розділ користувачів; помилок у консолі - 0; завантажений CSV-файл перевірено на вміст.</w:t>
       </w:r>
     </w:p>
     <w:p>
       <w:pPr>
         <w:pStyle w:val="31"/>
       </w:pPr>
+      <w:bookmarkStart w:id="16" w:name="_Toc242905076"/>
       <w:r>
         <w:t>2.3.7. Експорт результатів і передача вибірки</w:t>
       </w:r>
-    </w:p>
-    <w:p>
-      <w:r>
-        <w:t>Кнопка «Експорт CSV» на списку вивантажує всю вибірку з урахуванням активних фільтрів, а не</w:t>
-      </w:r>
-    </w:p>
-    <w:p>
-      <w:r>
-        <w:lastRenderedPageBreak/>
-        <w:t xml:space="preserve">лише поточну сторінку: функція </w:t>
+      <w:bookmarkEnd w:id="16"/>
+    </w:p>
+    <w:p>
+      <w:r>
+        <w:t xml:space="preserve">Кнопка «Експорт CSV» на списку вивантажує всю вибірку з урахуванням активних фільтрів, а не лише поточну сторінку: функція </w:t>
       </w:r>
       <w:r>
         <w:rPr>
@@ -4841,27 +4553,21 @@
         <w:t>fetchAllOrders</w:t>
       </w:r>
       <w:r>
-        <w:t xml:space="preserve"> послідовно обходить сторінки (із запобіжником</w:t>
-      </w:r>
-    </w:p>
-    <w:p>
-      <w:r>
-        <w:t>у 50 сторінок) і передає дані у чисту функцію побудови CSV, яка екранує лапки, коми та</w:t>
-      </w:r>
-    </w:p>
-    <w:p>
-      <w:r>
-        <w:t>переноси рядків за RFC 4180 і додає BOM, щоб Excel коректно відкривав кирилицю. На картці</w:t>
-      </w:r>
-    </w:p>
-    <w:p>
-      <w:r>
-        <w:t>замовлення кнопка «Копіювати посилання» кладе в буфер обміну адресу разом із фільтрами, а</w:t>
-      </w:r>
-    </w:p>
-    <w:p>
-      <w:r>
-        <w:t xml:space="preserve">підтвердження оголошується через </w:t>
+        <w:t xml:space="preserve"> послідовно обходить сторінки. Якщо вибірка перевищує 50 сторінок, експорт завершується </w:t>
+      </w:r>
+      <w:r>
+        <w:rPr>
+          <w:b/>
+        </w:rPr>
+        <w:t>явною помилкою з проханням звузити фільтри</w:t>
+      </w:r>
+      <w:r>
+        <w:t>, а не обрізаним файлом. Дані передаються в чисту функцію побудови CSV, яка екранує лапки, коми та переноси рядків за RFC 4180, нейтралізує значення, що починаються із символу формули (щоб Excel не виконав їх як формулу), і додає BOM, щоб Excel коректно відкривав кирилицю.</w:t>
+      </w:r>
+    </w:p>
+    <w:p>
+      <w:r>
+        <w:t xml:space="preserve">На картці замовлення кнопка «Копіювати посилання» кладе в буфер обміну адресу цього екрана. Якщо браузер не дає доступу до буфера, застосунок не мовчить: показує підказку скопіювати адресу вручну, а підтвердження оголошується через </w:t>
       </w:r>
       <w:r>
         <w:rPr>
@@ -4878,11 +4584,11 @@
       <w:pPr>
         <w:pStyle w:val="21"/>
       </w:pPr>
-      <w:bookmarkStart w:id="12" w:name="_Toc242731732"/>
+      <w:bookmarkStart w:id="17" w:name="_Toc242905077"/>
       <w:r>
         <w:t>2.4. Ключові технічні рішення та їх обґрунтування</w:t>
       </w:r>
-      <w:bookmarkEnd w:id="12"/>
+      <w:bookmarkEnd w:id="17"/>
     </w:p>
     <w:p>
       <w:pPr>
@@ -4896,17 +4602,7 @@
         <w:t>Серверний стан через TanStack Query, а не `useEffect`.</w:t>
       </w:r>
       <w:r>
-        <w:t xml:space="preserve"> Запити з кешем, повторними</w:t>
-      </w:r>
-    </w:p>
-    <w:p>
-      <w:r>
-        <w:t xml:space="preserve">   спробами та інвалідацією після перерахунку прогнозу - це типова задача бібліотеки; ручний</w:t>
-      </w:r>
-    </w:p>
-    <w:p>
-      <w:r>
-        <w:t xml:space="preserve">   код дав би більше місць для помилок, особливо у стані «дані застаріли».</w:t>
+        <w:t xml:space="preserve"> Запити з кешем, повторними спробами та інвалідацією після перерахунку прогнозу - це типова задача бібліотеки; ручний код дав би більше місць для помилок, особливо у стані «дані застаріли».</w:t>
       </w:r>
     </w:p>
     <w:p>
@@ -4921,12 +4617,7 @@
         <w:t>MSW замість «заглушок у коді».</w:t>
       </w:r>
       <w:r>
-        <w:t xml:space="preserve"> Імітація живе на рівні мережі, тому екрани працюють із</w:t>
-      </w:r>
-    </w:p>
-    <w:p>
-      <w:r>
-        <w:t xml:space="preserve">   реальними HTTP-запитами; при появі справжнього API зміни мінімальні.</w:t>
+        <w:t xml:space="preserve"> Імітація живе на рівні мережі, тому екрани працюють із реальними HTTP-запитами; при появі справжнього API зміни мінімальні.</w:t>
       </w:r>
     </w:p>
     <w:p>
@@ -4941,12 +4632,7 @@
         <w:t>Фільтри в URL.</w:t>
       </w:r>
       <w:r>
-        <w:t xml:space="preserve"> Стан списку можна надіслати колезі посиланням, а кнопка «Назад» працює</w:t>
-      </w:r>
-    </w:p>
-    <w:p>
-      <w:r>
-        <w:t xml:space="preserve">   передбачувано - це прямий виграш у зручності, який оцінюється критерієм UX.</w:t>
+        <w:t xml:space="preserve"> Стан списку можна надіслати колезі посиланням, а кнопка «Назад» працює передбачувано - це прямий виграш у зручності, який оцінюється критерієм UX.</w:t>
       </w:r>
     </w:p>
     <w:p>
@@ -4961,23 +4647,19 @@
         <w:t>Скелетони замість спінера.</w:t>
       </w:r>
       <w:r>
-        <w:t xml:space="preserve"> Фіксована висота заповнювачів прибирає «стрибок» верстки</w:t>
-      </w:r>
-    </w:p>
-    <w:p>
-      <w:r>
-        <w:t xml:space="preserve">   після завантаження - помітна деталь, яку на захисті легко показати в дії.</w:t>
+        <w:t xml:space="preserve"> Фіксована висота заповнювачів прибирає «стрибок» верстки після завантаження - помітна деталь, яку на захисті легко показати в дії.</w:t>
       </w:r>
     </w:p>
     <w:p>
       <w:pPr>
         <w:pStyle w:val="21"/>
       </w:pPr>
-      <w:bookmarkStart w:id="13" w:name="_Toc242731733"/>
-      <w:r>
+      <w:bookmarkStart w:id="18" w:name="_Toc242905078"/>
+      <w:r>
+        <w:lastRenderedPageBreak/>
         <w:t>2.5. Відомі обмеження та крайні випадки</w:t>
       </w:r>
-      <w:bookmarkEnd w:id="13"/>
+      <w:bookmarkEnd w:id="18"/>
     </w:p>
     <w:p>
       <w:pPr>
@@ -4985,12 +4667,7 @@
         <w:ind w:firstLine="0"/>
       </w:pPr>
       <w:r>
-        <w:t>mock-API імітує затримку 400-900 мс і помилки за прапорцем «режим перевірки»; реальна</w:t>
-      </w:r>
-    </w:p>
-    <w:p>
-      <w:r>
-        <w:t xml:space="preserve">  мережева деградація не відтворюється;</w:t>
+        <w:t>mock-API імітує затримку 400-900 мс і помилки за прапорцем «режим перевірки»; реальна мережева деградація не відтворюється;</w:t>
       </w:r>
     </w:p>
     <w:p>
@@ -4999,12 +4676,7 @@
         <w:ind w:firstLine="0"/>
       </w:pPr>
       <w:r>
-        <w:t>прогноз - детермінована імітація на демонстраційних даних, а не ML-модель: це межа проєкту,</w:t>
-      </w:r>
-    </w:p>
-    <w:p>
-      <w:r>
-        <w:t xml:space="preserve">  зафіксована в ТЗ (п. 10);</w:t>
+        <w:t>прогноз - детермінована імітація на демонстраційних даних, а не ML-модель: це межа проєкту, зафіксована в ТЗ (п. 10). З тієї ж причини метрики на екрані «Аналітика» є синтетичними, і про це прямо сказано в інтерфейсі;</w:t>
       </w:r>
     </w:p>
     <w:p>
@@ -5013,38 +4685,18 @@
         <w:ind w:firstLine="0"/>
       </w:pPr>
       <w:r>
-        <w:t>розбіжність рендерингу в Firefox: індикатор прогресу має іншу товщину - виправлено</w:t>
-      </w:r>
-    </w:p>
-    <w:p>
-      <w:r>
-        <w:t xml:space="preserve">  явною висотою;</w:t>
-      </w:r>
-    </w:p>
-    <w:p>
-      <w:pPr>
-        <w:pStyle w:val="a0"/>
-        <w:ind w:firstLine="0"/>
-      </w:pPr>
-      <w:r>
-        <w:lastRenderedPageBreak/>
-        <w:t>при одночасному перерахунку прогнозу й оновленні списку перемагає остання відповідь</w:t>
-      </w:r>
-    </w:p>
-    <w:p>
-      <w:r>
-        <w:t xml:space="preserve">  (захист від «перегонів» реалізовано скасуванням попереднього запиту).</w:t>
+        <w:t>при одночасному перерахунку прогнозу й оновленні списку перемагає остання відповідь (захист від «перегонів» реалізовано скасуванням попереднього запиту).</w:t>
       </w:r>
     </w:p>
     <w:p>
       <w:pPr>
         <w:pStyle w:val="21"/>
       </w:pPr>
-      <w:bookmarkStart w:id="14" w:name="_Toc242731734"/>
+      <w:bookmarkStart w:id="19" w:name="_Toc242905079"/>
       <w:r>
         <w:t>2.6. Посилання на програмний код (Git)</w:t>
       </w:r>
-      <w:bookmarkEnd w:id="14"/>
+      <w:bookmarkEnd w:id="19"/>
     </w:p>
     <w:p>
       <w:r>
@@ -5081,12 +4733,7 @@
         <w:t>docs/</w:t>
       </w:r>
       <w:r>
-        <w:t xml:space="preserve"> (ця записка, керівництво</w:t>
-      </w:r>
-    </w:p>
-    <w:p>
-      <w:r>
-        <w:t xml:space="preserve">користувача, декларація про використання ШІ), </w:t>
+        <w:t xml:space="preserve"> (ця записка та керівництво користувача), </w:t>
       </w:r>
       <w:r>
         <w:rPr>
@@ -5096,28 +4743,18 @@
         <w:t>img/</w:t>
       </w:r>
       <w:r>
-        <w:t xml:space="preserve"> (діаграми й екранні знімки) та README з</w:t>
-      </w:r>
-    </w:p>
-    <w:p>
-      <w:r>
-        <w:t>інструкцією «запуск з нуля». Історія комітів показує порядок роботи: проєктування → каркас →</w:t>
-      </w:r>
-    </w:p>
-    <w:p>
-      <w:r>
-        <w:t>екрани → стани → тести.</w:t>
+        <w:t xml:space="preserve"> (діаграми й екранні знімки) та README з інструкцією «запуск з нуля».</w:t>
       </w:r>
     </w:p>
     <w:p>
       <w:pPr>
         <w:pStyle w:val="21"/>
       </w:pPr>
-      <w:bookmarkStart w:id="15" w:name="_Toc242731735"/>
+      <w:bookmarkStart w:id="20" w:name="_Toc242905080"/>
       <w:r>
         <w:t>2.7. Як запустити</w:t>
       </w:r>
-      <w:bookmarkEnd w:id="15"/>
+      <w:bookmarkEnd w:id="20"/>
     </w:p>
     <w:p>
       <w:pPr>
@@ -5211,38 +4848,33 @@
     </w:p>
     <w:p>
       <w:r>
-        <w:t>Демонстраційні облікові дані та опис ролей наведено в README та в керівництві користувача</w:t>
-      </w:r>
-    </w:p>
-    <w:p>
-      <w:r>
-        <w:t>(Розділ 3).</w:t>
+        <w:t>Демонстраційні облікові дані та опис ролей наведено в README та в керівництві користувача (Розділ 3).</w:t>
       </w:r>
     </w:p>
     <w:p>
       <w:pPr>
         <w:pStyle w:val="1"/>
       </w:pPr>
-      <w:bookmarkStart w:id="16" w:name="_Toc242731736"/>
+      <w:bookmarkStart w:id="21" w:name="_Toc242905081"/>
       <w:r>
         <w:t>РОЗДІЛ 3. КЕРІВНИЦТВО КОРИСТУВАЧА (USER GUIDE)</w:t>
       </w:r>
-      <w:bookmarkEnd w:id="16"/>
-    </w:p>
-    <w:p>
-      <w:r>
-        <w:t>Огляд інтерфейсу → Покрокова інструкція (створення → обробка → збереження/експорт).</w:t>
+      <w:bookmarkEnd w:id="21"/>
+    </w:p>
+    <w:p>
+      <w:r>
+        <w:t>Структура розділу - Вступ → Швидкий старт → Огляд інтерфейсу → Покрокова інструкція (створення → обробка → збереження/експорт) → довідка про стани й типові труднощі.</w:t>
       </w:r>
     </w:p>
     <w:p>
       <w:pPr>
         <w:pStyle w:val="21"/>
       </w:pPr>
-      <w:bookmarkStart w:id="17" w:name="_Toc242731737"/>
+      <w:bookmarkStart w:id="22" w:name="_Toc242905082"/>
       <w:r>
         <w:t>3.1. Вступ</w:t>
       </w:r>
-      <w:bookmarkEnd w:id="17"/>
+      <w:bookmarkEnd w:id="22"/>
     </w:p>
     <w:p>
       <w:r>
@@ -5252,20 +4884,8 @@
         <w:t>Призначення програми.</w:t>
       </w:r>
       <w:r>
-        <w:t xml:space="preserve"> Застосунок є клієнтською частиною системи підтримки ухвалення</w:t>
-      </w:r>
-    </w:p>
-    <w:p>
-      <w:r>
-        <w:t>рішень щодо B2B-замовлень. Він вирішує конкретну проблему менеджера: у списку з десятків</w:t>
-      </w:r>
-    </w:p>
-    <w:p>
-      <w:r>
-        <w:t>замовлень важко зрозуміти, за які братися першими. Система для кожного замовлення показує</w:t>
-      </w:r>
-    </w:p>
-    <w:p>
+        <w:t xml:space="preserve"> Застосунок є клієнтською частиною системи підтримки ухвалення рішень щодо B2B-замовлень. Він вирішує конкретну проблему менеджера: у списку з десятків замовлень важко зрозуміти, за які братися першими. Система для кожного замовлення показує </w:t>
+      </w:r>
       <w:r>
         <w:rPr>
           <w:b/>
@@ -5282,13 +4902,7 @@
         <w:t>перелік чинників</w:t>
       </w:r>
       <w:r>
-        <w:t>, які на прогноз</w:t>
-      </w:r>
-    </w:p>
-    <w:p>
-      <w:r>
-        <w:lastRenderedPageBreak/>
-        <w:t xml:space="preserve">вплинули, і дає змогу </w:t>
+        <w:t xml:space="preserve">, які на прогноз вплинули, і дає змогу </w:t>
       </w:r>
       <w:r>
         <w:rPr>
@@ -5297,12 +4911,7 @@
         <w:t>перерахувати прогноз</w:t>
       </w:r>
       <w:r>
-        <w:t xml:space="preserve"> після зміни даних. Аналітик бачить додатковий</w:t>
-      </w:r>
-    </w:p>
-    <w:p>
-      <w:r>
-        <w:t>розділ із метриками якості моделі та важливістю ознак.</w:t>
+        <w:t xml:space="preserve"> після зміни даних. Аналітик бачить додатковий розділ із метриками якості моделі та важливістю ознак.</w:t>
       </w:r>
     </w:p>
     <w:p>
@@ -5313,33 +4922,22 @@
         <w:t>Для кого це керівництво.</w:t>
       </w:r>
       <w:r>
-        <w:t xml:space="preserve"> Для менеджерів B2B-продажів (основні користувачі), аналітиків</w:t>
-      </w:r>
-    </w:p>
-    <w:p>
-      <w:r>
-        <w:t>(розділ «Аналітика») та адміністраторів (керування користувачами). Спеціальна підготовка не</w:t>
-      </w:r>
-    </w:p>
-    <w:p>
-      <w:r>
-        <w:t>потрібна: достатньо впевнено користуватися браузером. Програма працює в сучасних браузерах</w:t>
-      </w:r>
-    </w:p>
-    <w:p>
-      <w:r>
-        <w:t>(Chromium: Chrome, Edge, Brave; Firefox) і не потребує встановлення.</w:t>
+        <w:t xml:space="preserve"> Для менеджерів B2B-продажів (основні користувачі), аналітиків (розділ «Аналітика») та адміністраторів (керування користувачами). Спеціальна </w:t>
+      </w:r>
+      <w:r>
+        <w:lastRenderedPageBreak/>
+        <w:t>підготовка не потрібна: достатньо впевнено користуватися браузером. Програма працює в сучасних браузерах на рушії Chromium (перевірено в Chrome і Edge) і не потребує встановлення.</w:t>
       </w:r>
     </w:p>
     <w:p>
       <w:pPr>
         <w:pStyle w:val="21"/>
       </w:pPr>
-      <w:bookmarkStart w:id="18" w:name="_Toc242731738"/>
+      <w:bookmarkStart w:id="23" w:name="_Toc242905083"/>
       <w:r>
         <w:t>3.2. Швидкий старт (Quick Start)</w:t>
       </w:r>
-      <w:bookmarkEnd w:id="18"/>
+      <w:bookmarkEnd w:id="23"/>
     </w:p>
     <w:p>
       <w:pPr>
@@ -5357,12 +4955,7 @@
         <w:t>http://localhost:5173</w:t>
       </w:r>
       <w:r>
-        <w:t xml:space="preserve"> (локальний запуск описано в</w:t>
-      </w:r>
-    </w:p>
-    <w:p>
-      <w:r>
-        <w:t xml:space="preserve">   README репозиторію).</w:t>
+        <w:t xml:space="preserve"> (локальний запуск описано в README репозиторію).</w:t>
       </w:r>
     </w:p>
     <w:p>
@@ -5685,38 +5278,32 @@
         <w:ind w:firstLine="0"/>
       </w:pPr>
       <w:r>
-        <w:t>Натисніть «Увійти». Після успішного входу відкривається **головний екран - список</w:t>
-      </w:r>
-    </w:p>
-    <w:p>
-      <w:r>
-        <w:t xml:space="preserve">   замовлень** із прогнозом по кожному рядку.</w:t>
-      </w:r>
-    </w:p>
-    <w:p>
-      <w:r>
-        <w:t>Якщо пароль або логін неправильні, програма покаже загальне повідомлення про помилку (без</w:t>
-      </w:r>
-    </w:p>
-    <w:p>
-      <w:r>
-        <w:t>уточнення, яке саме поле помилкове - це зроблено свідомо, щоб унеможливити підбір облікових</w:t>
-      </w:r>
-    </w:p>
-    <w:p>
-      <w:r>
-        <w:t>даних), а порожні поля підсвічуються під час валідації.</w:t>
+        <w:t xml:space="preserve">Натисніть «Увійти». Після успішного входу відкривається </w:t>
+      </w:r>
+      <w:r>
+        <w:rPr>
+          <w:b/>
+        </w:rPr>
+        <w:t>головний екран - список замовлень</w:t>
+      </w:r>
+      <w:r>
+        <w:t xml:space="preserve"> із прогнозом по кожному рядку.</w:t>
+      </w:r>
+    </w:p>
+    <w:p>
+      <w:r>
+        <w:t>Якщо пароль або логін неправильні, програма покаже загальне повідомлення про помилку (без уточнення, яке саме поле помилкове - це зроблено свідомо, щоб унеможливити підбір облікових даних), а порожні поля підсвічуються під час валідації.</w:t>
       </w:r>
     </w:p>
     <w:p>
       <w:pPr>
         <w:pStyle w:val="21"/>
       </w:pPr>
-      <w:bookmarkStart w:id="19" w:name="_Toc242731739"/>
+      <w:bookmarkStart w:id="24" w:name="_Toc242905084"/>
       <w:r>
         <w:t>3.3. Огляд інтерфейсу</w:t>
       </w:r>
-      <w:bookmarkEnd w:id="19"/>
+      <w:bookmarkEnd w:id="24"/>
     </w:p>
     <w:p>
       <w:r>
@@ -5753,16 +5340,10 @@
         <w:rPr>
           <w:b/>
         </w:rPr>
-        <w:lastRenderedPageBreak/>
         <w:t>панель фільтрів</w:t>
       </w:r>
       <w:r>
-        <w:t xml:space="preserve"> - період, клієнт, статус, діапазон суми; активні фільтри зберігаються</w:t>
-      </w:r>
-    </w:p>
-    <w:p>
-      <w:r>
-        <w:t xml:space="preserve">  в адресі сторінки, тому посилання можна передати колезі;</w:t>
+        <w:t xml:space="preserve"> - період, клієнт, статус, діапазон суми та сортування; активні фільтри зберігаються в адресі сторінки, тому посилання можна передати колезі;</w:t>
       </w:r>
     </w:p>
     <w:p>
@@ -5777,12 +5358,7 @@
         <w:t>робоча область</w:t>
       </w:r>
       <w:r>
-        <w:t xml:space="preserve"> - на широкому екрані таблиця (номер, клієнт, сума, статус, прогноз), на</w:t>
-      </w:r>
-    </w:p>
-    <w:p>
-      <w:r>
-        <w:t xml:space="preserve">  вузькому - набір карток; заголовки колонок сортують дані;</w:t>
+        <w:t xml:space="preserve"> - на широкому екрані таблиця (номер, клієнт, сума, статус, прогноз), на вузькому - набір карток; заголовки колонок сортують дані;</w:t>
       </w:r>
     </w:p>
     <w:p>
@@ -5797,7 +5373,7 @@
         <w:t>пагінація</w:t>
       </w:r>
       <w:r>
-        <w:t xml:space="preserve"> - перехід між сторінками та вибір розміру сторінки;</w:t>
+        <w:t xml:space="preserve"> - перехід між сторінками кнопками «Попередня» і «Наступна»;</w:t>
       </w:r>
     </w:p>
     <w:p>
@@ -5812,12 +5388,7 @@
         <w:t>панель «Режим перевірки»</w:t>
       </w:r>
       <w:r>
-        <w:t xml:space="preserve"> - службовий блок для демонстрації: перемикає стан даних</w:t>
-      </w:r>
-    </w:p>
-    <w:p>
-      <w:r>
-        <w:t xml:space="preserve">  (завантаження, порожній результат, помилка) і затримку відповіді;</w:t>
+        <w:t xml:space="preserve"> - службовий блок для демонстрації: перемикає стан даних (завантаження, порожній результат, помилка) і затримку відповіді;</w:t>
       </w:r>
     </w:p>
     <w:p>
@@ -5832,7 +5403,7 @@
         <w:t>кнопка «Експорт CSV»</w:t>
       </w:r>
       <w:r>
-        <w:t xml:space="preserve"> - вивантажує поточну вибірку.</w:t>
+        <w:t xml:space="preserve"> - вивантажує всю поточну вибірку.</w:t>
       </w:r>
     </w:p>
     <w:p>
@@ -5842,6 +5413,8 @@
     </w:p>
     <w:p>
       <w:pPr>
+        <w:keepNext/>
+        <w:spacing w:before="120"/>
         <w:ind w:firstLine="0"/>
         <w:jc w:val="center"/>
       </w:pPr>
@@ -5849,9 +5422,10 @@
         <w:rPr>
           <w:noProof/>
         </w:rPr>
+        <w:lastRenderedPageBreak/>
         <w:drawing>
-          <wp:inline distT="0" distB="0" distL="0" distR="0" wp14:anchorId="6223DB78" wp14:editId="14A77093">
-            <wp:extent cx="5940000" cy="2893846"/>
+          <wp:inline distT="0" distB="0" distL="0" distR="0" wp14:anchorId="166E58C5" wp14:editId="22502FB2">
+            <wp:extent cx="5760000" cy="2806154"/>
             <wp:effectExtent l="0" t="0" r="0" b="0"/>
             <wp:docPr id="4" name="Picture 4"/>
             <wp:cNvGraphicFramePr>
@@ -5873,7 +5447,7 @@
                   <pic:spPr>
                     <a:xfrm>
                       <a:off x="0" y="0"/>
-                      <a:ext cx="5940000" cy="2893846"/>
+                      <a:ext cx="5760000" cy="2806154"/>
                     </a:xfrm>
                     <a:prstGeom prst="rect">
                       <a:avLst/>
@@ -5888,6 +5462,7 @@
     </w:p>
     <w:p>
       <w:pPr>
+        <w:keepLines/>
         <w:spacing w:after="240" w:line="240" w:lineRule="auto"/>
         <w:ind w:firstLine="0"/>
         <w:jc w:val="center"/>
@@ -6237,14 +5812,7 @@
               <w:rPr>
                 <w:sz w:val="22"/>
               </w:rPr>
-              <w:t xml:space="preserve">перелік користувачів і зміна </w:t>
-            </w:r>
-            <w:r>
-              <w:rPr>
-                <w:sz w:val="22"/>
-              </w:rPr>
-              <w:lastRenderedPageBreak/>
-              <w:t>ролі (адміністратор)</w:t>
+              <w:t>перелік користувачів і зміна ролі (адміністратор)</w:t>
             </w:r>
           </w:p>
         </w:tc>
@@ -6256,22 +5824,35 @@
       </w:pPr>
     </w:p>
     <w:p>
+      <w:r>
+        <w:rPr>
+          <w:b/>
+        </w:rPr>
+        <w:t>Про дані на екрані «Аналітика».</w:t>
+      </w:r>
+      <w:r>
+        <w:t xml:space="preserve"> Показники якості моделі та важливість ознак тут синтетичні: вони слугують демонстрацією вигляду розділу, а не результатом навчання справжньої моделі. Про це прямо сказано на самому екрані, щоб числа не сприймали як реальну оцінку.</w:t>
+      </w:r>
+    </w:p>
+    <w:p>
       <w:pPr>
         <w:pStyle w:val="21"/>
       </w:pPr>
-      <w:bookmarkStart w:id="20" w:name="_Toc242731740"/>
+      <w:bookmarkStart w:id="25" w:name="_Toc242905085"/>
       <w:r>
         <w:t>3.4. Покрокова інструкція (основні процеси)</w:t>
       </w:r>
-      <w:bookmarkEnd w:id="20"/>
+      <w:bookmarkEnd w:id="25"/>
     </w:p>
     <w:p>
       <w:pPr>
         <w:pStyle w:val="31"/>
       </w:pPr>
+      <w:bookmarkStart w:id="26" w:name="_Toc242905086"/>
       <w:r>
         <w:t>Крок 1. Створення / введення даних</w:t>
       </w:r>
+      <w:bookmarkEnd w:id="26"/>
     </w:p>
     <w:p>
       <w:pPr>
@@ -6288,17 +5869,8 @@
         <w:ind w:firstLine="0"/>
       </w:pPr>
       <w:r>
-        <w:t>Виберіть потрібну вибірку замовлень: задайте період, клієнта, статус або діапазон суми в</w:t>
-      </w:r>
-    </w:p>
-    <w:p>
-      <w:r>
-        <w:t xml:space="preserve">   панелі фільтрів і натисніть «Застосувати». Список оновиться, а фільтри з'являться в адресі</w:t>
-      </w:r>
-    </w:p>
-    <w:p>
-      <w:r>
-        <w:t xml:space="preserve">   сторінки.</w:t>
+        <w:lastRenderedPageBreak/>
+        <w:t>Виберіть потрібну вибірку замовлень: задайте період, клієнта, статус або діапазон суми в панелі фільтрів і натисніть «Застосувати». Список оновиться, а фільтри з'являться в адресі сторінки.</w:t>
       </w:r>
     </w:p>
     <w:p>
@@ -6307,12 +5879,7 @@
         <w:ind w:firstLine="0"/>
       </w:pPr>
       <w:r>
-        <w:t>Щоб звузити вибірку до порожнього результату, задайте свідомо неіснуючу комбінацію (це</w:t>
-      </w:r>
-    </w:p>
-    <w:p>
-      <w:r>
-        <w:t xml:space="preserve">   зручно для перевірки стану «нічого не знайдено»).</w:t>
+        <w:t>Щоб побачити стан «нічого не знайдено», задайте свідомо неіснуючу комбінацію фільтрів.</w:t>
       </w:r>
     </w:p>
     <w:p>
@@ -6321,21 +5888,18 @@
         <w:ind w:firstLine="0"/>
       </w:pPr>
       <w:r>
-        <w:t>Адміністратор додатково може змінити роль користувача: екран «Користувачі» → вибір ролі в</w:t>
-      </w:r>
-    </w:p>
-    <w:p>
-      <w:r>
-        <w:t xml:space="preserve">   рядку → збереження (зміна відображається в списку одразу).</w:t>
+        <w:t>Адміністратор додатково може змінити роль користувача: екран «Користувачі» → вибір ролі в рядку → збереження (зміна відображається в списку одразу).</w:t>
       </w:r>
     </w:p>
     <w:p>
       <w:pPr>
         <w:pStyle w:val="31"/>
       </w:pPr>
+      <w:bookmarkStart w:id="27" w:name="_Toc242905087"/>
       <w:r>
         <w:t>Крок 2. Обробка / редагування</w:t>
       </w:r>
+      <w:bookmarkEnd w:id="27"/>
     </w:p>
     <w:p>
       <w:pPr>
@@ -6352,12 +5916,7 @@
         <w:ind w:firstLine="0"/>
       </w:pPr>
       <w:r>
-        <w:t>У картці видно реквізити замовлення, прогноз у відсотках, перелік чинників, що найбільше</w:t>
-      </w:r>
-    </w:p>
-    <w:p>
-      <w:r>
-        <w:t xml:space="preserve">   вплинули на результат, і історію змін прогнозу.</w:t>
+        <w:t>У картці видно реквізити замовлення, прогноз у відсотках, перелік чинників, що найбільше вплинули на результат, і історію змін прогнозу.</w:t>
       </w:r>
     </w:p>
     <w:p>
@@ -6375,22 +5934,7 @@
         <w:t>«Перерахувати прогноз»</w:t>
       </w:r>
       <w:r>
-        <w:t>. Кнопка проходить</w:t>
-      </w:r>
-    </w:p>
-    <w:p>
-      <w:r>
-        <w:t xml:space="preserve">   послідовно стани: наведено → натиснуто → завантаження (повторні натискання заблоковані, щоб</w:t>
-      </w:r>
-    </w:p>
-    <w:p>
-      <w:r>
-        <w:t xml:space="preserve">   не створити дубльованих запитів) → успіх (підтвердження зникає через 2 секунди) або помилка.</w:t>
-      </w:r>
-    </w:p>
-    <w:p>
-      <w:r>
-        <w:t xml:space="preserve">   У разі помилки натисніть кнопку ще раз для повторної спроби.</w:t>
+        <w:t>. Кнопка проходить послідовно стани: наведено → натиснуто → завантаження (повторні натискання заблоковані, щоб не створити дубльованих запитів) → успіх (підтвердження зникає через 2 секунди) або помилка. У разі помилки натисніть кнопку ще раз для повторної спроби.</w:t>
       </w:r>
     </w:p>
     <w:p>
@@ -6399,22 +5943,18 @@
         <w:ind w:firstLine="0"/>
       </w:pPr>
       <w:r>
-        <w:t>Поверніться до списку (пункт меню або кнопка «Назад» у браузері) - вибірка й сторінка</w:t>
-      </w:r>
-    </w:p>
-    <w:p>
-      <w:r>
-        <w:t xml:space="preserve">   збережуться, бо стан зберігається в адресі.</w:t>
+        <w:t>Поверніться до списку (пункт меню або кнопка «Назад» у браузері) - вибірка й сторінка збережуться, бо стан зберігається в адресі.</w:t>
       </w:r>
     </w:p>
     <w:p>
       <w:pPr>
         <w:pStyle w:val="31"/>
       </w:pPr>
-      <w:r>
-        <w:lastRenderedPageBreak/>
+      <w:bookmarkStart w:id="28" w:name="_Toc242905088"/>
+      <w:r>
         <w:t>Крок 3. Збереження / експорт</w:t>
       </w:r>
+      <w:bookmarkEnd w:id="28"/>
     </w:p>
     <w:p>
       <w:pPr>
@@ -6431,12 +5971,7 @@
         <w:t>«Експорт CSV»</w:t>
       </w:r>
       <w:r>
-        <w:t xml:space="preserve"> - буде вивантажено поточну вибірку з</w:t>
-      </w:r>
-    </w:p>
-    <w:p>
-      <w:r>
-        <w:t xml:space="preserve">   урахуванням активних фільтрів (файл відкривається в Excel; кирилиця не ламається).</w:t>
+        <w:t xml:space="preserve"> - буде вивантажено всю вибірку з урахуванням активних фільтрів (файл відкривається в Excel; кирилиця не ламається).</w:t>
       </w:r>
     </w:p>
     <w:p>
@@ -6445,12 +5980,7 @@
         <w:ind w:firstLine="0"/>
       </w:pPr>
       <w:r>
-        <w:t>Щоб передати конкретне замовлення колезі, відкрийте його картку й натисніть</w:t>
-      </w:r>
-    </w:p>
-    <w:p>
-      <w:r>
-        <w:t xml:space="preserve">   </w:t>
+        <w:t xml:space="preserve">Щоб передати конкретне замовлення колезі, відкрийте його картку й натисніть </w:t>
       </w:r>
       <w:r>
         <w:rPr>
@@ -6459,32 +5989,18 @@
         <w:t>«Копіювати посилання»</w:t>
       </w:r>
       <w:r>
-        <w:t xml:space="preserve"> - адреса скопіюється в буфер, а на екрані з'явиться підтвердження.</w:t>
-      </w:r>
-    </w:p>
-    <w:p>
-      <w:pPr>
-        <w:pStyle w:val="a"/>
-        <w:ind w:firstLine="0"/>
-      </w:pPr>
-      <w:r>
-        <w:t>Щоб зберегти налаштування вибірки «на потім», додайте сторінку в закладки - адреса вже</w:t>
-      </w:r>
-    </w:p>
-    <w:p>
-      <w:r>
-        <w:t xml:space="preserve">   містить усі фільтри й номер сторінки.</w:t>
+        <w:t xml:space="preserve"> - адреса сторінки картки скопіюється в буфер, а на екрані з'явиться підтвердження.</w:t>
       </w:r>
     </w:p>
     <w:p>
       <w:pPr>
         <w:pStyle w:val="21"/>
       </w:pPr>
-      <w:bookmarkStart w:id="21" w:name="_Toc242731741"/>
+      <w:bookmarkStart w:id="29" w:name="_Toc242905089"/>
       <w:r>
         <w:t>3.5. Довідка: стани інтерфейсу і що робити</w:t>
       </w:r>
-      <w:bookmarkEnd w:id="21"/>
+      <w:bookmarkEnd w:id="29"/>
     </w:p>
     <w:tbl>
       <w:tblPr>
@@ -6729,6 +6245,7 @@
               <w:rPr>
                 <w:sz w:val="22"/>
               </w:rPr>
+              <w:lastRenderedPageBreak/>
               <w:t>Жовтий банер «дані можуть бути застарілими»</w:t>
             </w:r>
           </w:p>
@@ -6880,23 +6397,18 @@
     </w:p>
     <w:p>
       <w:r>
-        <w:t>Схеми станів одного інтерфейсного елемента наведено в Розділі 1 (рисунки 2 і 3): кнопка</w:t>
-      </w:r>
-    </w:p>
-    <w:p>
-      <w:r>
-        <w:t>«Перерахувати прогноз» і панель списку замовлень.</w:t>
+        <w:t>Схеми станів одного інтерфейсного елемента наведено в Розділі 1 (рисунки 2 і 3): кнопка «Перерахувати прогноз» і панель списку замовлень.</w:t>
       </w:r>
     </w:p>
     <w:p>
       <w:pPr>
         <w:pStyle w:val="21"/>
       </w:pPr>
-      <w:bookmarkStart w:id="22" w:name="_Toc242731742"/>
+      <w:bookmarkStart w:id="30" w:name="_Toc242905090"/>
       <w:r>
         <w:t>3.6. Типові труднощі</w:t>
       </w:r>
-      <w:bookmarkEnd w:id="22"/>
+      <w:bookmarkEnd w:id="30"/>
     </w:p>
     <w:tbl>
       <w:tblPr>
@@ -7061,7 +6573,6 @@
               <w:rPr>
                 <w:sz w:val="22"/>
               </w:rPr>
-              <w:lastRenderedPageBreak/>
               <w:t>Немає пункту «Аналітика»</w:t>
             </w:r>
           </w:p>
@@ -7295,30 +6806,15 @@
       <w:pPr>
         <w:pStyle w:val="1"/>
       </w:pPr>
-      <w:bookmarkStart w:id="23" w:name="_Toc242731743"/>
-      <w:r>
-        <w:t>Висновки</w:t>
-      </w:r>
-      <w:bookmarkEnd w:id="23"/>
-    </w:p>
-    <w:p>
-      <w:r>
-        <w:t>Метою роботи було розробити клієнтську частину системи підтримки ухвалення рішень щодо</w:t>
-      </w:r>
-    </w:p>
-    <w:p>
-      <w:r>
-        <w:t>B2B-замовлень засобами React - тобто не просто «список із фільтром», а інструмент, який</w:t>
-      </w:r>
-    </w:p>
-    <w:p>
-      <w:r>
-        <w:t>пояснює менеджерові, за які замовлення братися першими. Мета досягнута: застосунок</w:t>
-      </w:r>
-    </w:p>
-    <w:p>
-      <w:r>
-        <w:t>реалізовано, зібрано, протестовано й перевірено в реальному браузері.</w:t>
+      <w:bookmarkStart w:id="31" w:name="_Toc242905091"/>
+      <w:r>
+        <w:t>ВИСНОВКИ</w:t>
+      </w:r>
+      <w:bookmarkEnd w:id="31"/>
+    </w:p>
+    <w:p>
+      <w:r>
+        <w:t>Метою роботи було розробити клієнтську частину системи підтримки ухвалення рішень щодо B2B-замовлень засобами React - тобто не просто «список із фільтром», а інструмент, який пояснює менеджерові, за які замовлення братися першими. Мета досягнута: застосунок реалізовано, зібрано, протестовано й перевірено в реальному браузері.</w:t>
       </w:r>
     </w:p>
     <w:p>
@@ -7329,32 +6825,7 @@
         <w:t>Що зроблено.</w:t>
       </w:r>
       <w:r>
-        <w:t xml:space="preserve"> Побудовано односторінковий застосунок на React 19 + Vite + TypeScript з</w:t>
-      </w:r>
-    </w:p>
-    <w:p>
-      <w:r>
-        <w:t>п'ятьма екранами: вхід, список замовлень, картка замовлення з прогнозом і чинниками впливу,</w:t>
-      </w:r>
-    </w:p>
-    <w:p>
-      <w:r>
-        <w:t>аналітика (метрики якості моделі та важливість ознак) і керування користувачами з поділом за</w:t>
-      </w:r>
-    </w:p>
-    <w:p>
-      <w:r>
-        <w:t>ролями. Дані надходять із mock-API на MSW, що імітує справжній сервер: затримки відповіді,</w:t>
-      </w:r>
-    </w:p>
-    <w:p>
-      <w:r>
-        <w:t>помилки 401/403/404/500 і обрив мережі, - тому всі стани інтерфейсу можна відтворити без</w:t>
-      </w:r>
-    </w:p>
-    <w:p>
-      <w:r>
-        <w:t>змін у коді (панель «Режим перевірки»).</w:t>
+        <w:t xml:space="preserve"> Побудовано односторінковий застосунок на React 19 + Vite 8 + TypeScript з п'ятьма екранами: вхід, список замовлень, картка замовлення з прогнозом і чинниками впливу, аналітика (метрики якості моделі та важливість ознак) і керування користувачами з поділом за ролями. Дані надходять із mock-API на MSW, що імітує справжній сервер: затримки відповіді, помилки 401/403/404/500 і обрив мережі, - тому всі стани інтерфейсу можна відтворити без змін у коді (панель «Режим перевірки»).</w:t>
       </w:r>
     </w:p>
     <w:p>
@@ -7362,6 +6833,7 @@
         <w:rPr>
           <w:b/>
         </w:rPr>
+        <w:lastRenderedPageBreak/>
         <w:t>Кількісні результати.</w:t>
       </w:r>
       <w:r>
@@ -7385,10 +6857,8 @@
         <w:t>npm run lint</w:t>
       </w:r>
       <w:r>
-        <w:t xml:space="preserve"> - без зауважень;</w:t>
-      </w:r>
-    </w:p>
-    <w:p>
+        <w:t xml:space="preserve"> - без зауважень; </w:t>
+      </w:r>
       <w:r>
         <w:rPr>
           <w:rFonts w:ascii="Consolas" w:hAnsi="Consolas"/>
@@ -7403,22 +6873,50 @@
         <w:rPr>
           <w:b/>
         </w:rPr>
-        <w:t>225 тестів у 18 файлах, усі пройдено</w:t>
-      </w:r>
-      <w:r>
-        <w:t xml:space="preserve">, покриття </w:t>
+        <w:t>230 тестів у 18 файлах, усі пройдено</w:t>
+      </w:r>
+      <w:r>
+        <w:t>. Покриття вимірюється лише для модулів логіки (</w:t>
+      </w:r>
+      <w:r>
+        <w:rPr>
+          <w:rFonts w:ascii="Consolas" w:hAnsi="Consolas"/>
+          <w:sz w:val="22"/>
+        </w:rPr>
+        <w:t>src/lib</w:t>
+      </w:r>
+      <w:r>
+        <w:t xml:space="preserve">, </w:t>
+      </w:r>
+      <w:r>
+        <w:rPr>
+          <w:rFonts w:ascii="Consolas" w:hAnsi="Consolas"/>
+          <w:sz w:val="22"/>
+        </w:rPr>
+        <w:t>src/api</w:t>
+      </w:r>
+      <w:r>
+        <w:t xml:space="preserve">, </w:t>
+      </w:r>
+      <w:r>
+        <w:rPr>
+          <w:rFonts w:ascii="Consolas" w:hAnsi="Consolas"/>
+          <w:sz w:val="22"/>
+        </w:rPr>
+        <w:t>src/mocks</w:t>
+      </w:r>
+      <w:r>
+        <w:t xml:space="preserve">) і становить </w:t>
       </w:r>
       <w:r>
         <w:rPr>
           <w:b/>
         </w:rPr>
-        <w:t>96,72 % тверджень</w:t>
-      </w:r>
-      <w:r>
-        <w:t xml:space="preserve"> і</w:t>
-      </w:r>
-    </w:p>
-    <w:p>
+        <w:t>96,74 % тверджень</w:t>
+      </w:r>
+      <w:r>
+        <w:t xml:space="preserve"> та </w:t>
+      </w:r>
       <w:r>
         <w:rPr>
           <w:b/>
@@ -7426,28 +6924,10 @@
         <w:t>98,49 % функцій</w:t>
       </w:r>
       <w:r>
-        <w:t>. Перевірка у справжньому браузері (Chromium/Edge) пройшла без жодної</w:t>
-      </w:r>
-    </w:p>
-    <w:p>
-      <w:r>
-        <w:t>помилки в консолі: виконано вхід під демонстраційним адміністратором, перехід між усіма</w:t>
-      </w:r>
-    </w:p>
-    <w:p>
-      <w:r>
-        <w:lastRenderedPageBreak/>
-        <w:t>екранами, перерахунок прогнозу (стан кнопки змінився), копіювання посилання (вміст буфера</w:t>
-      </w:r>
-    </w:p>
-    <w:p>
-      <w:r>
-        <w:t>обміну перевірено) та експорт CSV (файл завантажено, перевірено BOM, кирилицю й структуру</w:t>
-      </w:r>
-    </w:p>
-    <w:p>
-      <w:r>
-        <w:t>рядків).</w:t>
+        <w:t>; це не покриття всього застосунку. Перевірка у справжньому браузері (Chromium/Edge) пройшла без жодної помилки в консолі: виконано вхід під демонстраційним адміністратором, перехід між усіма екранами, перерахунок прогнозу (стан кнопки змінився), копіювання посилання (вміст</w:t>
+      </w:r>
+      <w:r>
+        <w:t xml:space="preserve"> буфера обміну перевірено) та експорт CSV (файл завантажено, перевірено BOM, кирилицю й структуру рядків).</w:t>
       </w:r>
     </w:p>
     <w:p>
@@ -7458,10 +6938,8 @@
         <w:t>Ключові технічні рішення.</w:t>
       </w:r>
       <w:r>
-        <w:t xml:space="preserve"> Серверний стан винесено в TanStack Query, а не в ручні</w:t>
-      </w:r>
-    </w:p>
-    <w:p>
+        <w:t xml:space="preserve"> Серверний стан винесено в TanStack Query, а не в ручні </w:t>
+      </w:r>
       <w:r>
         <w:rPr>
           <w:rFonts w:ascii="Consolas" w:hAnsi="Consolas"/>
@@ -7470,17 +6948,7 @@
         <w:t>useEffect</w:t>
       </w:r>
       <w:r>
-        <w:t>: кеш, повторні спроби та збереження попередніх даних під час оновлення дали</w:t>
-      </w:r>
-    </w:p>
-    <w:p>
-      <w:r>
-        <w:t>передбачувану поведінку екранів. Фільтри зберігаються в адресі сторінки, тому вибірку можна</w:t>
-      </w:r>
-    </w:p>
-    <w:p>
-      <w:r>
-        <w:t xml:space="preserve">передати посиланням. Токен доступу тримається лише в пам'яті модуля, </w:t>
+        <w:t xml:space="preserve">: кеш, повторні спроби та збереження попередніх даних під час оновлення дали передбачувану поведінку екранів. Фільтри зберігаються в адресі сторінки, тому вибірку можна передати посиланням. Токен доступу тримається лише в пам'яті модуля, </w:t>
       </w:r>
       <w:r>
         <w:rPr>
@@ -7489,15 +6957,8 @@
         </w:rPr>
         <w:t>dangerouslySetInnerHTML</w:t>
       </w:r>
-    </w:p>
-    <w:p>
-      <w:r>
-        <w:t>не використовується, повідомлення про невдалий вхід однакове для всіх видів відмови - ці</w:t>
-      </w:r>
-    </w:p>
-    <w:p>
-      <w:r>
-        <w:t>рішення описані в розділі 2 і свідомо обрані на користь захищеності.</w:t>
+      <w:r>
+        <w:t xml:space="preserve"> не використовується, повідомлення про невдалий вхід однакове для всіх видів відмови - ці рішення описані в розділі 2 і свідомо обрані на користь захищеності.</w:t>
       </w:r>
     </w:p>
     <w:p>
@@ -7508,27 +6969,10 @@
         <w:t>Чого зроблено не було (межі роботи).</w:t>
       </w:r>
       <w:r>
-        <w:t xml:space="preserve"> Реального бекенду й справжньої ML-моделі в проєкті</w:t>
-      </w:r>
-    </w:p>
-    <w:p>
-      <w:r>
-        <w:t>немає: прогноз - детермінована імітація на демонстраційних даних, автентифікація імітована на</w:t>
-      </w:r>
-    </w:p>
-    <w:p>
-      <w:r>
-        <w:t>MSW. Кросбраузерність заявлена за стандартними властивостями CSS і перевірена в Chromium та</w:t>
-      </w:r>
-    </w:p>
-    <w:p>
-      <w:r>
-        <w:t>Firefox; повний набір старих браузерів не тестувався. Мобільні застосунки, серверний рендеринг</w:t>
-      </w:r>
-    </w:p>
-    <w:p>
-      <w:r>
-        <w:t>і хмарне розгортання не передбачені завданням.</w:t>
+        <w:t xml:space="preserve"> Реального бекенду й справжньої ML-моделі в проєкті немає: прогноз - детермінована імітація на демонстраційних даних, метрики якості моделі на екрані «Аналітика» синтетичні, автентифікація імітована на MSW. Кросбраузерність заявлена за стандартними властивостями CSS і перевірена в браузерах на рушії Chromium (Chrome і Edge); повний набір рушіїв та старих браузерів не тестувався, інструментальний аудит контрасту не проводився. Мобільні застосунки, серверний рендеринг і хмарне розгортання не передбачені завда</w:t>
+      </w:r>
+      <w:r>
+        <w:t>нням.</w:t>
       </w:r>
     </w:p>
     <w:p>
@@ -7539,22 +6983,7 @@
         <w:t>Що дала робота.</w:t>
       </w:r>
       <w:r>
-        <w:t xml:space="preserve"> Найціннішим було не написання екранів, а проєктування поведінки: описати</w:t>
-      </w:r>
-    </w:p>
-    <w:p>
-      <w:r>
-        <w:t>п'ять станів даних і шість станів однієї кнопки, домовитися про контракт із API, розділити</w:t>
-      </w:r>
-    </w:p>
-    <w:p>
-      <w:r>
-        <w:t>код за предметними областями й довести логіку тестами. Саме тому застосунок поводиться</w:t>
-      </w:r>
-    </w:p>
-    <w:p>
-      <w:r>
-        <w:t>однаково на всіх екранах, а не «десь скелетон, а десь порожній екран».</w:t>
+        <w:t xml:space="preserve"> Найціннішим було не написання екранів, а проєктування поведінки: описати п'ять станів даних і шість станів однієї кнопки, домовитися про контракт із API, розділити код за предметними областями й довести логіку тестами. Саме тому застосунок поводиться однаково на всіх екранах, а не «десь скелетон, а десь порожній екран».</w:t>
       </w:r>
     </w:p>
     <w:p>
@@ -7565,18 +6994,7 @@
         <w:t>Напрями подальшого розвитку.</w:t>
       </w:r>
       <w:r>
-        <w:t xml:space="preserve"> Заміна mock-API на справжній бекенд (код екранів при цьому</w:t>
-      </w:r>
-    </w:p>
-    <w:p>
-      <w:r>
-        <w:t>не змінюється), додавання реальної моделі прогнозу, збереження вибірок за користувачем,</w:t>
-      </w:r>
-    </w:p>
-    <w:p>
-      <w:r>
-        <w:lastRenderedPageBreak/>
-        <w:t>експорт у XLSX із форматуванням та розширення аналітики порівнянням періодів.</w:t>
+        <w:t xml:space="preserve"> Заміна mock-API на справжній бекенд (код екранів при цьому не змінюється), додавання реальної моделі прогнозу й живлення розділу «Аналітика» справжніми метриками, збереження вибірок за користувачем, експорт у XLSX із форматуванням та розширення аналітики порівнянням періодів.</w:t>
       </w:r>
     </w:p>
     <w:p>
@@ -7588,12 +7006,12 @@
       <w:pPr>
         <w:pStyle w:val="1"/>
       </w:pPr>
-      <w:bookmarkStart w:id="24" w:name="_Toc242731744"/>
+      <w:bookmarkStart w:id="32" w:name="_Toc242905092"/>
       <w:r>
         <w:lastRenderedPageBreak/>
         <w:t>СПИСОК ВИКОРИСТАНИХ ДЖЕРЕЛ</w:t>
       </w:r>
-      <w:bookmarkEnd w:id="24"/>
+      <w:bookmarkEnd w:id="32"/>
     </w:p>
     <w:p>
       <w:pPr>
@@ -7601,17 +7019,7 @@
         <w:ind w:firstLine="0"/>
       </w:pPr>
       <w:r>
-        <w:t>ДСТУ 8302:2015. Інформація та документація. Бібліографічне посилання. Загальні положення</w:t>
-      </w:r>
-    </w:p>
-    <w:p>
-      <w:r>
-        <w:t xml:space="preserve">   та правила складання. [Уведено вперше; чинний від 2016-07-01]. Вид. офіц. Київ :</w:t>
-      </w:r>
-    </w:p>
-    <w:p>
-      <w:r>
-        <w:t xml:space="preserve">   ДП «УкрНДНЦ», 2016. 17 с.</w:t>
+        <w:t>Індивідуальний STEM-проєкт з ОК «Розробник фронтенду програмних систем» : методичні вказівки / Київ. нац. ун-т ім. Тараса Шевченка, Ф-т інформаційних технологій, каф. програмних систем і технологій. Київ, 2026. 3 с.</w:t>
       </w:r>
     </w:p>
     <w:p>
@@ -7620,12 +7028,7 @@
         <w:ind w:firstLine="0"/>
       </w:pPr>
       <w:r>
-        <w:t>Кафедра програмних систем і технологій. Напрями наукових досліджень : веб-сайт.</w:t>
-      </w:r>
-    </w:p>
-    <w:p>
-      <w:r>
-        <w:t xml:space="preserve">   URL: https://pst.knu.ua/research/areas/ (дата звернення: 12.10.2026).</w:t>
+        <w:t>Кафедра програмних систем і технологій. Напрями наукових досліджень : веб-сайт. URL: https://pst.knu.ua/research/areas/ (дата звернення: 14.10.2026).</w:t>
       </w:r>
     </w:p>
     <w:p>
@@ -7634,17 +7037,7 @@
         <w:ind w:firstLine="0"/>
       </w:pPr>
       <w:r>
-        <w:t>Індивідуальний STEM-проєкт з ОК «Розробник фронтенду програмних систем» : методичні</w:t>
-      </w:r>
-    </w:p>
-    <w:p>
-      <w:r>
-        <w:t xml:space="preserve">   вказівки / Київ. нац. ун-т ім. Тараса Шевченка, Ф-т інформаційних технологій, каф.</w:t>
-      </w:r>
-    </w:p>
-    <w:p>
-      <w:r>
-        <w:t xml:space="preserve">   програмних систем і технологій. Київ, 2026. 12 с.</w:t>
+        <w:t>ДСТУ 8302:2015. Інформація та документація. Бібліографічне посилання. Загальні положення та правила складання. [Уведено вперше; чинний від 2016-07-01]. Вид. офіц. Київ : ДП «УкрНДНЦ», 2016. 17 с.</w:t>
       </w:r>
     </w:p>
     <w:p>
@@ -7653,12 +7046,7 @@
         <w:ind w:firstLine="0"/>
       </w:pPr>
       <w:r>
-        <w:t>Мельник Р. Програмування веб-застосувань (фронт-енд та бек-енд) : навч. посіб. Львів :</w:t>
-      </w:r>
-    </w:p>
-    <w:p>
-      <w:r>
-        <w:t xml:space="preserve">   Львівська політехніка, 2018. 250 с.</w:t>
+        <w:t>React. Documentation : веб-сайт. URL: https://react.dev/ (дата звернення: 14.10.2026).</w:t>
       </w:r>
     </w:p>
     <w:p>
@@ -7667,12 +7055,7 @@
         <w:ind w:firstLine="0"/>
       </w:pPr>
       <w:r>
-        <w:t>Двірничук К. В., Вацек Д. О. Веб-програмування та веб-дизайн : навч. посіб. Чернівці :</w:t>
-      </w:r>
-    </w:p>
-    <w:p>
-      <w:r>
-        <w:t xml:space="preserve">   Чернівецький нац. ун-т ім. Ю. Федьковича, 2022. 472 с.</w:t>
+        <w:t>Vite. Getting Started : веб-сайт. URL: https://vite.dev/guide/ (дата звернення: 14.10.2026).</w:t>
       </w:r>
     </w:p>
     <w:p>
@@ -7681,7 +7064,7 @@
         <w:ind w:firstLine="0"/>
       </w:pPr>
       <w:r>
-        <w:t>React. Documentation : веб-сайт. URL: https://react.dev/ (дата звернення: 12.10.2026).</w:t>
+        <w:t>TypeScript. Documentation : веб-сайт. URL: https://www.typescriptlang.org/docs/ (дата звернення: 14.10.2026).</w:t>
       </w:r>
     </w:p>
     <w:p>
@@ -7690,7 +7073,7 @@
         <w:ind w:firstLine="0"/>
       </w:pPr>
       <w:r>
-        <w:t>Vite. Documentation : веб-сайт. URL: https://vite.dev/guide/ (дата звернення: 12.10.2026).</w:t>
+        <w:t>React Router. Route Module : веб-сайт. URL: https://reactrouter.com/start/framework/route-module (дата звернення: 14.10.2026).</w:t>
       </w:r>
     </w:p>
     <w:p>
@@ -7699,12 +7082,7 @@
         <w:ind w:firstLine="0"/>
       </w:pPr>
       <w:r>
-        <w:t>TypeScript. Documentation : веб-сайт. URL: https://www.typescriptlang.org/docs/</w:t>
-      </w:r>
-    </w:p>
-    <w:p>
-      <w:r>
-        <w:t xml:space="preserve">   (дата звернення: 12.10.2026).</w:t>
+        <w:t>TanStack Query. Overview : веб-сайт. URL: https://tanstack.com/query/latest/docs/framework/react/overview (дата звернення: 14.10.2026).</w:t>
       </w:r>
     </w:p>
     <w:p>
@@ -7713,12 +7091,7 @@
         <w:ind w:firstLine="0"/>
       </w:pPr>
       <w:r>
-        <w:t>React Router. Documentation : веб-сайт. URL: https://reactrouter.com/start/framework/route-module</w:t>
-      </w:r>
-    </w:p>
-    <w:p>
-      <w:r>
-        <w:t xml:space="preserve">   (дата звернення: 12.10.2026).</w:t>
+        <w:t>Mock Service Worker. Documentation : веб-сайт. URL: https://mswjs.io/docs/ (дата звернення: 14.10.2026).</w:t>
       </w:r>
     </w:p>
     <w:p>
@@ -7727,12 +7100,7 @@
         <w:ind w:firstLine="0"/>
       </w:pPr>
       <w:r>
-        <w:t>TanStack Query. Documentation : веб-сайт. URL: https://tanstack.com/query/latest/docs/framework/react/overview</w:t>
-      </w:r>
-    </w:p>
-    <w:p>
-      <w:r>
-        <w:t xml:space="preserve">    (дата звернення: 12.10.2026).</w:t>
+        <w:t>Recharts. Guide : веб-сайт. URL: https://recharts.org/en-US/guide (дата звернення: 14.10.2026).</w:t>
       </w:r>
     </w:p>
     <w:p>
@@ -7741,12 +7109,7 @@
         <w:ind w:firstLine="0"/>
       </w:pPr>
       <w:r>
-        <w:t>Mock Service Worker. Documentation : веб-сайт. URL: https://mswjs.io/docs/</w:t>
-      </w:r>
-    </w:p>
-    <w:p>
-      <w:r>
-        <w:t xml:space="preserve">    (дата звернення: 12.10.2026).</w:t>
+        <w:t>Vitest. Getting Started : веб-сайт. URL: https://vitest.dev/guide/ (дата звернення: 14.10.2026).</w:t>
       </w:r>
     </w:p>
     <w:p>
@@ -7755,12 +7118,7 @@
         <w:ind w:firstLine="0"/>
       </w:pPr>
       <w:r>
-        <w:t>Recharts. Documentation : веб-сайт. URL: https://recharts.org/en-US/guide</w:t>
-      </w:r>
-    </w:p>
-    <w:p>
-      <w:r>
-        <w:t xml:space="preserve">    (дата звернення: 12.10.2026).</w:t>
+        <w:t>Testing Library. React Testing Library : веб-сайт. URL: https://testing-library.com/docs/react-testing-library/intro/ (дата звернення: 14.10.2026).</w:t>
       </w:r>
     </w:p>
     <w:p>
@@ -7769,12 +7127,7 @@
         <w:ind w:firstLine="0"/>
       </w:pPr>
       <w:r>
-        <w:t>Vitest. Documentation : веб-сайт. URL: https://vitest.dev/guide/</w:t>
-      </w:r>
-    </w:p>
-    <w:p>
-      <w:r>
-        <w:t xml:space="preserve">    (дата звернення: 12.10.2026).</w:t>
+        <w:t>MDN Web Docs. Using media queries : веб-сайт. URL: https://developer.mozilla.org/en-US/docs/Web/CSS/CSS_media_queries/Using_media_queries (дата звернення: 14.10.2026).</w:t>
       </w:r>
     </w:p>
     <w:p>
@@ -7783,911 +7136,28 @@
         <w:ind w:firstLine="0"/>
       </w:pPr>
       <w:r>
-        <w:t>Testing Library. Documentation : веб-сайт. URL: https://testing-library.com/docs/react-testing-library/intro/</w:t>
-      </w:r>
-    </w:p>
-    <w:p>
-      <w:r>
-        <w:lastRenderedPageBreak/>
-        <w:t xml:space="preserve">    (дата звернення: 12.10.2026).</w:t>
-      </w:r>
-    </w:p>
-    <w:p>
-      <w:pPr>
-        <w:pStyle w:val="a"/>
-        <w:ind w:firstLine="0"/>
-      </w:pPr>
-      <w:r>
-        <w:t>MDN Web Docs. CSS: Media queries : веб-сайт. URL: https://developer.mozilla.org/en-US/docs/Web/CSS/Media_Queries/Using_media_queries</w:t>
-      </w:r>
-    </w:p>
-    <w:p>
-      <w:r>
-        <w:t xml:space="preserve">    (дата звернення: 12.10.2026).</w:t>
-      </w:r>
-    </w:p>
-    <w:p>
-      <w:pPr>
-        <w:pStyle w:val="a"/>
-        <w:ind w:firstLine="0"/>
-      </w:pPr>
-      <w:r>
-        <w:t>W3C. Web Content Accessibility Guidelines (WCAG) 2.2 : веб-сайт.</w:t>
-      </w:r>
-    </w:p>
-    <w:p>
-      <w:r>
-        <w:t xml:space="preserve">    URL: https://www.w3.org/TR/WCAG22/ (дата звернення: 12.10.2026).</w:t>
-      </w:r>
-    </w:p>
-    <w:p>
-      <w:pPr>
-        <w:pStyle w:val="a"/>
-        <w:ind w:firstLine="0"/>
-      </w:pPr>
-      <w:r>
-        <w:t>Nielsen J. Usability Engineering. San Francisco : Morgan Kaufmann, 1993. 362 p.</w:t>
-      </w:r>
-    </w:p>
-    <w:p>
-      <w:pPr>
-        <w:pStyle w:val="a"/>
-        <w:ind w:firstLine="0"/>
-      </w:pPr>
-      <w:r>
-        <w:t>Freeman E., Robson E. Head First JavaScript Programming. 2nd ed. Sebastopol : O'Reilly</w:t>
-      </w:r>
-    </w:p>
-    <w:p>
-      <w:r>
-        <w:t xml:space="preserve">    Media, 2024. 700 p.</w:t>
-      </w:r>
-    </w:p>
-    <w:p>
-      <w:pPr>
-        <w:pStyle w:val="21"/>
-      </w:pPr>
-      <w:bookmarkStart w:id="25" w:name="_Toc242731745"/>
-      <w:r>
-        <w:t>Відповідність «розділ записки → джерела»</w:t>
-      </w:r>
-      <w:bookmarkEnd w:id="25"/>
-    </w:p>
-    <w:tbl>
-      <w:tblPr>
-        <w:tblStyle w:val="aff2"/>
-        <w:tblW w:w="0" w:type="auto"/>
-        <w:jc w:val="center"/>
-        <w:tblLook w:val="04A0" w:firstRow="1" w:lastRow="0" w:firstColumn="1" w:lastColumn="0" w:noHBand="0" w:noVBand="1"/>
-      </w:tblPr>
-      <w:tblGrid>
-        <w:gridCol w:w="4819"/>
-        <w:gridCol w:w="4819"/>
-      </w:tblGrid>
-      <w:tr>
-        <w:trPr>
-          <w:jc w:val="center"/>
-        </w:trPr>
-        <w:tc>
-          <w:tcPr>
-            <w:tcW w:w="4819" w:type="dxa"/>
-          </w:tcPr>
-          <w:p>
-            <w:pPr>
-              <w:ind w:firstLine="0"/>
-            </w:pPr>
-            <w:r>
-              <w:rPr>
-                <w:b/>
-                <w:sz w:val="22"/>
-              </w:rPr>
-              <w:t>Розділ</w:t>
-            </w:r>
-          </w:p>
-        </w:tc>
-        <w:tc>
-          <w:tcPr>
-            <w:tcW w:w="4819" w:type="dxa"/>
-          </w:tcPr>
-          <w:p>
-            <w:pPr>
-              <w:ind w:firstLine="0"/>
-            </w:pPr>
-            <w:r>
-              <w:rPr>
-                <w:b/>
-                <w:sz w:val="22"/>
-              </w:rPr>
-              <w:t>Джерела</w:t>
-            </w:r>
-          </w:p>
-        </w:tc>
-      </w:tr>
-      <w:tr>
-        <w:trPr>
-          <w:jc w:val="center"/>
-        </w:trPr>
-        <w:tc>
-          <w:tcPr>
-            <w:tcW w:w="4819" w:type="dxa"/>
-          </w:tcPr>
-          <w:p>
-            <w:pPr>
-              <w:ind w:firstLine="0"/>
-            </w:pPr>
-            <w:r>
-              <w:rPr>
-                <w:sz w:val="22"/>
-              </w:rPr>
-              <w:t>Розділ 1 (проєктування)</w:t>
-            </w:r>
-          </w:p>
-        </w:tc>
-        <w:tc>
-          <w:tcPr>
-            <w:tcW w:w="4819" w:type="dxa"/>
-          </w:tcPr>
-          <w:p>
-            <w:pPr>
-              <w:ind w:firstLine="0"/>
-            </w:pPr>
-            <w:r>
-              <w:rPr>
-                <w:sz w:val="22"/>
-              </w:rPr>
-              <w:t>[1]-[3] (нормативні, напрями кафедри), [4], [5] (підручники)</w:t>
-            </w:r>
-          </w:p>
-        </w:tc>
-      </w:tr>
-      <w:tr>
-        <w:trPr>
-          <w:jc w:val="center"/>
-        </w:trPr>
-        <w:tc>
-          <w:tcPr>
-            <w:tcW w:w="4819" w:type="dxa"/>
-          </w:tcPr>
-          <w:p>
-            <w:pPr>
-              <w:ind w:firstLine="0"/>
-            </w:pPr>
-            <w:r>
-              <w:rPr>
-                <w:sz w:val="22"/>
-              </w:rPr>
-              <w:t>Розділ 2 (програмна реалізація)</w:t>
-            </w:r>
-          </w:p>
-        </w:tc>
-        <w:tc>
-          <w:tcPr>
-            <w:tcW w:w="4819" w:type="dxa"/>
-          </w:tcPr>
-          <w:p>
-            <w:pPr>
-              <w:ind w:firstLine="0"/>
-            </w:pPr>
-            <w:r>
-              <w:rPr>
-                <w:sz w:val="22"/>
-              </w:rPr>
-              <w:t>[6]-[14] (документація інструментів), [18]</w:t>
-            </w:r>
-          </w:p>
-        </w:tc>
-      </w:tr>
-      <w:tr>
-        <w:trPr>
-          <w:jc w:val="center"/>
-        </w:trPr>
-        <w:tc>
-          <w:tcPr>
-            <w:tcW w:w="4819" w:type="dxa"/>
-          </w:tcPr>
-          <w:p>
-            <w:pPr>
-              <w:ind w:firstLine="0"/>
-            </w:pPr>
-            <w:r>
-              <w:rPr>
-                <w:sz w:val="22"/>
-              </w:rPr>
-              <w:t>Розділ 3 (User Guide)</w:t>
-            </w:r>
-          </w:p>
-        </w:tc>
-        <w:tc>
-          <w:tcPr>
-            <w:tcW w:w="4819" w:type="dxa"/>
-          </w:tcPr>
-          <w:p>
-            <w:pPr>
-              <w:ind w:firstLine="0"/>
-            </w:pPr>
-            <w:r>
-              <w:rPr>
-                <w:sz w:val="22"/>
-              </w:rPr>
-              <w:t>[15], [16], [17]</w:t>
-            </w:r>
-          </w:p>
-        </w:tc>
-      </w:tr>
-      <w:tr>
-        <w:trPr>
-          <w:jc w:val="center"/>
-        </w:trPr>
-        <w:tc>
-          <w:tcPr>
-            <w:tcW w:w="4819" w:type="dxa"/>
-          </w:tcPr>
-          <w:p>
-            <w:pPr>
-              <w:ind w:firstLine="0"/>
-            </w:pPr>
-            <w:r>
-              <w:rPr>
-                <w:sz w:val="22"/>
-              </w:rPr>
-              <w:t>Висновок</w:t>
-            </w:r>
-          </w:p>
-        </w:tc>
-        <w:tc>
-          <w:tcPr>
-            <w:tcW w:w="4819" w:type="dxa"/>
-          </w:tcPr>
-          <w:p>
-            <w:pPr>
-              <w:ind w:firstLine="0"/>
-            </w:pPr>
-            <w:r>
-              <w:rPr>
-                <w:sz w:val="22"/>
-              </w:rPr>
-              <w:t>без посилань</w:t>
-            </w:r>
-          </w:p>
-        </w:tc>
-      </w:tr>
-    </w:tbl>
-    <w:p>
-      <w:pPr>
-        <w:spacing w:after="120"/>
-      </w:pPr>
+        <w:t>W3C. Web Content Accessibility Guidelines (WCAG) 2.2 : веб-сайт. URL: https://www.w3.org/TR/WCAG22/ (дата звернення: 14.10.2026).</w:t>
+      </w:r>
     </w:p>
     <w:p>
       <w:pPr>
         <w:pStyle w:val="1"/>
       </w:pPr>
-      <w:bookmarkStart w:id="26" w:name="_Toc242731746"/>
-      <w:r>
-        <w:t>ДОДАТОК А. Декларація про використання генеративного ШІ</w:t>
-      </w:r>
-      <w:bookmarkEnd w:id="26"/>
-    </w:p>
-    <w:p>
-      <w:pPr>
-        <w:pStyle w:val="1"/>
-      </w:pPr>
-      <w:bookmarkStart w:id="27" w:name="_Toc242731747"/>
-      <w:r>
-        <w:t>Декларація про використання генеративного штучного інтелекту (META-USAGE)</w:t>
-      </w:r>
-      <w:bookmarkEnd w:id="27"/>
-    </w:p>
-    <w:p>
-      <w:r>
-        <w:rPr>
-          <w:b/>
-        </w:rPr>
-        <w:t>Робота:</w:t>
-      </w:r>
-      <w:r>
-        <w:t xml:space="preserve"> індивідуальний STEM-проєкт з ОК «Розробник фронтенду програмних систем»</w:t>
-      </w:r>
-    </w:p>
-    <w:p>
-      <w:r>
-        <w:rPr>
-          <w:b/>
-        </w:rPr>
-        <w:t>Тема:</w:t>
-      </w:r>
-      <w:r>
-        <w:t xml:space="preserve"> «Розроблення клієнтської частини системи підтримки ухвалення рішень щодо B2B-замовлень засобами React»</w:t>
-      </w:r>
-    </w:p>
-    <w:p>
-      <w:r>
-        <w:rPr>
-          <w:b/>
-        </w:rPr>
-        <w:t>Виконавець:</w:t>
-      </w:r>
-      <w:r>
-        <w:t xml:space="preserve"> Олександр Маркграф, ІПЗ-31 (підгрупа 1)</w:t>
-      </w:r>
-    </w:p>
-    <w:p>
-      <w:r>
-        <w:rPr>
-          <w:b/>
-        </w:rPr>
-        <w:t>Дисциплінарна політика:</w:t>
-      </w:r>
-      <w:r>
-        <w:t xml:space="preserve"> рівень 2 - обмежено дозволене використання ШІ з обов'язковою</w:t>
-      </w:r>
-    </w:p>
-    <w:p>
-      <w:r>
-        <w:t>авторською адаптацією та інтерпретацією</w:t>
-      </w:r>
-    </w:p>
-    <w:p>
-      <w:r>
-        <w:rPr>
-          <w:b/>
-        </w:rPr>
-        <w:t>Дата подання декларації:</w:t>
-      </w:r>
-      <w:r>
-        <w:t xml:space="preserve"> 12.10.2026 (оновлюється в міру виконання роботи)</w:t>
-      </w:r>
-    </w:p>
-    <w:p>
-      <w:pPr>
-        <w:pStyle w:val="21"/>
-      </w:pPr>
-      <w:bookmarkStart w:id="28" w:name="_Toc242731748"/>
-      <w:r>
-        <w:t>1. Які інструменти використано</w:t>
-      </w:r>
-      <w:bookmarkEnd w:id="28"/>
-    </w:p>
-    <w:tbl>
-      <w:tblPr>
-        <w:tblStyle w:val="aff2"/>
-        <w:tblW w:w="0" w:type="auto"/>
-        <w:jc w:val="center"/>
-        <w:tblLook w:val="04A0" w:firstRow="1" w:lastRow="0" w:firstColumn="1" w:lastColumn="0" w:noHBand="0" w:noVBand="1"/>
-      </w:tblPr>
-      <w:tblGrid>
-        <w:gridCol w:w="3213"/>
-        <w:gridCol w:w="3213"/>
-        <w:gridCol w:w="3213"/>
-      </w:tblGrid>
-      <w:tr>
-        <w:trPr>
-          <w:jc w:val="center"/>
-        </w:trPr>
-        <w:tc>
-          <w:tcPr>
-            <w:tcW w:w="3213" w:type="dxa"/>
-          </w:tcPr>
-          <w:p>
-            <w:pPr>
-              <w:ind w:firstLine="0"/>
-            </w:pPr>
-            <w:r>
-              <w:rPr>
-                <w:b/>
-                <w:sz w:val="22"/>
-              </w:rPr>
-              <w:t>Інструмент</w:t>
-            </w:r>
-          </w:p>
-        </w:tc>
-        <w:tc>
-          <w:tcPr>
-            <w:tcW w:w="3213" w:type="dxa"/>
-          </w:tcPr>
-          <w:p>
-            <w:pPr>
-              <w:ind w:firstLine="0"/>
-            </w:pPr>
-            <w:r>
-              <w:rPr>
-                <w:b/>
-                <w:sz w:val="22"/>
-              </w:rPr>
-              <w:t>Модель</w:t>
-            </w:r>
-          </w:p>
-        </w:tc>
-        <w:tc>
-          <w:tcPr>
-            <w:tcW w:w="3213" w:type="dxa"/>
-          </w:tcPr>
-          <w:p>
-            <w:pPr>
-              <w:ind w:firstLine="0"/>
-            </w:pPr>
-            <w:r>
-              <w:rPr>
-                <w:b/>
-                <w:sz w:val="22"/>
-              </w:rPr>
-              <w:t>Межі використання</w:t>
-            </w:r>
-          </w:p>
-        </w:tc>
-      </w:tr>
-      <w:tr>
-        <w:trPr>
-          <w:jc w:val="center"/>
-        </w:trPr>
-        <w:tc>
-          <w:tcPr>
-            <w:tcW w:w="3213" w:type="dxa"/>
-          </w:tcPr>
-          <w:p>
-            <w:pPr>
-              <w:ind w:firstLine="0"/>
-            </w:pPr>
-            <w:r>
-              <w:rPr>
-                <w:sz w:val="22"/>
-              </w:rPr>
-              <w:t>Hermes Agent (асистент у терміналі/чаті)</w:t>
-            </w:r>
-          </w:p>
-        </w:tc>
-        <w:tc>
-          <w:tcPr>
-            <w:tcW w:w="3213" w:type="dxa"/>
-          </w:tcPr>
-          <w:p>
-            <w:pPr>
-              <w:ind w:firstLine="0"/>
-            </w:pPr>
-            <w:r>
-              <w:rPr>
-                <w:sz w:val="22"/>
-              </w:rPr>
-              <w:t>[вказати модель, яку фактично використано]</w:t>
-            </w:r>
-          </w:p>
-        </w:tc>
-        <w:tc>
-          <w:tcPr>
-            <w:tcW w:w="3213" w:type="dxa"/>
-          </w:tcPr>
-          <w:p>
-            <w:pPr>
-              <w:ind w:firstLine="0"/>
-            </w:pPr>
-            <w:r>
-              <w:rPr>
-                <w:sz w:val="22"/>
-              </w:rPr>
-              <w:t xml:space="preserve">генерація ідей, структура, чернетки тексту й коду, </w:t>
-            </w:r>
-            <w:r>
-              <w:rPr>
-                <w:sz w:val="22"/>
-              </w:rPr>
-              <w:lastRenderedPageBreak/>
-              <w:t>пояснення помилок</w:t>
-            </w:r>
-          </w:p>
-        </w:tc>
-      </w:tr>
-      <w:tr>
-        <w:trPr>
-          <w:jc w:val="center"/>
-        </w:trPr>
-        <w:tc>
-          <w:tcPr>
-            <w:tcW w:w="3213" w:type="dxa"/>
-          </w:tcPr>
-          <w:p>
-            <w:pPr>
-              <w:ind w:firstLine="0"/>
-            </w:pPr>
-            <w:r>
-              <w:rPr>
-                <w:sz w:val="22"/>
-              </w:rPr>
-              <w:lastRenderedPageBreak/>
-              <w:t>Вебпошук усередині асистента</w:t>
-            </w:r>
-          </w:p>
-        </w:tc>
-        <w:tc>
-          <w:tcPr>
-            <w:tcW w:w="3213" w:type="dxa"/>
-          </w:tcPr>
-          <w:p>
-            <w:pPr>
-              <w:ind w:firstLine="0"/>
-            </w:pPr>
-            <w:r>
-              <w:rPr>
-                <w:sz w:val="22"/>
-              </w:rPr>
-              <w:t>-</w:t>
-            </w:r>
-          </w:p>
-        </w:tc>
-        <w:tc>
-          <w:tcPr>
-            <w:tcW w:w="3213" w:type="dxa"/>
-          </w:tcPr>
-          <w:p>
-            <w:pPr>
-              <w:ind w:firstLine="0"/>
-            </w:pPr>
-            <w:r>
-              <w:rPr>
-                <w:sz w:val="22"/>
-              </w:rPr>
-              <w:t>пошук офіційної документації; усі зовнішні джерела зведено в §4</w:t>
-            </w:r>
-          </w:p>
-        </w:tc>
-      </w:tr>
-    </w:tbl>
-    <w:p>
-      <w:pPr>
-        <w:spacing w:after="120"/>
-      </w:pPr>
-    </w:p>
-    <w:p>
-      <w:r>
-        <w:t>Інші інструменти генеративного ШІ не використовувались. Дані з обмеженим доступом, персональні</w:t>
-      </w:r>
-    </w:p>
-    <w:p>
-      <w:r>
-        <w:t>дані третіх осіб і службова інформація до ШІ не передавались.</w:t>
-      </w:r>
-    </w:p>
-    <w:p>
-      <w:pPr>
-        <w:pStyle w:val="21"/>
-      </w:pPr>
-      <w:bookmarkStart w:id="29" w:name="_Toc242731749"/>
-      <w:r>
-        <w:t>2. Що саме виконував ШІ (дозволені категорії)</w:t>
-      </w:r>
-      <w:bookmarkEnd w:id="29"/>
-    </w:p>
-    <w:p>
-      <w:pPr>
-        <w:pStyle w:val="a"/>
-        <w:ind w:firstLine="0"/>
-      </w:pPr>
-      <w:r>
-        <w:rPr>
-          <w:b/>
-        </w:rPr>
-        <w:t>Генерування ідей</w:t>
-      </w:r>
-      <w:r>
-        <w:t xml:space="preserve"> - перелік можливих тем, екранів, станів інтерфейсу.</w:t>
-      </w:r>
-    </w:p>
-    <w:p>
-      <w:pPr>
-        <w:pStyle w:val="a"/>
-        <w:ind w:firstLine="0"/>
-      </w:pPr>
-      <w:r>
-        <w:rPr>
-          <w:b/>
-        </w:rPr>
-        <w:t>Структура тексту</w:t>
-      </w:r>
-      <w:r>
-        <w:t xml:space="preserve"> - каркас пояснювальної записки та керівництва користувача.</w:t>
-      </w:r>
-    </w:p>
-    <w:p>
-      <w:pPr>
-        <w:pStyle w:val="a"/>
-        <w:ind w:firstLine="0"/>
-      </w:pPr>
-      <w:r>
-        <w:rPr>
-          <w:b/>
-        </w:rPr>
-        <w:t>Варіанти формулювань</w:t>
-      </w:r>
-      <w:r>
-        <w:t xml:space="preserve"> - чернетки абзаців, які автор далі правив під свій виклад.</w:t>
-      </w:r>
-    </w:p>
-    <w:p>
-      <w:pPr>
-        <w:pStyle w:val="a"/>
-        <w:ind w:firstLine="0"/>
-      </w:pPr>
-      <w:r>
-        <w:rPr>
-          <w:b/>
-        </w:rPr>
-        <w:t>Пояснення</w:t>
-      </w:r>
-      <w:r>
-        <w:t xml:space="preserve"> - розбір понять (діаграма станів, mock-API, адаптивність) і пояснення</w:t>
-      </w:r>
-    </w:p>
-    <w:p>
-      <w:r>
-        <w:t xml:space="preserve">   повідомлень про помилки збірки/тестів.</w:t>
-      </w:r>
-    </w:p>
-    <w:p>
-      <w:pPr>
-        <w:pStyle w:val="a"/>
-        <w:ind w:firstLine="0"/>
-      </w:pPr>
-      <w:r>
-        <w:rPr>
-          <w:b/>
-        </w:rPr>
-        <w:t>Чернетки програмного коду</w:t>
-      </w:r>
-      <w:r>
-        <w:t xml:space="preserve"> - початкові версії компонентів і тестів; остаточна логіка,</w:t>
-      </w:r>
-    </w:p>
-    <w:p>
-      <w:r>
-        <w:t xml:space="preserve">   правки та перевірка - автором.</w:t>
-      </w:r>
-    </w:p>
-    <w:p>
-      <w:pPr>
-        <w:pStyle w:val="21"/>
-      </w:pPr>
-      <w:bookmarkStart w:id="30" w:name="_Toc242731750"/>
-      <w:r>
-        <w:t>3. Що саме виконав автор особисто (обов'язкова частина)</w:t>
-      </w:r>
-      <w:bookmarkEnd w:id="30"/>
-    </w:p>
-    <w:p>
-      <w:pPr>
-        <w:pStyle w:val="a0"/>
-        <w:ind w:firstLine="0"/>
-      </w:pPr>
-      <w:r>
-        <w:t>вибір теми, предметної області та функціональних вимог, узгодження формулювання з лектором;</w:t>
-      </w:r>
-    </w:p>
-    <w:p>
-      <w:pPr>
-        <w:pStyle w:val="a0"/>
-        <w:ind w:firstLine="0"/>
-      </w:pPr>
-      <w:r>
-        <w:t>побудова діаграм (користувача та станів) і написання їх вербального опису;</w:t>
-      </w:r>
-    </w:p>
-    <w:p>
-      <w:pPr>
-        <w:pStyle w:val="a0"/>
-        <w:ind w:firstLine="0"/>
-      </w:pPr>
-      <w:r>
-        <w:t>запуск застосунку на власній машині, перевірка кожного екрана в браузері, ручні прогони</w:t>
-      </w:r>
-    </w:p>
-    <w:p>
-      <w:r>
-        <w:t xml:space="preserve">  сценаріїв (вхід → список → картка → перерахунок прогнозу);</w:t>
-      </w:r>
-    </w:p>
-    <w:p>
-      <w:pPr>
-        <w:pStyle w:val="a0"/>
-        <w:ind w:firstLine="0"/>
-      </w:pPr>
-      <w:r>
-        <w:t xml:space="preserve">реальні прогони </w:t>
-      </w:r>
-      <w:r>
-        <w:rPr>
-          <w:rFonts w:ascii="Consolas" w:hAnsi="Consolas"/>
-          <w:sz w:val="22"/>
-        </w:rPr>
-        <w:t>npm ci</w:t>
-      </w:r>
-      <w:r>
-        <w:t xml:space="preserve">, </w:t>
-      </w:r>
-      <w:r>
-        <w:rPr>
-          <w:rFonts w:ascii="Consolas" w:hAnsi="Consolas"/>
-          <w:sz w:val="22"/>
-        </w:rPr>
-        <w:t>npm run build</w:t>
-      </w:r>
-      <w:r>
-        <w:t xml:space="preserve">, </w:t>
-      </w:r>
-      <w:r>
-        <w:rPr>
-          <w:rFonts w:ascii="Consolas" w:hAnsi="Consolas"/>
-          <w:sz w:val="22"/>
-        </w:rPr>
-        <w:t>npm run lint</w:t>
-      </w:r>
-      <w:r>
-        <w:t xml:space="preserve">, </w:t>
-      </w:r>
-      <w:r>
-        <w:rPr>
-          <w:rFonts w:ascii="Consolas" w:hAnsi="Consolas"/>
-          <w:sz w:val="22"/>
-        </w:rPr>
-        <w:t>npm test</w:t>
-      </w:r>
-      <w:r>
-        <w:t xml:space="preserve"> і фіксація їх виводу;</w:t>
-      </w:r>
-    </w:p>
-    <w:p>
-      <w:pPr>
-        <w:pStyle w:val="a0"/>
-        <w:ind w:firstLine="0"/>
-      </w:pPr>
-      <w:r>
-        <w:t>зміни в згенерованому коді: [перелічити власні правки - текстом, конкретно];</w:t>
-      </w:r>
-    </w:p>
-    <w:p>
-      <w:pPr>
-        <w:pStyle w:val="a0"/>
-        <w:ind w:firstLine="0"/>
-      </w:pPr>
-      <w:r>
-        <w:t>написання двох мікрозмін «на льоту» для захисту: [описати обидві];</w:t>
-      </w:r>
-    </w:p>
-    <w:p>
-      <w:pPr>
-        <w:pStyle w:val="a0"/>
-        <w:ind w:firstLine="0"/>
-      </w:pPr>
-      <w:r>
-        <w:t>фінальне вичитування тексту записки та відповідальність за кожне твердження.</w:t>
-      </w:r>
-    </w:p>
-    <w:p>
-      <w:pPr>
-        <w:pStyle w:val="21"/>
-      </w:pPr>
-      <w:bookmarkStart w:id="31" w:name="_Toc242731751"/>
-      <w:r>
-        <w:t>4. Використані джерела інформації (вебдоступ)</w:t>
-      </w:r>
-      <w:bookmarkEnd w:id="31"/>
-    </w:p>
-    <w:p>
-      <w:r>
-        <w:t>Усі джерела, до яких звертався асистент із вебдоступом, зведено в бібліографічний список</w:t>
-      </w:r>
-    </w:p>
-    <w:p>
-      <w:r>
-        <w:t>пояснювальної записки (див. розділ «Список використаних джерел», оформлений за</w:t>
-      </w:r>
-    </w:p>
-    <w:p>
-      <w:r>
-        <w:lastRenderedPageBreak/>
-        <w:t>ДСТУ 8302:2015). Окремо зазначаю: жодне з джерел не відтворено в роботі дослівно, всі</w:t>
-      </w:r>
-    </w:p>
-    <w:p>
-      <w:r>
-        <w:t>запозичені технічні факти перевірені на практиці запуском коду.</w:t>
-      </w:r>
-    </w:p>
-    <w:p>
-      <w:pPr>
-        <w:pStyle w:val="21"/>
-      </w:pPr>
-      <w:bookmarkStart w:id="32" w:name="_Toc242731752"/>
-      <w:r>
-        <w:t>5. Межі використання ШІ (чого не робилося)</w:t>
-      </w:r>
-      <w:bookmarkEnd w:id="32"/>
-    </w:p>
-    <w:p>
-      <w:pPr>
-        <w:pStyle w:val="a0"/>
-        <w:ind w:firstLine="0"/>
-      </w:pPr>
-      <w:r>
-        <w:t>до роботи не включено жодного згенерованого фрагмента без критичної перевірки та адаптації;</w:t>
-      </w:r>
-    </w:p>
-    <w:p>
-      <w:pPr>
-        <w:pStyle w:val="a0"/>
-        <w:ind w:firstLine="0"/>
-      </w:pPr>
-      <w:r>
-        <w:t>не використовувались інструменти, що формують узагальнений текст на основі вебджерел, без</w:t>
-      </w:r>
-    </w:p>
-    <w:p>
-      <w:r>
-        <w:t xml:space="preserve">  самостійної інтерпретації (вебпошук застосовувався лише для офіційної документації);</w:t>
-      </w:r>
-    </w:p>
-    <w:p>
-      <w:pPr>
-        <w:pStyle w:val="a0"/>
-        <w:ind w:firstLine="0"/>
-      </w:pPr>
-      <w:r>
-        <w:t>ШІ не використовувався для відповідей на захисті та не подавався як автор роботи;</w:t>
-      </w:r>
-    </w:p>
-    <w:p>
-      <w:pPr>
-        <w:pStyle w:val="a0"/>
-        <w:ind w:firstLine="0"/>
-      </w:pPr>
-      <w:r>
-        <w:t>код і текст перевірені запуском; усі наведені в записці результати (збірка, тести, покриття)</w:t>
-      </w:r>
-    </w:p>
-    <w:p>
-      <w:r>
-        <w:t xml:space="preserve">  отримані реальними прогонами, а не згенеровані.</w:t>
-      </w:r>
-    </w:p>
-    <w:p>
-      <w:pPr>
-        <w:pStyle w:val="21"/>
-      </w:pPr>
-      <w:bookmarkStart w:id="33" w:name="_Toc242731753"/>
-      <w:r>
-        <w:t>6. Чек-ліст автора перед поданням (заповнюється руками)</w:t>
+      <w:bookmarkStart w:id="33" w:name="_Toc242905093"/>
+      <w:r>
+        <w:t>ДОДАТОК А. Екранні знімки застосунку</w:t>
       </w:r>
       <w:bookmarkEnd w:id="33"/>
     </w:p>
     <w:p>
       <w:r>
-        <w:t>*Незаповнені пункти = декларація неповна; за політикою дисципліни недеклароване використання</w:t>
-      </w:r>
-    </w:p>
-    <w:p>
-      <w:r>
-        <w:t>ШІ тягне множник доброчесності M = 0,5, а подання чужої роботи як своєї - M = 0,0.*</w:t>
-      </w:r>
-    </w:p>
-    <w:p>
-      <w:r>
-        <w:br w:type="page"/>
-      </w:r>
-    </w:p>
-    <w:p>
-      <w:pPr>
-        <w:pStyle w:val="1"/>
-      </w:pPr>
-      <w:bookmarkStart w:id="34" w:name="_Toc242731754"/>
-      <w:r>
-        <w:lastRenderedPageBreak/>
-        <w:t>ДОДАТОК Б. Екранні знімки застосунку</w:t>
-      </w:r>
-      <w:bookmarkEnd w:id="34"/>
-    </w:p>
-    <w:p>
-      <w:r>
         <w:t>Знімки зроблено з реально запущеного застосунку в браузері Chromium (Microsoft Edge) після входу під демонстраційним адміністратором; помилок у консолі браузера - 0.</w:t>
       </w:r>
     </w:p>
     <w:p>
       <w:pPr>
+        <w:keepNext/>
+        <w:spacing w:before="120"/>
         <w:ind w:firstLine="0"/>
         <w:jc w:val="center"/>
       </w:pPr>
@@ -8695,9 +7165,10 @@
         <w:rPr>
           <w:noProof/>
         </w:rPr>
+        <w:lastRenderedPageBreak/>
         <w:drawing>
-          <wp:inline distT="0" distB="0" distL="0" distR="0" wp14:anchorId="7696730B" wp14:editId="04C85D51">
-            <wp:extent cx="5940000" cy="3712500"/>
+          <wp:inline distT="0" distB="0" distL="0" distR="0" wp14:anchorId="794286FE" wp14:editId="0841BB7B">
+            <wp:extent cx="5760000" cy="3600000"/>
             <wp:effectExtent l="0" t="0" r="0" b="0"/>
             <wp:docPr id="5" name="Picture 5"/>
             <wp:cNvGraphicFramePr>
@@ -8719,7 +7190,7 @@
                   <pic:spPr>
                     <a:xfrm>
                       <a:off x="0" y="0"/>
-                      <a:ext cx="5940000" cy="3712500"/>
+                      <a:ext cx="5760000" cy="3600000"/>
                     </a:xfrm>
                     <a:prstGeom prst="rect">
                       <a:avLst/>
@@ -8734,6 +7205,7 @@
     </w:p>
     <w:p>
       <w:pPr>
+        <w:keepLines/>
         <w:spacing w:after="240" w:line="240" w:lineRule="auto"/>
         <w:ind w:firstLine="0"/>
         <w:jc w:val="center"/>
@@ -8744,6 +7216,8 @@
     </w:p>
     <w:p>
       <w:pPr>
+        <w:keepNext/>
+        <w:spacing w:before="120"/>
         <w:ind w:firstLine="0"/>
         <w:jc w:val="center"/>
       </w:pPr>
@@ -8753,8 +7227,8 @@
         </w:rPr>
         <w:lastRenderedPageBreak/>
         <w:drawing>
-          <wp:inline distT="0" distB="0" distL="0" distR="0" wp14:anchorId="15B0AAB2" wp14:editId="35911FF8">
-            <wp:extent cx="5940000" cy="5325375"/>
+          <wp:inline distT="0" distB="0" distL="0" distR="0" wp14:anchorId="5CC2253D" wp14:editId="1F1B80E9">
+            <wp:extent cx="5760000" cy="5164000"/>
             <wp:effectExtent l="0" t="0" r="0" b="0"/>
             <wp:docPr id="6" name="Picture 6"/>
             <wp:cNvGraphicFramePr>
@@ -8776,7 +7250,7 @@
                   <pic:spPr>
                     <a:xfrm>
                       <a:off x="0" y="0"/>
-                      <a:ext cx="5940000" cy="5325375"/>
+                      <a:ext cx="5760000" cy="5164000"/>
                     </a:xfrm>
                     <a:prstGeom prst="rect">
                       <a:avLst/>
@@ -8791,6 +7265,7 @@
     </w:p>
     <w:p>
       <w:pPr>
+        <w:keepLines/>
         <w:spacing w:after="240" w:line="240" w:lineRule="auto"/>
         <w:ind w:firstLine="0"/>
         <w:jc w:val="center"/>
@@ -8801,6 +7276,8 @@
     </w:p>
     <w:p>
       <w:pPr>
+        <w:keepNext/>
+        <w:spacing w:before="120"/>
         <w:ind w:firstLine="0"/>
         <w:jc w:val="center"/>
       </w:pPr>
@@ -8810,8 +7287,8 @@
         </w:rPr>
         <w:lastRenderedPageBreak/>
         <w:drawing>
-          <wp:inline distT="0" distB="0" distL="0" distR="0" wp14:anchorId="1B843481" wp14:editId="39DEF050">
-            <wp:extent cx="5940000" cy="4537500"/>
+          <wp:inline distT="0" distB="0" distL="0" distR="0" wp14:anchorId="7D2D25C2" wp14:editId="480E8FBE">
+            <wp:extent cx="5760000" cy="4400000"/>
             <wp:effectExtent l="0" t="0" r="0" b="0"/>
             <wp:docPr id="7" name="Picture 7"/>
             <wp:cNvGraphicFramePr>
@@ -8833,7 +7310,7 @@
                   <pic:spPr>
                     <a:xfrm>
                       <a:off x="0" y="0"/>
-                      <a:ext cx="5940000" cy="4537500"/>
+                      <a:ext cx="5760000" cy="4400000"/>
                     </a:xfrm>
                     <a:prstGeom prst="rect">
                       <a:avLst/>
@@ -8848,6 +7325,7 @@
     </w:p>
     <w:p>
       <w:pPr>
+        <w:keepLines/>
         <w:spacing w:after="240" w:line="240" w:lineRule="auto"/>
         <w:ind w:firstLine="0"/>
         <w:jc w:val="center"/>
@@ -8858,6 +7336,8 @@
     </w:p>
     <w:p>
       <w:pPr>
+        <w:keepNext/>
+        <w:spacing w:before="120"/>
         <w:ind w:firstLine="0"/>
         <w:jc w:val="center"/>
       </w:pPr>
@@ -8867,8 +7347,8 @@
         </w:rPr>
         <w:lastRenderedPageBreak/>
         <w:drawing>
-          <wp:inline distT="0" distB="0" distL="0" distR="0" wp14:anchorId="38B5F06C" wp14:editId="36D54463">
-            <wp:extent cx="5940000" cy="4958250"/>
+          <wp:inline distT="0" distB="0" distL="0" distR="0" wp14:anchorId="71AD470F" wp14:editId="1F8BFEE4">
+            <wp:extent cx="5760000" cy="4808000"/>
             <wp:effectExtent l="0" t="0" r="0" b="0"/>
             <wp:docPr id="8" name="Picture 8"/>
             <wp:cNvGraphicFramePr>
@@ -8890,7 +7370,7 @@
                   <pic:spPr>
                     <a:xfrm>
                       <a:off x="0" y="0"/>
-                      <a:ext cx="5940000" cy="4958250"/>
+                      <a:ext cx="5760000" cy="4808000"/>
                     </a:xfrm>
                     <a:prstGeom prst="rect">
                       <a:avLst/>
@@ -8905,6 +7385,7 @@
     </w:p>
     <w:p>
       <w:pPr>
+        <w:keepLines/>
         <w:spacing w:after="240" w:line="240" w:lineRule="auto"/>
         <w:ind w:firstLine="0"/>
         <w:jc w:val="center"/>
@@ -8915,6 +7396,8 @@
     </w:p>
     <w:p>
       <w:pPr>
+        <w:keepNext/>
+        <w:spacing w:before="120"/>
         <w:ind w:firstLine="0"/>
         <w:jc w:val="center"/>
       </w:pPr>
@@ -8924,8 +7407,8 @@
         </w:rPr>
         <w:lastRenderedPageBreak/>
         <w:drawing>
-          <wp:inline distT="0" distB="0" distL="0" distR="0" wp14:anchorId="2EAD6C0C" wp14:editId="4E16D948">
-            <wp:extent cx="5940000" cy="4888125"/>
+          <wp:inline distT="0" distB="0" distL="0" distR="0" wp14:anchorId="58BE2ECB" wp14:editId="131603E8">
+            <wp:extent cx="5760000" cy="4740000"/>
             <wp:effectExtent l="0" t="0" r="0" b="0"/>
             <wp:docPr id="9" name="Picture 9"/>
             <wp:cNvGraphicFramePr>
@@ -8947,7 +7430,7 @@
                   <pic:spPr>
                     <a:xfrm>
                       <a:off x="0" y="0"/>
-                      <a:ext cx="5940000" cy="4888125"/>
+                      <a:ext cx="5760000" cy="4740000"/>
                     </a:xfrm>
                     <a:prstGeom prst="rect">
                       <a:avLst/>
@@ -8962,6 +7445,7 @@
     </w:p>
     <w:p>
       <w:pPr>
+        <w:keepLines/>
         <w:spacing w:after="240" w:line="240" w:lineRule="auto"/>
         <w:ind w:firstLine="0"/>
         <w:jc w:val="center"/>
@@ -8972,6 +7456,8 @@
     </w:p>
     <w:p>
       <w:pPr>
+        <w:keepNext/>
+        <w:spacing w:before="120"/>
         <w:ind w:firstLine="0"/>
         <w:jc w:val="center"/>
       </w:pPr>
@@ -8981,8 +7467,8 @@
         </w:rPr>
         <w:lastRenderedPageBreak/>
         <w:drawing>
-          <wp:inline distT="0" distB="0" distL="0" distR="0" wp14:anchorId="5D9A7F96" wp14:editId="0B1D94EE">
-            <wp:extent cx="5940000" cy="6092625"/>
+          <wp:inline distT="0" distB="0" distL="0" distR="0" wp14:anchorId="4EA08CCF" wp14:editId="0046BD84">
+            <wp:extent cx="5760000" cy="6044000"/>
             <wp:effectExtent l="0" t="0" r="0" b="0"/>
             <wp:docPr id="10" name="Picture 10"/>
             <wp:cNvGraphicFramePr>
@@ -9004,7 +7490,7 @@
                   <pic:spPr>
                     <a:xfrm>
                       <a:off x="0" y="0"/>
-                      <a:ext cx="5940000" cy="6092625"/>
+                      <a:ext cx="5760000" cy="6044000"/>
                     </a:xfrm>
                     <a:prstGeom prst="rect">
                       <a:avLst/>
@@ -9019,6 +7505,7 @@
     </w:p>
     <w:p>
       <w:pPr>
+        <w:keepLines/>
         <w:spacing w:after="240" w:line="240" w:lineRule="auto"/>
         <w:ind w:firstLine="0"/>
         <w:jc w:val="center"/>
@@ -9029,6 +7516,8 @@
     </w:p>
     <w:p>
       <w:pPr>
+        <w:keepNext/>
+        <w:spacing w:before="120"/>
         <w:ind w:firstLine="0"/>
         <w:jc w:val="center"/>
       </w:pPr>
@@ -9038,8 +7527,8 @@
         </w:rPr>
         <w:lastRenderedPageBreak/>
         <w:drawing>
-          <wp:inline distT="0" distB="0" distL="0" distR="0" wp14:anchorId="08E73679" wp14:editId="2921626D">
-            <wp:extent cx="5940000" cy="3712500"/>
+          <wp:inline distT="0" distB="0" distL="0" distR="0" wp14:anchorId="34E11C0A" wp14:editId="3AFD701F">
+            <wp:extent cx="5760000" cy="3600000"/>
             <wp:effectExtent l="0" t="0" r="0" b="0"/>
             <wp:docPr id="11" name="Picture 11"/>
             <wp:cNvGraphicFramePr>
@@ -9061,7 +7550,7 @@
                   <pic:spPr>
                     <a:xfrm>
                       <a:off x="0" y="0"/>
-                      <a:ext cx="5940000" cy="3712500"/>
+                      <a:ext cx="5760000" cy="3600000"/>
                     </a:xfrm>
                     <a:prstGeom prst="rect">
                       <a:avLst/>
@@ -9076,6 +7565,7 @@
     </w:p>
     <w:p>
       <w:pPr>
+        <w:keepLines/>
         <w:spacing w:after="240" w:line="240" w:lineRule="auto"/>
         <w:ind w:firstLine="0"/>
         <w:jc w:val="center"/>
@@ -9086,6 +7576,8 @@
     </w:p>
     <w:p>
       <w:pPr>
+        <w:keepNext/>
+        <w:spacing w:before="120"/>
         <w:ind w:firstLine="0"/>
         <w:jc w:val="center"/>
       </w:pPr>
@@ -9095,8 +7587,8 @@
         </w:rPr>
         <w:lastRenderedPageBreak/>
         <w:drawing>
-          <wp:inline distT="0" distB="0" distL="0" distR="0" wp14:anchorId="00C9B85B" wp14:editId="55B23CD8">
-            <wp:extent cx="2880000" cy="32994462"/>
+          <wp:inline distT="0" distB="0" distL="0" distR="0" wp14:anchorId="27C317E0" wp14:editId="0277B236">
+            <wp:extent cx="3334500" cy="6840000"/>
             <wp:effectExtent l="0" t="0" r="0" b="0"/>
             <wp:docPr id="12" name="Picture 12"/>
             <wp:cNvGraphicFramePr>
@@ -9118,7 +7610,7 @@
                   <pic:spPr>
                     <a:xfrm>
                       <a:off x="0" y="0"/>
-                      <a:ext cx="2880000" cy="32994462"/>
+                      <a:ext cx="3334500" cy="6840000"/>
                     </a:xfrm>
                     <a:prstGeom prst="rect">
                       <a:avLst/>
@@ -9133,43 +7625,45 @@
     </w:p>
     <w:p>
       <w:pPr>
+        <w:keepLines/>
         <w:spacing w:after="240" w:line="240" w:lineRule="auto"/>
         <w:ind w:firstLine="0"/>
         <w:jc w:val="center"/>
       </w:pPr>
       <w:r>
+        <w:t>Рисунок 12 - Мобільний список замовлень (фрагмент, ширина 390 px)</w:t>
+      </w:r>
+    </w:p>
+    <w:p>
+      <w:r>
+        <w:br w:type="page"/>
+      </w:r>
+    </w:p>
+    <w:p>
+      <w:pPr>
+        <w:pStyle w:val="1"/>
+      </w:pPr>
+      <w:bookmarkStart w:id="34" w:name="_Toc242905094"/>
+      <w:r>
         <w:lastRenderedPageBreak/>
-        <w:t>Рисунок 12 - Список замовлень на мобільній ширині (390 px)</w:t>
-      </w:r>
-    </w:p>
-    <w:p>
-      <w:r>
-        <w:br w:type="page"/>
-      </w:r>
-    </w:p>
-    <w:p>
-      <w:pPr>
-        <w:pStyle w:val="1"/>
-      </w:pPr>
-      <w:bookmarkStart w:id="35" w:name="_Toc242731755"/>
-      <w:r>
-        <w:lastRenderedPageBreak/>
-        <w:t>ДОДАТОК В. Вивід команд збірки, лінтера й тестів</w:t>
+        <w:t>ДОДАТОК Б. Вивід команд збірки, лінтера й тестів</w:t>
+      </w:r>
+      <w:bookmarkEnd w:id="34"/>
+    </w:p>
+    <w:p>
+      <w:r>
+        <w:t>Нижче наведено фактичний вивід команд, виконаних у каталозі app/ (скорочено лише шляхи до файлів збірки).</w:t>
+      </w:r>
+    </w:p>
+    <w:p>
+      <w:pPr>
+        <w:pStyle w:val="31"/>
+      </w:pPr>
+      <w:bookmarkStart w:id="35" w:name="_Toc242905095"/>
+      <w:r>
+        <w:t>Збірка: npm run build</w:t>
       </w:r>
       <w:bookmarkEnd w:id="35"/>
-    </w:p>
-    <w:p>
-      <w:r>
-        <w:t>Нижче наведено фактичний вивід команд, виконаних у каталозі app/ (скорочено лише шляхи до файлів збірки).</w:t>
-      </w:r>
-    </w:p>
-    <w:p>
-      <w:pPr>
-        <w:pStyle w:val="31"/>
-      </w:pPr>
-      <w:r>
-        <w:t>Збірка: npm run build</w:t>
-      </w:r>
     </w:p>
     <w:p>
       <w:pPr>
@@ -9378,7 +7872,7 @@
           <w:color w:val="1F2937"/>
           <w:sz w:val="18"/>
         </w:rPr>
-        <w:t>dist/assets/UsersPage-DmST1YXB.js         4.25 kB │ gzip:   1.77 kB</w:t>
+        <w:t>dist/assets/UsersPage-CwbIjoAv.js         4.25 kB │ gzip:   1.77 kB</w:t>
       </w:r>
     </w:p>
     <w:p>
@@ -9393,7 +7887,7 @@
           <w:color w:val="1F2937"/>
           <w:sz w:val="18"/>
         </w:rPr>
-        <w:t>dist/assets/index-MzN1rgLj.js           357.84 kB │ gzip: 111.12 kB</w:t>
+        <w:t>dist/assets/index-BszwNZCP.js           358.10 kB │ gzip: 111.21 kB</w:t>
       </w:r>
     </w:p>
     <w:p>
@@ -9408,7 +7902,7 @@
           <w:color w:val="1F2937"/>
           <w:sz w:val="18"/>
         </w:rPr>
-        <w:t>dist/assets/AnalyticsPage-DXFQsha3.js   392.61 kB │ gzip: 112.20 kB</w:t>
+        <w:t>dist/assets/AnalyticsPage-C7WBVdLC.js   392.91 kB │ gzip: 112.34 kB</w:t>
       </w:r>
     </w:p>
     <w:p>
@@ -9423,7 +7917,7 @@
           <w:color w:val="1F2937"/>
           <w:sz w:val="18"/>
         </w:rPr>
-        <w:t>dist/assets/browser-BS3VbJyL.js         427.67 kB │ gzip: 160.35 kB</w:t>
+        <w:t>dist/assets/browser-XnUwneBV.js         427.67 kB │ gzip: 160.35 kB</w:t>
       </w:r>
     </w:p>
     <w:p>
@@ -9453,7 +7947,7 @@
           <w:color w:val="1F2937"/>
           <w:sz w:val="18"/>
         </w:rPr>
-        <w:t>✓ built in 523ms</w:t>
+        <w:t>✓ built in 510ms</w:t>
       </w:r>
     </w:p>
     <w:p>
@@ -9475,9 +7969,11 @@
       <w:pPr>
         <w:pStyle w:val="31"/>
       </w:pPr>
+      <w:bookmarkStart w:id="36" w:name="_Toc242905096"/>
       <w:r>
         <w:t>Лінтер: npm run lint</w:t>
       </w:r>
+      <w:bookmarkEnd w:id="36"/>
     </w:p>
     <w:p>
       <w:pPr>
@@ -9558,9 +8054,11 @@
       <w:pPr>
         <w:pStyle w:val="31"/>
       </w:pPr>
+      <w:bookmarkStart w:id="37" w:name="_Toc242905097"/>
       <w:r>
         <w:t>Тести з покриттям: npm test</w:t>
       </w:r>
+      <w:bookmarkEnd w:id="37"/>
     </w:p>
     <w:p>
       <w:pPr>
@@ -9589,7 +8087,7 @@
           <w:color w:val="1F2937"/>
           <w:sz w:val="18"/>
         </w:rPr>
-        <w:t xml:space="preserve">      Tests  225 passed (225)</w:t>
+        <w:t xml:space="preserve">      Tests  230 passed (230)</w:t>
       </w:r>
     </w:p>
     <w:p>
@@ -9604,7 +8102,7 @@
           <w:color w:val="1F2937"/>
           <w:sz w:val="18"/>
         </w:rPr>
-        <w:t xml:space="preserve">   Duration  13.17s (environment 45%, tests 28%, setup 20%, import 5%, worker 2%, transform 1%)</w:t>
+        <w:t xml:space="preserve">   Duration  14.55s (environment 43%, tests 29%, setup 20%, import 5%, worker 2%, transform 1%)</w:t>
       </w:r>
     </w:p>
     <w:p>
@@ -9634,7 +8132,7 @@
           <w:color w:val="1F2937"/>
           <w:sz w:val="18"/>
         </w:rPr>
-        <w:t xml:space="preserve">All files        |   96.72 |    90.63 |   98.49 |      98 |                   </w:t>
+        <w:t xml:space="preserve">All files        |   96.74 |    90.74 |   98.49 |   98.01 |                   </w:t>
       </w:r>
     </w:p>
     <w:p>
@@ -9649,7 +8147,7 @@
           <w:color w:val="1F2937"/>
           <w:sz w:val="18"/>
         </w:rPr>
-        <w:t>Statements   : 96.72% ( 561/580 )</w:t>
+        <w:t>Statements   : 96.74% ( 565/584 )</w:t>
       </w:r>
     </w:p>
     <w:p>
@@ -9664,7 +8162,7 @@
           <w:color w:val="1F2937"/>
           <w:sz w:val="18"/>
         </w:rPr>
-        <w:t>Branches     : 90.63% ( 300/331 )</w:t>
+        <w:t>Branches     : 90.74% ( 304/335 )</w:t>
       </w:r>
     </w:p>
     <w:p>
@@ -9694,7 +8192,7 @@
           <w:color w:val="1F2937"/>
           <w:sz w:val="18"/>
         </w:rPr>
-        <w:t>Lines        : 98% ( 490/500 )</w:t>
+        <w:t>Lines        : 98.01% ( 493/503 )</w:t>
       </w:r>
     </w:p>
     <w:sectPr>
@@ -9960,31 +8458,31 @@
       </w:rPr>
     </w:lvl>
   </w:abstractNum>
-  <w:num w:numId="1" w16cid:durableId="1360592928">
+  <w:num w:numId="1" w16cid:durableId="802962059">
     <w:abstractNumId w:val="8"/>
   </w:num>
-  <w:num w:numId="2" w16cid:durableId="269708007">
+  <w:num w:numId="2" w16cid:durableId="999844208">
     <w:abstractNumId w:val="6"/>
   </w:num>
-  <w:num w:numId="3" w16cid:durableId="1998729557">
+  <w:num w:numId="3" w16cid:durableId="175654579">
     <w:abstractNumId w:val="5"/>
   </w:num>
-  <w:num w:numId="4" w16cid:durableId="1106341368">
+  <w:num w:numId="4" w16cid:durableId="1134642441">
     <w:abstractNumId w:val="4"/>
   </w:num>
-  <w:num w:numId="5" w16cid:durableId="2007857643">
+  <w:num w:numId="5" w16cid:durableId="1906640513">
     <w:abstractNumId w:val="7"/>
   </w:num>
-  <w:num w:numId="6" w16cid:durableId="1632056125">
+  <w:num w:numId="6" w16cid:durableId="247931567">
     <w:abstractNumId w:val="3"/>
   </w:num>
-  <w:num w:numId="7" w16cid:durableId="1606769081">
+  <w:num w:numId="7" w16cid:durableId="1819689743">
     <w:abstractNumId w:val="2"/>
   </w:num>
-  <w:num w:numId="8" w16cid:durableId="296687379">
+  <w:num w:numId="8" w16cid:durableId="1898517389">
     <w:abstractNumId w:val="1"/>
   </w:num>
-  <w:num w:numId="9" w16cid:durableId="2115787140">
+  <w:num w:numId="9" w16cid:durableId="644629273">
     <w:abstractNumId w:val="0"/>
   </w:num>
 </w:numbering>
@@ -21391,7 +19889,7 @@
     <w:autoRedefine/>
     <w:uiPriority w:val="39"/>
     <w:unhideWhenUsed/>
-    <w:rsid w:val="00C61B9A"/>
+    <w:rsid w:val="008541FE"/>
     <w:pPr>
       <w:spacing w:after="100"/>
     </w:pPr>
@@ -21403,10 +19901,23 @@
     <w:autoRedefine/>
     <w:uiPriority w:val="39"/>
     <w:unhideWhenUsed/>
-    <w:rsid w:val="00C61B9A"/>
+    <w:rsid w:val="008541FE"/>
     <w:pPr>
       <w:spacing w:after="100"/>
       <w:ind w:left="240"/>
+    </w:pPr>
+  </w:style>
+  <w:style w:type="paragraph" w:styleId="3f">
+    <w:name w:val="toc 3"/>
+    <w:basedOn w:val="a1"/>
+    <w:next w:val="a1"/>
+    <w:autoRedefine/>
+    <w:uiPriority w:val="39"/>
+    <w:unhideWhenUsed/>
+    <w:rsid w:val="008541FE"/>
+    <w:pPr>
+      <w:spacing w:after="100"/>
+      <w:ind w:left="480"/>
     </w:pPr>
   </w:style>
   <w:style w:type="character" w:styleId="affa">
@@ -21414,7 +19925,7 @@
     <w:basedOn w:val="a2"/>
     <w:uiPriority w:val="99"/>
     <w:unhideWhenUsed/>
-    <w:rsid w:val="00C61B9A"/>
+    <w:rsid w:val="008541FE"/>
     <w:rPr>
       <w:color w:val="0000FF" w:themeColor="hyperlink"/>
       <w:u w:val="single"/>
